--- a/public/LETTER_TEMPLATE_FINAL.docx
+++ b/public/LETTER_TEMPLATE_FINAL.docx
@@ -1,6 +1,6 @@
 
 <file path=word/document.xml><?xml version="1.0" encoding="utf-8"?>
-<w:document xmlns:wpc="http://schemas.microsoft.com/office/word/2010/wordprocessingCanvas" xmlns:cx="http://schemas.microsoft.com/office/drawing/2014/chartex" xmlns:cx1="http://schemas.microsoft.com/office/drawing/2015/9/8/chartex" xmlns:cx2="http://schemas.microsoft.com/office/drawing/2015/10/21/chartex" xmlns:cx3="http://schemas.microsoft.com/office/drawing/2016/5/9/chartex" xmlns:cx4="http://schemas.microsoft.com/office/drawing/2016/5/10/chartex" xmlns:cx5="http://schemas.microsoft.com/office/drawing/2016/5/11/chartex" xmlns:cx6="http://schemas.microsoft.com/office/drawing/2016/5/12/chartex" xmlns:cx7="http://schemas.microsoft.com/office/drawing/2016/5/13/chartex" xmlns:cx8="http://schemas.microsoft.com/office/drawing/2016/5/14/chartex" xmlns:mc="http://schemas.openxmlformats.org/markup-compatibility/2006" xmlns:aink="http://schemas.microsoft.com/office/drawing/2016/ink" xmlns:am3d="http://schemas.microsoft.com/office/drawing/2017/model3d" xmlns:o="urn:schemas-microsoft-com:office:office" xmlns:oel="http://schemas.microsoft.com/office/2019/extlst" xmlns:r="http://schemas.openxmlformats.org/officeDocument/2006/relationships" xmlns:m="http://schemas.openxmlformats.org/officeDocument/2006/math" xmlns:v="urn:schemas-microsoft-com:vml" xmlns:wp14="http://schemas.microsoft.com/office/word/2010/wordprocessingDrawing" xmlns:wp="http://schemas.openxmlformats.org/drawingml/2006/wordprocessingDrawing" xmlns:w10="urn:schemas-microsoft-com:office:word" xmlns:w="http://schemas.openxmlformats.org/wordprocessingml/2006/main" xmlns:w14="http://schemas.microsoft.com/office/word/2010/wordml" xmlns:w15="http://schemas.microsoft.com/office/word/2012/wordml" xmlns:w16cex="http://schemas.microsoft.com/office/word/2018/wordml/cex" xmlns:w16cid="http://schemas.microsoft.com/office/word/2016/wordml/cid" xmlns:w16="http://schemas.microsoft.com/office/word/2018/wordml" xmlns:w16du="http://schemas.microsoft.com/office/word/2023/wordml/word16du" xmlns:w16sdtdh="http://schemas.microsoft.com/office/word/2020/wordml/sdtdatahash" xmlns:w16se="http://schemas.microsoft.com/office/word/2015/wordml/symex" xmlns:wpg="http://schemas.microsoft.com/office/word/2010/wordprocessingGroup" xmlns:wpi="http://schemas.microsoft.com/office/word/2010/wordprocessingInk" xmlns:wne="http://schemas.microsoft.com/office/word/2006/wordml" xmlns:wps="http://schemas.microsoft.com/office/word/2010/wordprocessingShape" mc:Ignorable="w14 w15 w16se w16cid w16 w16cex w16sdtdh w16du wp14">
+<w:document xmlns:wpc="http://schemas.microsoft.com/office/word/2010/wordprocessingCanvas" xmlns:cx="http://schemas.microsoft.com/office/drawing/2014/chartex" xmlns:cx1="http://schemas.microsoft.com/office/drawing/2015/9/8/chartex" xmlns:cx2="http://schemas.microsoft.com/office/drawing/2015/10/21/chartex" xmlns:cx3="http://schemas.microsoft.com/office/drawing/2016/5/9/chartex" xmlns:cx4="http://schemas.microsoft.com/office/drawing/2016/5/10/chartex" xmlns:cx5="http://schemas.microsoft.com/office/drawing/2016/5/11/chartex" xmlns:cx6="http://schemas.microsoft.com/office/drawing/2016/5/12/chartex" xmlns:cx7="http://schemas.microsoft.com/office/drawing/2016/5/13/chartex" xmlns:cx8="http://schemas.microsoft.com/office/drawing/2016/5/14/chartex" xmlns:mc="http://schemas.openxmlformats.org/markup-compatibility/2006" xmlns:aink="http://schemas.microsoft.com/office/drawing/2016/ink" xmlns:am3d="http://schemas.microsoft.com/office/drawing/2017/model3d" xmlns:o="urn:schemas-microsoft-com:office:office" xmlns:oel="http://schemas.microsoft.com/office/2019/extlst" xmlns:r="http://schemas.openxmlformats.org/officeDocument/2006/relationships" xmlns:m="http://schemas.openxmlformats.org/officeDocument/2006/math" xmlns:v="urn:schemas-microsoft-com:vml" xmlns:wp14="http://schemas.microsoft.com/office/word/2010/wordprocessingDrawing" xmlns:wp="http://schemas.openxmlformats.org/drawingml/2006/wordprocessingDrawing" xmlns:w10="urn:schemas-microsoft-com:office:word" xmlns:w="http://schemas.openxmlformats.org/wordprocessingml/2006/main" xmlns:w14="http://schemas.microsoft.com/office/word/2010/wordml" xmlns:w15="http://schemas.microsoft.com/office/word/2012/wordml" xmlns:w16cex="http://schemas.microsoft.com/office/word/2018/wordml/cex" xmlns:w16cid="http://schemas.microsoft.com/office/word/2016/wordml/cid" xmlns:w16="http://schemas.microsoft.com/office/word/2018/wordml" xmlns:w16du="http://schemas.microsoft.com/office/word/2023/wordml/word16du" xmlns:w16sdtdh="http://schemas.microsoft.com/office/word/2020/wordml/sdtdatahash" xmlns:w16sdtfl="http://schemas.microsoft.com/office/word/2024/wordml/sdtformatlock" xmlns:w16se="http://schemas.microsoft.com/office/word/2015/wordml/symex" xmlns:wpg="http://schemas.microsoft.com/office/word/2010/wordprocessingGroup" xmlns:wpi="http://schemas.microsoft.com/office/word/2010/wordprocessingInk" xmlns:wne="http://schemas.microsoft.com/office/word/2006/wordml" xmlns:wps="http://schemas.microsoft.com/office/word/2010/wordprocessingShape" mc:Ignorable="w14 w15 w16se w16cid w16 w16cex w16sdtdh w16sdtfl w16du wp14">
   <w:body>
     <w:p>
       <w:pPr>
@@ -5253,7 +5253,7 @@
                   </wp:anchor>
                 </w:drawing>
               </mc:Choice>
-              <mc:Fallback xmlns:a14="http://schemas.microsoft.com/office/drawing/2010/main" xmlns:pic="http://schemas.openxmlformats.org/drawingml/2006/picture" xmlns:adec="http://schemas.microsoft.com/office/drawing/2017/decorative" xmlns:a="http://schemas.openxmlformats.org/drawingml/2006/main">
+              <mc:Fallback xmlns:a="http://schemas.openxmlformats.org/drawingml/2006/main" xmlns:adec="http://schemas.microsoft.com/office/drawing/2017/decorative" xmlns:pic="http://schemas.openxmlformats.org/drawingml/2006/picture" xmlns:a14="http://schemas.microsoft.com/office/drawing/2010/main">
                 <w:pict w14:anchorId="6956BEE0">
                   <v:group id="Group 1446139588" style="position:absolute;margin-left:-72.5pt;margin-top:1pt;width:612.7pt;height:855.5pt;z-index:-251655168;mso-position-vertical-relative:page;mso-width-relative:margin;mso-height-relative:margin" alt="&quot;&quot;" coordsize="77793,100598" o:spid="_x0000_s1026" w14:anchorId="1B95ADE6" o:gfxdata="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">
                     <v:group id="Graphic 21" style="position:absolute;width:30587;height:28399" alt="&quot;&quot;" coordsize="30587,28399" o:spid="_x0000_s1027" o:gfxdata="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">
@@ -5786,7 +5786,7 @@
         </w:rPr>
         <w:t xml:space="preserve"> </w:t>
       </w:r>
-      <w:hyperlink r:id="rId7" w:history="1">
+      <w:hyperlink r:id="rId10" w:history="1">
         <w:r>
           <w:rPr>
             <w:rStyle w:val="Hyperlink"/>
@@ -5903,7 +5903,7 @@
           <w:b/>
           <w:bCs/>
         </w:rPr>
-        <w:t xml:space="preserve">RE: {patientName}</w:t>
+        <w:t>RE: {patientName}</w:t>
       </w:r>
     </w:p>
     <w:p>
@@ -5920,7 +5920,7 @@
           <w:b/>
           <w:bCs/>
         </w:rPr>
-        <w:t xml:space="preserve">DOB: {patientDOB}</w:t>
+        <w:t>DOB: {patientDOB}</w:t>
       </w:r>
     </w:p>
     <w:p>
@@ -5937,7 +5937,7 @@
           <w:b/>
           <w:bCs/>
         </w:rPr>
-        <w:t xml:space="preserve">Contact Number: {patientContact}</w:t>
+        <w:t>Contact Number: {patientContact}</w:t>
       </w:r>
     </w:p>
     <w:p>
@@ -5954,7 +5954,7 @@
           <w:b/>
           <w:bCs/>
         </w:rPr>
-        <w:t xml:space="preserve">Address: {patientAddress}</w:t>
+        <w:t>Address: {patientAddress}</w:t>
       </w:r>
     </w:p>
     <w:p>
@@ -5981,7 +5981,7 @@
         <w:rPr>
           <w:rFonts w:ascii="Aptos" w:hAnsi="Aptos" w:cs="Arial"/>
         </w:rPr>
-        <w:t xml:space="preserve">Dear {salutation},</w:t>
+        <w:t>Dear {salutation},</w:t>
       </w:r>
     </w:p>
     <w:p>
@@ -6123,35 +6123,6 @@
     <w:p/>
     <w:p/>
     <w:p>
-      <w:pPr>
-        <w:rPr>
-          <w:u w:val="single"/>
-        </w:rPr>
-      </w:pPr>
-      <w:r>
-        <w:rPr>
-          <w:u w:val="single"/>
-        </w:rPr>
-        <w:t>Plan</w:t>
-      </w:r>
-    </w:p>
-    <w:p>
-      <w:pPr>
-        <w:pStyle w:val="ListParagraph"/>
-        <w:numPr>
-          <w:ilvl w:val="0"/>
-          <w:numId w:val="6"/>
-        </w:numPr>
-      </w:pPr>
-      <w:r>
-        <w:rPr>
-          <w:rFonts w:ascii="Aptos" w:hAnsi="Aptos"/>
-        </w:rPr>
-        <w:t>{#plan}{item}{/plan}</w:t>
-      </w:r>
-    </w:p>
-    <w:p/>
-    <w:p>
       <w:r>
         <w:t>T</w:t>
       </w:r>
@@ -6240,7 +6211,7 @@
                     <pic:cNvPicPr/>
                   </pic:nvPicPr>
                   <pic:blipFill>
-                    <a:blip r:embed="rId8" cstate="print">
+                    <a:blip r:embed="rId11" cstate="print">
                       <a:extLst>
                         <a:ext uri="{28A0092B-C50C-407E-A947-70E740481C1C}">
                           <a14:useLocalDpi xmlns:a14="http://schemas.microsoft.com/office/drawing/2010/main" val="0"/>
@@ -11583,7 +11554,7 @@
               </wp:anchor>
             </w:drawing>
           </mc:Choice>
-          <mc:Fallback xmlns:adec="http://schemas.microsoft.com/office/drawing/2017/decorative" xmlns:a="http://schemas.openxmlformats.org/drawingml/2006/main" xmlns:a14="http://schemas.microsoft.com/office/drawing/2010/main" xmlns:pic="http://schemas.openxmlformats.org/drawingml/2006/picture">
+          <mc:Fallback xmlns:pic="http://schemas.openxmlformats.org/drawingml/2006/picture" xmlns:a14="http://schemas.microsoft.com/office/drawing/2010/main" xmlns:a="http://schemas.openxmlformats.org/drawingml/2006/main" xmlns:adec="http://schemas.microsoft.com/office/drawing/2017/decorative">
             <w:pict w14:anchorId="49D1FD78">
               <v:group id="Group 1755350296" style="position:absolute;margin-left:-86.35pt;margin-top:-4.05pt;width:612.7pt;height:855.5pt;z-index:-251657216;mso-position-vertical-relative:page;mso-width-relative:margin;mso-height-relative:margin" alt="&quot;&quot;" coordsize="77793,100598" o:spid="_x0000_s1026" w14:anchorId="630199C1" o:gfxdata="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">
                 <v:group id="Graphic 21" style="position:absolute;width:30587;height:28399" alt="&quot;&quot;" coordsize="30587,28399" o:spid="_x0000_s1027" o:gfxdata="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">
@@ -11903,8 +11874,8 @@
       </w:r>
     </w:p>
     <w:sectPr>
-      <w:headerReference w:type="default" r:id="rId9"/>
-      <w:footerReference w:type="default" r:id="rId10"/>
+      <w:headerReference w:type="default" r:id="rId12"/>
+      <w:footerReference w:type="default" r:id="rId13"/>
       <w:pgSz w:w="11906" w:h="16838"/>
       <w:pgMar w:top="57" w:right="1440" w:bottom="1440" w:left="1440" w:header="708" w:footer="708" w:gutter="0"/>
       <w:cols w:space="708"/>
@@ -11915,7 +11886,7 @@
 </file>
 
 <file path=word/endnotes.xml><?xml version="1.0" encoding="utf-8"?>
-<w:endnotes xmlns:wpc="http://schemas.microsoft.com/office/word/2010/wordprocessingCanvas" xmlns:cx="http://schemas.microsoft.com/office/drawing/2014/chartex" xmlns:cx1="http://schemas.microsoft.com/office/drawing/2015/9/8/chartex" xmlns:cx2="http://schemas.microsoft.com/office/drawing/2015/10/21/chartex" xmlns:cx3="http://schemas.microsoft.com/office/drawing/2016/5/9/chartex" xmlns:cx4="http://schemas.microsoft.com/office/drawing/2016/5/10/chartex" xmlns:cx5="http://schemas.microsoft.com/office/drawing/2016/5/11/chartex" xmlns:cx6="http://schemas.microsoft.com/office/drawing/2016/5/12/chartex" xmlns:cx7="http://schemas.microsoft.com/office/drawing/2016/5/13/chartex" xmlns:cx8="http://schemas.microsoft.com/office/drawing/2016/5/14/chartex" xmlns:mc="http://schemas.openxmlformats.org/markup-compatibility/2006" xmlns:aink="http://schemas.microsoft.com/office/drawing/2016/ink" xmlns:am3d="http://schemas.microsoft.com/office/drawing/2017/model3d" xmlns:o="urn:schemas-microsoft-com:office:office" xmlns:oel="http://schemas.microsoft.com/office/2019/extlst" xmlns:r="http://schemas.openxmlformats.org/officeDocument/2006/relationships" xmlns:m="http://schemas.openxmlformats.org/officeDocument/2006/math" xmlns:v="urn:schemas-microsoft-com:vml" xmlns:wp14="http://schemas.microsoft.com/office/word/2010/wordprocessingDrawing" xmlns:wp="http://schemas.openxmlformats.org/drawingml/2006/wordprocessingDrawing" xmlns:w10="urn:schemas-microsoft-com:office:word" xmlns:w="http://schemas.openxmlformats.org/wordprocessingml/2006/main" xmlns:w14="http://schemas.microsoft.com/office/word/2010/wordml" xmlns:w15="http://schemas.microsoft.com/office/word/2012/wordml" xmlns:w16cex="http://schemas.microsoft.com/office/word/2018/wordml/cex" xmlns:w16cid="http://schemas.microsoft.com/office/word/2016/wordml/cid" xmlns:w16="http://schemas.microsoft.com/office/word/2018/wordml" xmlns:w16du="http://schemas.microsoft.com/office/word/2023/wordml/word16du" xmlns:w16sdtdh="http://schemas.microsoft.com/office/word/2020/wordml/sdtdatahash" xmlns:w16se="http://schemas.microsoft.com/office/word/2015/wordml/symex" xmlns:wpg="http://schemas.microsoft.com/office/word/2010/wordprocessingGroup" xmlns:wpi="http://schemas.microsoft.com/office/word/2010/wordprocessingInk" xmlns:wne="http://schemas.microsoft.com/office/word/2006/wordml" xmlns:wps="http://schemas.microsoft.com/office/word/2010/wordprocessingShape" mc:Ignorable="w14 w15 w16se w16cid w16 w16cex w16sdtdh w16du wp14">
+<w:endnotes xmlns:wpc="http://schemas.microsoft.com/office/word/2010/wordprocessingCanvas" xmlns:cx="http://schemas.microsoft.com/office/drawing/2014/chartex" xmlns:cx1="http://schemas.microsoft.com/office/drawing/2015/9/8/chartex" xmlns:cx2="http://schemas.microsoft.com/office/drawing/2015/10/21/chartex" xmlns:cx3="http://schemas.microsoft.com/office/drawing/2016/5/9/chartex" xmlns:cx4="http://schemas.microsoft.com/office/drawing/2016/5/10/chartex" xmlns:cx5="http://schemas.microsoft.com/office/drawing/2016/5/11/chartex" xmlns:cx6="http://schemas.microsoft.com/office/drawing/2016/5/12/chartex" xmlns:cx7="http://schemas.microsoft.com/office/drawing/2016/5/13/chartex" xmlns:cx8="http://schemas.microsoft.com/office/drawing/2016/5/14/chartex" xmlns:mc="http://schemas.openxmlformats.org/markup-compatibility/2006" xmlns:aink="http://schemas.microsoft.com/office/drawing/2016/ink" xmlns:am3d="http://schemas.microsoft.com/office/drawing/2017/model3d" xmlns:o="urn:schemas-microsoft-com:office:office" xmlns:oel="http://schemas.microsoft.com/office/2019/extlst" xmlns:r="http://schemas.openxmlformats.org/officeDocument/2006/relationships" xmlns:m="http://schemas.openxmlformats.org/officeDocument/2006/math" xmlns:v="urn:schemas-microsoft-com:vml" xmlns:wp14="http://schemas.microsoft.com/office/word/2010/wordprocessingDrawing" xmlns:wp="http://schemas.openxmlformats.org/drawingml/2006/wordprocessingDrawing" xmlns:w10="urn:schemas-microsoft-com:office:word" xmlns:w="http://schemas.openxmlformats.org/wordprocessingml/2006/main" xmlns:w14="http://schemas.microsoft.com/office/word/2010/wordml" xmlns:w15="http://schemas.microsoft.com/office/word/2012/wordml" xmlns:w16cex="http://schemas.microsoft.com/office/word/2018/wordml/cex" xmlns:w16cid="http://schemas.microsoft.com/office/word/2016/wordml/cid" xmlns:w16="http://schemas.microsoft.com/office/word/2018/wordml" xmlns:w16du="http://schemas.microsoft.com/office/word/2023/wordml/word16du" xmlns:w16sdtdh="http://schemas.microsoft.com/office/word/2020/wordml/sdtdatahash" xmlns:w16sdtfl="http://schemas.microsoft.com/office/word/2024/wordml/sdtformatlock" xmlns:w16se="http://schemas.microsoft.com/office/word/2015/wordml/symex" xmlns:wpg="http://schemas.microsoft.com/office/word/2010/wordprocessingGroup" xmlns:wpi="http://schemas.microsoft.com/office/word/2010/wordprocessingInk" xmlns:wne="http://schemas.microsoft.com/office/word/2006/wordml" xmlns:wps="http://schemas.microsoft.com/office/word/2010/wordprocessingShape" mc:Ignorable="w14 w15 w16se w16cid w16 w16cex w16sdtdh w16sdtfl w16du wp14">
   <w:endnote w:type="separator" w:id="-1">
     <w:p>
       <w:r>
@@ -11934,7 +11905,7 @@
 </file>
 
 <file path=word/footer1.xml><?xml version="1.0" encoding="utf-8"?>
-<w:ftr xmlns:wpc="http://schemas.microsoft.com/office/word/2010/wordprocessingCanvas" xmlns:cx="http://schemas.microsoft.com/office/drawing/2014/chartex" xmlns:cx1="http://schemas.microsoft.com/office/drawing/2015/9/8/chartex" xmlns:cx2="http://schemas.microsoft.com/office/drawing/2015/10/21/chartex" xmlns:cx3="http://schemas.microsoft.com/office/drawing/2016/5/9/chartex" xmlns:cx4="http://schemas.microsoft.com/office/drawing/2016/5/10/chartex" xmlns:cx5="http://schemas.microsoft.com/office/drawing/2016/5/11/chartex" xmlns:cx6="http://schemas.microsoft.com/office/drawing/2016/5/12/chartex" xmlns:cx7="http://schemas.microsoft.com/office/drawing/2016/5/13/chartex" xmlns:cx8="http://schemas.microsoft.com/office/drawing/2016/5/14/chartex" xmlns:mc="http://schemas.openxmlformats.org/markup-compatibility/2006" xmlns:aink="http://schemas.microsoft.com/office/drawing/2016/ink" xmlns:am3d="http://schemas.microsoft.com/office/drawing/2017/model3d" xmlns:o="urn:schemas-microsoft-com:office:office" xmlns:oel="http://schemas.microsoft.com/office/2019/extlst" xmlns:r="http://schemas.openxmlformats.org/officeDocument/2006/relationships" xmlns:m="http://schemas.openxmlformats.org/officeDocument/2006/math" xmlns:v="urn:schemas-microsoft-com:vml" xmlns:wp14="http://schemas.microsoft.com/office/word/2010/wordprocessingDrawing" xmlns:wp="http://schemas.openxmlformats.org/drawingml/2006/wordprocessingDrawing" xmlns:w10="urn:schemas-microsoft-com:office:word" xmlns:w="http://schemas.openxmlformats.org/wordprocessingml/2006/main" xmlns:w14="http://schemas.microsoft.com/office/word/2010/wordml" xmlns:w15="http://schemas.microsoft.com/office/word/2012/wordml" xmlns:w16cex="http://schemas.microsoft.com/office/word/2018/wordml/cex" xmlns:w16cid="http://schemas.microsoft.com/office/word/2016/wordml/cid" xmlns:w16="http://schemas.microsoft.com/office/word/2018/wordml" xmlns:w16du="http://schemas.microsoft.com/office/word/2023/wordml/word16du" xmlns:w16sdtdh="http://schemas.microsoft.com/office/word/2020/wordml/sdtdatahash" xmlns:w16se="http://schemas.microsoft.com/office/word/2015/wordml/symex" xmlns:wpg="http://schemas.microsoft.com/office/word/2010/wordprocessingGroup" xmlns:wpi="http://schemas.microsoft.com/office/word/2010/wordprocessingInk" xmlns:wne="http://schemas.microsoft.com/office/word/2006/wordml" xmlns:wps="http://schemas.microsoft.com/office/word/2010/wordprocessingShape" mc:Ignorable="w14 w15 w16se w16cid w16 w16cex w16sdtdh w16du wp14">
+<w:ftr xmlns:wpc="http://schemas.microsoft.com/office/word/2010/wordprocessingCanvas" xmlns:cx="http://schemas.microsoft.com/office/drawing/2014/chartex" xmlns:cx1="http://schemas.microsoft.com/office/drawing/2015/9/8/chartex" xmlns:cx2="http://schemas.microsoft.com/office/drawing/2015/10/21/chartex" xmlns:cx3="http://schemas.microsoft.com/office/drawing/2016/5/9/chartex" xmlns:cx4="http://schemas.microsoft.com/office/drawing/2016/5/10/chartex" xmlns:cx5="http://schemas.microsoft.com/office/drawing/2016/5/11/chartex" xmlns:cx6="http://schemas.microsoft.com/office/drawing/2016/5/12/chartex" xmlns:cx7="http://schemas.microsoft.com/office/drawing/2016/5/13/chartex" xmlns:cx8="http://schemas.microsoft.com/office/drawing/2016/5/14/chartex" xmlns:mc="http://schemas.openxmlformats.org/markup-compatibility/2006" xmlns:aink="http://schemas.microsoft.com/office/drawing/2016/ink" xmlns:am3d="http://schemas.microsoft.com/office/drawing/2017/model3d" xmlns:o="urn:schemas-microsoft-com:office:office" xmlns:oel="http://schemas.microsoft.com/office/2019/extlst" xmlns:r="http://schemas.openxmlformats.org/officeDocument/2006/relationships" xmlns:m="http://schemas.openxmlformats.org/officeDocument/2006/math" xmlns:v="urn:schemas-microsoft-com:vml" xmlns:wp14="http://schemas.microsoft.com/office/word/2010/wordprocessingDrawing" xmlns:wp="http://schemas.openxmlformats.org/drawingml/2006/wordprocessingDrawing" xmlns:w10="urn:schemas-microsoft-com:office:word" xmlns:w="http://schemas.openxmlformats.org/wordprocessingml/2006/main" xmlns:w14="http://schemas.microsoft.com/office/word/2010/wordml" xmlns:w15="http://schemas.microsoft.com/office/word/2012/wordml" xmlns:w16cex="http://schemas.microsoft.com/office/word/2018/wordml/cex" xmlns:w16cid="http://schemas.microsoft.com/office/word/2016/wordml/cid" xmlns:w16="http://schemas.microsoft.com/office/word/2018/wordml" xmlns:w16du="http://schemas.microsoft.com/office/word/2023/wordml/word16du" xmlns:w16sdtdh="http://schemas.microsoft.com/office/word/2020/wordml/sdtdatahash" xmlns:w16sdtfl="http://schemas.microsoft.com/office/word/2024/wordml/sdtformatlock" xmlns:w16se="http://schemas.microsoft.com/office/word/2015/wordml/symex" xmlns:wpg="http://schemas.microsoft.com/office/word/2010/wordprocessingGroup" xmlns:wpi="http://schemas.microsoft.com/office/word/2010/wordprocessingInk" xmlns:wne="http://schemas.microsoft.com/office/word/2006/wordml" xmlns:wps="http://schemas.microsoft.com/office/word/2010/wordprocessingShape" mc:Ignorable="w14 w15 w16se w16cid w16 w16cex w16sdtdh w16sdtfl w16du wp14">
   <w:tbl>
     <w:tblPr>
       <w:tblW w:w="0" w:type="auto"/>
@@ -11995,7 +11966,7 @@
 </file>
 
 <file path=word/footnotes.xml><?xml version="1.0" encoding="utf-8"?>
-<w:footnotes xmlns:wpc="http://schemas.microsoft.com/office/word/2010/wordprocessingCanvas" xmlns:cx="http://schemas.microsoft.com/office/drawing/2014/chartex" xmlns:cx1="http://schemas.microsoft.com/office/drawing/2015/9/8/chartex" xmlns:cx2="http://schemas.microsoft.com/office/drawing/2015/10/21/chartex" xmlns:cx3="http://schemas.microsoft.com/office/drawing/2016/5/9/chartex" xmlns:cx4="http://schemas.microsoft.com/office/drawing/2016/5/10/chartex" xmlns:cx5="http://schemas.microsoft.com/office/drawing/2016/5/11/chartex" xmlns:cx6="http://schemas.microsoft.com/office/drawing/2016/5/12/chartex" xmlns:cx7="http://schemas.microsoft.com/office/drawing/2016/5/13/chartex" xmlns:cx8="http://schemas.microsoft.com/office/drawing/2016/5/14/chartex" xmlns:mc="http://schemas.openxmlformats.org/markup-compatibility/2006" xmlns:aink="http://schemas.microsoft.com/office/drawing/2016/ink" xmlns:am3d="http://schemas.microsoft.com/office/drawing/2017/model3d" xmlns:o="urn:schemas-microsoft-com:office:office" xmlns:oel="http://schemas.microsoft.com/office/2019/extlst" xmlns:r="http://schemas.openxmlformats.org/officeDocument/2006/relationships" xmlns:m="http://schemas.openxmlformats.org/officeDocument/2006/math" xmlns:v="urn:schemas-microsoft-com:vml" xmlns:wp14="http://schemas.microsoft.com/office/word/2010/wordprocessingDrawing" xmlns:wp="http://schemas.openxmlformats.org/drawingml/2006/wordprocessingDrawing" xmlns:w10="urn:schemas-microsoft-com:office:word" xmlns:w="http://schemas.openxmlformats.org/wordprocessingml/2006/main" xmlns:w14="http://schemas.microsoft.com/office/word/2010/wordml" xmlns:w15="http://schemas.microsoft.com/office/word/2012/wordml" xmlns:w16cex="http://schemas.microsoft.com/office/word/2018/wordml/cex" xmlns:w16cid="http://schemas.microsoft.com/office/word/2016/wordml/cid" xmlns:w16="http://schemas.microsoft.com/office/word/2018/wordml" xmlns:w16du="http://schemas.microsoft.com/office/word/2023/wordml/word16du" xmlns:w16sdtdh="http://schemas.microsoft.com/office/word/2020/wordml/sdtdatahash" xmlns:w16se="http://schemas.microsoft.com/office/word/2015/wordml/symex" xmlns:wpg="http://schemas.microsoft.com/office/word/2010/wordprocessingGroup" xmlns:wpi="http://schemas.microsoft.com/office/word/2010/wordprocessingInk" xmlns:wne="http://schemas.microsoft.com/office/word/2006/wordml" xmlns:wps="http://schemas.microsoft.com/office/word/2010/wordprocessingShape" mc:Ignorable="w14 w15 w16se w16cid w16 w16cex w16sdtdh w16du wp14">
+<w:footnotes xmlns:wpc="http://schemas.microsoft.com/office/word/2010/wordprocessingCanvas" xmlns:cx="http://schemas.microsoft.com/office/drawing/2014/chartex" xmlns:cx1="http://schemas.microsoft.com/office/drawing/2015/9/8/chartex" xmlns:cx2="http://schemas.microsoft.com/office/drawing/2015/10/21/chartex" xmlns:cx3="http://schemas.microsoft.com/office/drawing/2016/5/9/chartex" xmlns:cx4="http://schemas.microsoft.com/office/drawing/2016/5/10/chartex" xmlns:cx5="http://schemas.microsoft.com/office/drawing/2016/5/11/chartex" xmlns:cx6="http://schemas.microsoft.com/office/drawing/2016/5/12/chartex" xmlns:cx7="http://schemas.microsoft.com/office/drawing/2016/5/13/chartex" xmlns:cx8="http://schemas.microsoft.com/office/drawing/2016/5/14/chartex" xmlns:mc="http://schemas.openxmlformats.org/markup-compatibility/2006" xmlns:aink="http://schemas.microsoft.com/office/drawing/2016/ink" xmlns:am3d="http://schemas.microsoft.com/office/drawing/2017/model3d" xmlns:o="urn:schemas-microsoft-com:office:office" xmlns:oel="http://schemas.microsoft.com/office/2019/extlst" xmlns:r="http://schemas.openxmlformats.org/officeDocument/2006/relationships" xmlns:m="http://schemas.openxmlformats.org/officeDocument/2006/math" xmlns:v="urn:schemas-microsoft-com:vml" xmlns:wp14="http://schemas.microsoft.com/office/word/2010/wordprocessingDrawing" xmlns:wp="http://schemas.openxmlformats.org/drawingml/2006/wordprocessingDrawing" xmlns:w10="urn:schemas-microsoft-com:office:word" xmlns:w="http://schemas.openxmlformats.org/wordprocessingml/2006/main" xmlns:w14="http://schemas.microsoft.com/office/word/2010/wordml" xmlns:w15="http://schemas.microsoft.com/office/word/2012/wordml" xmlns:w16cex="http://schemas.microsoft.com/office/word/2018/wordml/cex" xmlns:w16cid="http://schemas.microsoft.com/office/word/2016/wordml/cid" xmlns:w16="http://schemas.microsoft.com/office/word/2018/wordml" xmlns:w16du="http://schemas.microsoft.com/office/word/2023/wordml/word16du" xmlns:w16sdtdh="http://schemas.microsoft.com/office/word/2020/wordml/sdtdatahash" xmlns:w16sdtfl="http://schemas.microsoft.com/office/word/2024/wordml/sdtformatlock" xmlns:w16se="http://schemas.microsoft.com/office/word/2015/wordml/symex" xmlns:wpg="http://schemas.microsoft.com/office/word/2010/wordprocessingGroup" xmlns:wpi="http://schemas.microsoft.com/office/word/2010/wordprocessingInk" xmlns:wne="http://schemas.microsoft.com/office/word/2006/wordml" xmlns:wps="http://schemas.microsoft.com/office/word/2010/wordprocessingShape" mc:Ignorable="w14 w15 w16se w16cid w16 w16cex w16sdtdh w16sdtfl w16du wp14">
   <w:footnote w:type="separator" w:id="-1">
     <w:p>
       <w:r>
@@ -12014,7 +11985,7 @@
 </file>
 
 <file path=word/header1.xml><?xml version="1.0" encoding="utf-8"?>
-<w:hdr xmlns:wpc="http://schemas.microsoft.com/office/word/2010/wordprocessingCanvas" xmlns:cx="http://schemas.microsoft.com/office/drawing/2014/chartex" xmlns:cx1="http://schemas.microsoft.com/office/drawing/2015/9/8/chartex" xmlns:cx2="http://schemas.microsoft.com/office/drawing/2015/10/21/chartex" xmlns:cx3="http://schemas.microsoft.com/office/drawing/2016/5/9/chartex" xmlns:cx4="http://schemas.microsoft.com/office/drawing/2016/5/10/chartex" xmlns:cx5="http://schemas.microsoft.com/office/drawing/2016/5/11/chartex" xmlns:cx6="http://schemas.microsoft.com/office/drawing/2016/5/12/chartex" xmlns:cx7="http://schemas.microsoft.com/office/drawing/2016/5/13/chartex" xmlns:cx8="http://schemas.microsoft.com/office/drawing/2016/5/14/chartex" xmlns:mc="http://schemas.openxmlformats.org/markup-compatibility/2006" xmlns:aink="http://schemas.microsoft.com/office/drawing/2016/ink" xmlns:am3d="http://schemas.microsoft.com/office/drawing/2017/model3d" xmlns:o="urn:schemas-microsoft-com:office:office" xmlns:oel="http://schemas.microsoft.com/office/2019/extlst" xmlns:r="http://schemas.openxmlformats.org/officeDocument/2006/relationships" xmlns:m="http://schemas.openxmlformats.org/officeDocument/2006/math" xmlns:v="urn:schemas-microsoft-com:vml" xmlns:wp14="http://schemas.microsoft.com/office/word/2010/wordprocessingDrawing" xmlns:wp="http://schemas.openxmlformats.org/drawingml/2006/wordprocessingDrawing" xmlns:w10="urn:schemas-microsoft-com:office:word" xmlns:w="http://schemas.openxmlformats.org/wordprocessingml/2006/main" xmlns:w14="http://schemas.microsoft.com/office/word/2010/wordml" xmlns:w15="http://schemas.microsoft.com/office/word/2012/wordml" xmlns:w16cex="http://schemas.microsoft.com/office/word/2018/wordml/cex" xmlns:w16cid="http://schemas.microsoft.com/office/word/2016/wordml/cid" xmlns:w16="http://schemas.microsoft.com/office/word/2018/wordml" xmlns:w16du="http://schemas.microsoft.com/office/word/2023/wordml/word16du" xmlns:w16sdtdh="http://schemas.microsoft.com/office/word/2020/wordml/sdtdatahash" xmlns:w16se="http://schemas.microsoft.com/office/word/2015/wordml/symex" xmlns:wpg="http://schemas.microsoft.com/office/word/2010/wordprocessingGroup" xmlns:wpi="http://schemas.microsoft.com/office/word/2010/wordprocessingInk" xmlns:wne="http://schemas.microsoft.com/office/word/2006/wordml" xmlns:wps="http://schemas.microsoft.com/office/word/2010/wordprocessingShape" mc:Ignorable="w14 w15 w16se w16cid w16 w16cex w16sdtdh w16du wp14">
+<w:hdr xmlns:wpc="http://schemas.microsoft.com/office/word/2010/wordprocessingCanvas" xmlns:cx="http://schemas.microsoft.com/office/drawing/2014/chartex" xmlns:cx1="http://schemas.microsoft.com/office/drawing/2015/9/8/chartex" xmlns:cx2="http://schemas.microsoft.com/office/drawing/2015/10/21/chartex" xmlns:cx3="http://schemas.microsoft.com/office/drawing/2016/5/9/chartex" xmlns:cx4="http://schemas.microsoft.com/office/drawing/2016/5/10/chartex" xmlns:cx5="http://schemas.microsoft.com/office/drawing/2016/5/11/chartex" xmlns:cx6="http://schemas.microsoft.com/office/drawing/2016/5/12/chartex" xmlns:cx7="http://schemas.microsoft.com/office/drawing/2016/5/13/chartex" xmlns:cx8="http://schemas.microsoft.com/office/drawing/2016/5/14/chartex" xmlns:mc="http://schemas.openxmlformats.org/markup-compatibility/2006" xmlns:aink="http://schemas.microsoft.com/office/drawing/2016/ink" xmlns:am3d="http://schemas.microsoft.com/office/drawing/2017/model3d" xmlns:o="urn:schemas-microsoft-com:office:office" xmlns:oel="http://schemas.microsoft.com/office/2019/extlst" xmlns:r="http://schemas.openxmlformats.org/officeDocument/2006/relationships" xmlns:m="http://schemas.openxmlformats.org/officeDocument/2006/math" xmlns:v="urn:schemas-microsoft-com:vml" xmlns:wp14="http://schemas.microsoft.com/office/word/2010/wordprocessingDrawing" xmlns:wp="http://schemas.openxmlformats.org/drawingml/2006/wordprocessingDrawing" xmlns:w10="urn:schemas-microsoft-com:office:word" xmlns:w="http://schemas.openxmlformats.org/wordprocessingml/2006/main" xmlns:w14="http://schemas.microsoft.com/office/word/2010/wordml" xmlns:w15="http://schemas.microsoft.com/office/word/2012/wordml" xmlns:w16cex="http://schemas.microsoft.com/office/word/2018/wordml/cex" xmlns:w16cid="http://schemas.microsoft.com/office/word/2016/wordml/cid" xmlns:w16="http://schemas.microsoft.com/office/word/2018/wordml" xmlns:w16du="http://schemas.microsoft.com/office/word/2023/wordml/word16du" xmlns:w16sdtdh="http://schemas.microsoft.com/office/word/2020/wordml/sdtdatahash" xmlns:w16sdtfl="http://schemas.microsoft.com/office/word/2024/wordml/sdtformatlock" xmlns:w16se="http://schemas.microsoft.com/office/word/2015/wordml/symex" xmlns:wpg="http://schemas.microsoft.com/office/word/2010/wordprocessingGroup" xmlns:wpi="http://schemas.microsoft.com/office/word/2010/wordprocessingInk" xmlns:wne="http://schemas.microsoft.com/office/word/2006/wordml" xmlns:wps="http://schemas.microsoft.com/office/word/2010/wordprocessingShape" mc:Ignorable="w14 w15 w16se w16cid w16 w16cex w16sdtdh w16sdtfl w16du wp14">
   <w:tbl>
     <w:tblPr>
       <w:tblW w:w="0" w:type="auto"/>
@@ -12075,7 +12046,7 @@
 </file>
 
 <file path=word/numbering.xml><?xml version="1.0" encoding="utf-8"?>
-<w:numbering xmlns:wpc="http://schemas.microsoft.com/office/word/2010/wordprocessingCanvas" xmlns:cx="http://schemas.microsoft.com/office/drawing/2014/chartex" xmlns:cx1="http://schemas.microsoft.com/office/drawing/2015/9/8/chartex" xmlns:cx2="http://schemas.microsoft.com/office/drawing/2015/10/21/chartex" xmlns:cx3="http://schemas.microsoft.com/office/drawing/2016/5/9/chartex" xmlns:cx4="http://schemas.microsoft.com/office/drawing/2016/5/10/chartex" xmlns:cx5="http://schemas.microsoft.com/office/drawing/2016/5/11/chartex" xmlns:cx6="http://schemas.microsoft.com/office/drawing/2016/5/12/chartex" xmlns:cx7="http://schemas.microsoft.com/office/drawing/2016/5/13/chartex" xmlns:cx8="http://schemas.microsoft.com/office/drawing/2016/5/14/chartex" xmlns:mc="http://schemas.openxmlformats.org/markup-compatibility/2006" xmlns:aink="http://schemas.microsoft.com/office/drawing/2016/ink" xmlns:am3d="http://schemas.microsoft.com/office/drawing/2017/model3d" xmlns:o="urn:schemas-microsoft-com:office:office" xmlns:oel="http://schemas.microsoft.com/office/2019/extlst" xmlns:r="http://schemas.openxmlformats.org/officeDocument/2006/relationships" xmlns:m="http://schemas.openxmlformats.org/officeDocument/2006/math" xmlns:v="urn:schemas-microsoft-com:vml" xmlns:wp14="http://schemas.microsoft.com/office/word/2010/wordprocessingDrawing" xmlns:wp="http://schemas.openxmlformats.org/drawingml/2006/wordprocessingDrawing" xmlns:w10="urn:schemas-microsoft-com:office:word" xmlns:w="http://schemas.openxmlformats.org/wordprocessingml/2006/main" xmlns:w14="http://schemas.microsoft.com/office/word/2010/wordml" xmlns:w15="http://schemas.microsoft.com/office/word/2012/wordml" xmlns:w16cex="http://schemas.microsoft.com/office/word/2018/wordml/cex" xmlns:w16cid="http://schemas.microsoft.com/office/word/2016/wordml/cid" xmlns:w16="http://schemas.microsoft.com/office/word/2018/wordml" xmlns:w16du="http://schemas.microsoft.com/office/word/2023/wordml/word16du" xmlns:w16sdtdh="http://schemas.microsoft.com/office/word/2020/wordml/sdtdatahash" xmlns:w16se="http://schemas.microsoft.com/office/word/2015/wordml/symex" xmlns:wpg="http://schemas.microsoft.com/office/word/2010/wordprocessingGroup" xmlns:wpi="http://schemas.microsoft.com/office/word/2010/wordprocessingInk" xmlns:wne="http://schemas.microsoft.com/office/word/2006/wordml" xmlns:wps="http://schemas.microsoft.com/office/word/2010/wordprocessingShape" mc:Ignorable="w14 w15 w16se w16cid w16 w16cex w16sdtdh w16du wp14">
+<w:numbering xmlns:wpc="http://schemas.microsoft.com/office/word/2010/wordprocessingCanvas" xmlns:cx="http://schemas.microsoft.com/office/drawing/2014/chartex" xmlns:cx1="http://schemas.microsoft.com/office/drawing/2015/9/8/chartex" xmlns:cx2="http://schemas.microsoft.com/office/drawing/2015/10/21/chartex" xmlns:cx3="http://schemas.microsoft.com/office/drawing/2016/5/9/chartex" xmlns:cx4="http://schemas.microsoft.com/office/drawing/2016/5/10/chartex" xmlns:cx5="http://schemas.microsoft.com/office/drawing/2016/5/11/chartex" xmlns:cx6="http://schemas.microsoft.com/office/drawing/2016/5/12/chartex" xmlns:cx7="http://schemas.microsoft.com/office/drawing/2016/5/13/chartex" xmlns:cx8="http://schemas.microsoft.com/office/drawing/2016/5/14/chartex" xmlns:mc="http://schemas.openxmlformats.org/markup-compatibility/2006" xmlns:aink="http://schemas.microsoft.com/office/drawing/2016/ink" xmlns:am3d="http://schemas.microsoft.com/office/drawing/2017/model3d" xmlns:o="urn:schemas-microsoft-com:office:office" xmlns:oel="http://schemas.microsoft.com/office/2019/extlst" xmlns:r="http://schemas.openxmlformats.org/officeDocument/2006/relationships" xmlns:m="http://schemas.openxmlformats.org/officeDocument/2006/math" xmlns:v="urn:schemas-microsoft-com:vml" xmlns:wp14="http://schemas.microsoft.com/office/word/2010/wordprocessingDrawing" xmlns:wp="http://schemas.openxmlformats.org/drawingml/2006/wordprocessingDrawing" xmlns:w10="urn:schemas-microsoft-com:office:word" xmlns:w="http://schemas.openxmlformats.org/wordprocessingml/2006/main" xmlns:w14="http://schemas.microsoft.com/office/word/2010/wordml" xmlns:w15="http://schemas.microsoft.com/office/word/2012/wordml" xmlns:w16cex="http://schemas.microsoft.com/office/word/2018/wordml/cex" xmlns:w16cid="http://schemas.microsoft.com/office/word/2016/wordml/cid" xmlns:w16="http://schemas.microsoft.com/office/word/2018/wordml" xmlns:w16du="http://schemas.microsoft.com/office/word/2023/wordml/word16du" xmlns:w16sdtdh="http://schemas.microsoft.com/office/word/2020/wordml/sdtdatahash" xmlns:w16sdtfl="http://schemas.microsoft.com/office/word/2024/wordml/sdtformatlock" xmlns:w16se="http://schemas.microsoft.com/office/word/2015/wordml/symex" xmlns:wpg="http://schemas.microsoft.com/office/word/2010/wordprocessingGroup" xmlns:wpi="http://schemas.microsoft.com/office/word/2010/wordprocessingInk" xmlns:wne="http://schemas.microsoft.com/office/word/2006/wordml" xmlns:wps="http://schemas.microsoft.com/office/word/2010/wordprocessingShape" mc:Ignorable="w14 w15 w16se w16cid w16 w16cex w16sdtdh w16sdtfl w16du wp14">
   <w:abstractNum w:abstractNumId="0" w15:restartNumberingAfterBreak="0">
     <w:nsid w:val="123370E6"/>
     <w:multiLevelType w:val="hybridMultilevel"/>
@@ -12695,7 +12666,7 @@
 </file>
 
 <file path=word/styles.xml><?xml version="1.0" encoding="utf-8"?>
-<w:styles xmlns:mc="http://schemas.openxmlformats.org/markup-compatibility/2006" xmlns:r="http://schemas.openxmlformats.org/officeDocument/2006/relationships" xmlns:w="http://schemas.openxmlformats.org/wordprocessingml/2006/main" xmlns:w14="http://schemas.microsoft.com/office/word/2010/wordml" xmlns:w15="http://schemas.microsoft.com/office/word/2012/wordml" xmlns:w16cex="http://schemas.microsoft.com/office/word/2018/wordml/cex" xmlns:w16cid="http://schemas.microsoft.com/office/word/2016/wordml/cid" xmlns:w16="http://schemas.microsoft.com/office/word/2018/wordml" xmlns:w16du="http://schemas.microsoft.com/office/word/2023/wordml/word16du" xmlns:w16sdtdh="http://schemas.microsoft.com/office/word/2020/wordml/sdtdatahash" xmlns:w16se="http://schemas.microsoft.com/office/word/2015/wordml/symex" mc:Ignorable="w14 w15 w16se w16cid w16 w16cex w16sdtdh w16du">
+<w:styles xmlns:mc="http://schemas.openxmlformats.org/markup-compatibility/2006" xmlns:r="http://schemas.openxmlformats.org/officeDocument/2006/relationships" xmlns:w="http://schemas.openxmlformats.org/wordprocessingml/2006/main" xmlns:w14="http://schemas.microsoft.com/office/word/2010/wordml" xmlns:w15="http://schemas.microsoft.com/office/word/2012/wordml" xmlns:w16cex="http://schemas.microsoft.com/office/word/2018/wordml/cex" xmlns:w16cid="http://schemas.microsoft.com/office/word/2016/wordml/cid" xmlns:w16="http://schemas.microsoft.com/office/word/2018/wordml" xmlns:w16du="http://schemas.microsoft.com/office/word/2023/wordml/word16du" xmlns:w16sdtdh="http://schemas.microsoft.com/office/word/2020/wordml/sdtdatahash" xmlns:w16sdtfl="http://schemas.microsoft.com/office/word/2024/wordml/sdtformatlock" xmlns:w16se="http://schemas.microsoft.com/office/word/2015/wordml/symex" mc:Ignorable="w14 w15 w16se w16cid w16 w16cex w16sdtdh w16sdtfl w16du">
   <w:docDefaults>
     <w:rPrDefault>
       <w:rPr>
@@ -13909,7 +13880,7 @@
 </file>
 
 <file path=word/glossary/document.xml><?xml version="1.0" encoding="utf-8"?>
-<w:glossaryDocument xmlns:wpc="http://schemas.microsoft.com/office/word/2010/wordprocessingCanvas" xmlns:cx="http://schemas.microsoft.com/office/drawing/2014/chartex" xmlns:cx1="http://schemas.microsoft.com/office/drawing/2015/9/8/chartex" xmlns:cx2="http://schemas.microsoft.com/office/drawing/2015/10/21/chartex" xmlns:cx3="http://schemas.microsoft.com/office/drawing/2016/5/9/chartex" xmlns:cx4="http://schemas.microsoft.com/office/drawing/2016/5/10/chartex" xmlns:cx5="http://schemas.microsoft.com/office/drawing/2016/5/11/chartex" xmlns:cx6="http://schemas.microsoft.com/office/drawing/2016/5/12/chartex" xmlns:cx7="http://schemas.microsoft.com/office/drawing/2016/5/13/chartex" xmlns:cx8="http://schemas.microsoft.com/office/drawing/2016/5/14/chartex" xmlns:mc="http://schemas.openxmlformats.org/markup-compatibility/2006" xmlns:aink="http://schemas.microsoft.com/office/drawing/2016/ink" xmlns:am3d="http://schemas.microsoft.com/office/drawing/2017/model3d" xmlns:o="urn:schemas-microsoft-com:office:office" xmlns:oel="http://schemas.microsoft.com/office/2019/extlst" xmlns:r="http://schemas.openxmlformats.org/officeDocument/2006/relationships" xmlns:m="http://schemas.openxmlformats.org/officeDocument/2006/math" xmlns:v="urn:schemas-microsoft-com:vml" xmlns:wp14="http://schemas.microsoft.com/office/word/2010/wordprocessingDrawing" xmlns:wp="http://schemas.openxmlformats.org/drawingml/2006/wordprocessingDrawing" xmlns:w10="urn:schemas-microsoft-com:office:word" xmlns:w="http://schemas.openxmlformats.org/wordprocessingml/2006/main" xmlns:w14="http://schemas.microsoft.com/office/word/2010/wordml" xmlns:w15="http://schemas.microsoft.com/office/word/2012/wordml" xmlns:w16cex="http://schemas.microsoft.com/office/word/2018/wordml/cex" xmlns:w16cid="http://schemas.microsoft.com/office/word/2016/wordml/cid" xmlns:w16="http://schemas.microsoft.com/office/word/2018/wordml" xmlns:w16du="http://schemas.microsoft.com/office/word/2023/wordml/word16du" xmlns:w16sdtdh="http://schemas.microsoft.com/office/word/2020/wordml/sdtdatahash" xmlns:w16se="http://schemas.microsoft.com/office/word/2015/wordml/symex" xmlns:wpg="http://schemas.microsoft.com/office/word/2010/wordprocessingGroup" xmlns:wpi="http://schemas.microsoft.com/office/word/2010/wordprocessingInk" xmlns:wne="http://schemas.microsoft.com/office/word/2006/wordml" xmlns:wps="http://schemas.microsoft.com/office/word/2010/wordprocessingShape" mc:Ignorable="w14 w15 w16se w16cid w16 w16cex w16sdtdh w16du wp14">
+<w:glossaryDocument xmlns:wpc="http://schemas.microsoft.com/office/word/2010/wordprocessingCanvas" xmlns:cx="http://schemas.microsoft.com/office/drawing/2014/chartex" xmlns:cx1="http://schemas.microsoft.com/office/drawing/2015/9/8/chartex" xmlns:cx2="http://schemas.microsoft.com/office/drawing/2015/10/21/chartex" xmlns:cx3="http://schemas.microsoft.com/office/drawing/2016/5/9/chartex" xmlns:cx4="http://schemas.microsoft.com/office/drawing/2016/5/10/chartex" xmlns:cx5="http://schemas.microsoft.com/office/drawing/2016/5/11/chartex" xmlns:cx6="http://schemas.microsoft.com/office/drawing/2016/5/12/chartex" xmlns:cx7="http://schemas.microsoft.com/office/drawing/2016/5/13/chartex" xmlns:cx8="http://schemas.microsoft.com/office/drawing/2016/5/14/chartex" xmlns:mc="http://schemas.openxmlformats.org/markup-compatibility/2006" xmlns:aink="http://schemas.microsoft.com/office/drawing/2016/ink" xmlns:am3d="http://schemas.microsoft.com/office/drawing/2017/model3d" xmlns:o="urn:schemas-microsoft-com:office:office" xmlns:oel="http://schemas.microsoft.com/office/2019/extlst" xmlns:r="http://schemas.openxmlformats.org/officeDocument/2006/relationships" xmlns:m="http://schemas.openxmlformats.org/officeDocument/2006/math" xmlns:v="urn:schemas-microsoft-com:vml" xmlns:wp14="http://schemas.microsoft.com/office/word/2010/wordprocessingDrawing" xmlns:wp="http://schemas.openxmlformats.org/drawingml/2006/wordprocessingDrawing" xmlns:w10="urn:schemas-microsoft-com:office:word" xmlns:w="http://schemas.openxmlformats.org/wordprocessingml/2006/main" xmlns:w14="http://schemas.microsoft.com/office/word/2010/wordml" xmlns:w15="http://schemas.microsoft.com/office/word/2012/wordml" xmlns:w16cex="http://schemas.microsoft.com/office/word/2018/wordml/cex" xmlns:w16cid="http://schemas.microsoft.com/office/word/2016/wordml/cid" xmlns:w16="http://schemas.microsoft.com/office/word/2018/wordml" xmlns:w16du="http://schemas.microsoft.com/office/word/2023/wordml/word16du" xmlns:w16sdtdh="http://schemas.microsoft.com/office/word/2020/wordml/sdtdatahash" xmlns:w16sdtfl="http://schemas.microsoft.com/office/word/2024/wordml/sdtformatlock" xmlns:w16se="http://schemas.microsoft.com/office/word/2015/wordml/symex" xmlns:wpg="http://schemas.microsoft.com/office/word/2010/wordprocessingGroup" xmlns:wpi="http://schemas.microsoft.com/office/word/2010/wordprocessingInk" xmlns:wne="http://schemas.microsoft.com/office/word/2006/wordml" xmlns:wps="http://schemas.microsoft.com/office/word/2010/wordprocessingShape" mc:Ignorable="w14 w15 w16se w16cid w16 w16cex w16sdtdh w16sdtfl w16du wp14">
   <w:docParts>
     <w:docPart>
       <w:docPartPr>
@@ -14046,9 +14017,8 @@
 </file>
 
 <file path=word/glossary/fontTable.xml><?xml version="1.0" encoding="utf-8"?>
-<w:fonts xmlns:mc="http://schemas.openxmlformats.org/markup-compatibility/2006" xmlns:r="http://schemas.openxmlformats.org/officeDocument/2006/relationships" xmlns:w="http://schemas.openxmlformats.org/wordprocessingml/2006/main" xmlns:w14="http://schemas.microsoft.com/office/word/2010/wordml" xmlns:w15="http://schemas.microsoft.com/office/word/2012/wordml" xmlns:w16cex="http://schemas.microsoft.com/office/word/2018/wordml/cex" xmlns:w16cid="http://schemas.microsoft.com/office/word/2016/wordml/cid" xmlns:w16="http://schemas.microsoft.com/office/word/2018/wordml" xmlns:w16du="http://schemas.microsoft.com/office/word/2023/wordml/word16du" xmlns:w16sdtdh="http://schemas.microsoft.com/office/word/2020/wordml/sdtdatahash" xmlns:w16se="http://schemas.microsoft.com/office/word/2015/wordml/symex" mc:Ignorable="w14 w15 w16se w16cid w16 w16cex w16sdtdh w16du">
+<w:fonts xmlns:mc="http://schemas.openxmlformats.org/markup-compatibility/2006" xmlns:r="http://schemas.openxmlformats.org/officeDocument/2006/relationships" xmlns:w="http://schemas.openxmlformats.org/wordprocessingml/2006/main" xmlns:w14="http://schemas.microsoft.com/office/word/2010/wordml" xmlns:w15="http://schemas.microsoft.com/office/word/2012/wordml" xmlns:w16cex="http://schemas.microsoft.com/office/word/2018/wordml/cex" xmlns:w16cid="http://schemas.microsoft.com/office/word/2016/wordml/cid" xmlns:w16="http://schemas.microsoft.com/office/word/2018/wordml" xmlns:w16du="http://schemas.microsoft.com/office/word/2023/wordml/word16du" xmlns:w16sdtdh="http://schemas.microsoft.com/office/word/2020/wordml/sdtdatahash" xmlns:w16sdtfl="http://schemas.microsoft.com/office/word/2024/wordml/sdtformatlock" xmlns:w16se="http://schemas.microsoft.com/office/word/2015/wordml/symex" mc:Ignorable="w14 w15 w16se w16cid w16 w16cex w16sdtdh w16sdtfl w16du">
   <w:font w:name="Aptos">
-    <w:panose1 w:val="020B0004020202020204"/>
     <w:charset w:val="00"/>
     <w:family w:val="swiss"/>
     <w:pitch w:val="variable"/>
@@ -14059,7 +14029,7 @@
     <w:charset w:val="00"/>
     <w:family w:val="swiss"/>
     <w:pitch w:val="variable"/>
-    <w:sig w:usb0="E0002AFF" w:usb1="C000247B" w:usb2="00000009" w:usb3="00000000" w:csb0="000001FF" w:csb1="00000000"/>
+    <w:sig w:usb0="E4002EFF" w:usb1="C200247B" w:usb2="00000009" w:usb3="00000000" w:csb0="000001FF" w:csb1="00000000"/>
   </w:font>
   <w:font w:name="Times New Roman">
     <w:panose1 w:val="02020603050405020304"/>
@@ -14073,19 +14043,19 @@
     <w:charset w:val="00"/>
     <w:family w:val="modern"/>
     <w:pitch w:val="fixed"/>
-    <w:sig w:usb0="E0002AFF" w:usb1="C0007843" w:usb2="00000009" w:usb3="00000000" w:csb0="000001FF" w:csb1="00000000"/>
+    <w:sig w:usb0="E0002EFF" w:usb1="C0007843" w:usb2="00000009" w:usb3="00000000" w:csb0="000001FF" w:csb1="00000000"/>
   </w:font>
   <w:font w:name="Wingdings">
     <w:panose1 w:val="05000000000000000000"/>
-    <w:charset w:val="4D"/>
-    <w:family w:val="decorative"/>
+    <w:charset w:val="02"/>
+    <w:family w:val="auto"/>
     <w:pitch w:val="variable"/>
-    <w:sig w:usb0="00000003" w:usb1="00000000" w:usb2="00000000" w:usb3="00000000" w:csb0="80000001" w:csb1="00000000"/>
+    <w:sig w:usb0="00000000" w:usb1="10000000" w:usb2="00000000" w:usb3="00000000" w:csb0="80000000" w:csb1="00000000"/>
   </w:font>
   <w:font w:name="Symbol">
     <w:panose1 w:val="05050102010706020507"/>
     <w:charset w:val="02"/>
-    <w:family w:val="decorative"/>
+    <w:family w:val="roman"/>
     <w:pitch w:val="variable"/>
     <w:sig w:usb0="00000000" w:usb1="10000000" w:usb2="00000000" w:usb3="00000000" w:csb0="80000000" w:csb1="00000000"/>
   </w:font>
@@ -14094,7 +14064,7 @@
     <w:charset w:val="00"/>
     <w:family w:val="swiss"/>
     <w:pitch w:val="variable"/>
-    <w:sig w:usb0="E0002AFF" w:usb1="C0007843" w:usb2="00000009" w:usb3="00000000" w:csb0="000001FF" w:csb1="00000000"/>
+    <w:sig w:usb0="E0002EFF" w:usb1="C000785B" w:usb2="00000009" w:usb3="00000000" w:csb0="000001FF" w:csb1="00000000"/>
   </w:font>
   <w:font w:name="Malgun Gothic">
     <w:altName w:val="맑은 고딕"/>
@@ -14105,7 +14075,6 @@
     <w:sig w:usb0="9000002F" w:usb1="29D77CFB" w:usb2="00000012" w:usb3="00000000" w:csb0="00080001" w:csb1="00000000"/>
   </w:font>
   <w:font w:name="Source Sans Pro">
-    <w:panose1 w:val="020B0503030403020204"/>
     <w:charset w:val="00"/>
     <w:family w:val="swiss"/>
     <w:pitch w:val="variable"/>
@@ -14119,14 +14088,12 @@
     <w:sig w:usb0="E00006FF" w:usb1="420024FF" w:usb2="02000000" w:usb3="00000000" w:csb0="0000019F" w:csb1="00000000"/>
   </w:font>
   <w:font w:name="Aptos SemiBold">
-    <w:panose1 w:val="020B0004020202020204"/>
     <w:charset w:val="00"/>
     <w:family w:val="swiss"/>
     <w:pitch w:val="variable"/>
     <w:sig w:usb0="20000287" w:usb1="00000003" w:usb2="00000000" w:usb3="00000000" w:csb0="0000019F" w:csb1="00000000"/>
   </w:font>
   <w:font w:name="Aptos Display">
-    <w:panose1 w:val="020B0004020202020204"/>
     <w:charset w:val="00"/>
     <w:family w:val="swiss"/>
     <w:pitch w:val="variable"/>
@@ -14136,7 +14103,7 @@
 </file>
 
 <file path=word/glossary/settings.xml><?xml version="1.0" encoding="utf-8"?>
-<w:settings xmlns:mc="http://schemas.openxmlformats.org/markup-compatibility/2006" xmlns:o="urn:schemas-microsoft-com:office:office" xmlns:r="http://schemas.openxmlformats.org/officeDocument/2006/relationships" xmlns:m="http://schemas.openxmlformats.org/officeDocument/2006/math" xmlns:v="urn:schemas-microsoft-com:vml" xmlns:w10="urn:schemas-microsoft-com:office:word" xmlns:w="http://schemas.openxmlformats.org/wordprocessingml/2006/main" xmlns:w14="http://schemas.microsoft.com/office/word/2010/wordml" xmlns:w15="http://schemas.microsoft.com/office/word/2012/wordml" xmlns:w16cex="http://schemas.microsoft.com/office/word/2018/wordml/cex" xmlns:w16cid="http://schemas.microsoft.com/office/word/2016/wordml/cid" xmlns:w16="http://schemas.microsoft.com/office/word/2018/wordml" xmlns:w16du="http://schemas.microsoft.com/office/word/2023/wordml/word16du" xmlns:w16sdtdh="http://schemas.microsoft.com/office/word/2020/wordml/sdtdatahash" xmlns:w16se="http://schemas.microsoft.com/office/word/2015/wordml/symex" xmlns:sl="http://schemas.openxmlformats.org/schemaLibrary/2006/main" mc:Ignorable="w14 w15 w16se w16cid w16 w16cex w16sdtdh w16du">
+<w:settings xmlns:mc="http://schemas.openxmlformats.org/markup-compatibility/2006" xmlns:o="urn:schemas-microsoft-com:office:office" xmlns:r="http://schemas.openxmlformats.org/officeDocument/2006/relationships" xmlns:m="http://schemas.openxmlformats.org/officeDocument/2006/math" xmlns:v="urn:schemas-microsoft-com:vml" xmlns:w10="urn:schemas-microsoft-com:office:word" xmlns:w="http://schemas.openxmlformats.org/wordprocessingml/2006/main" xmlns:w14="http://schemas.microsoft.com/office/word/2010/wordml" xmlns:w15="http://schemas.microsoft.com/office/word/2012/wordml" xmlns:w16cex="http://schemas.microsoft.com/office/word/2018/wordml/cex" xmlns:w16cid="http://schemas.microsoft.com/office/word/2016/wordml/cid" xmlns:w16="http://schemas.microsoft.com/office/word/2018/wordml" xmlns:w16du="http://schemas.microsoft.com/office/word/2023/wordml/word16du" xmlns:w16sdtdh="http://schemas.microsoft.com/office/word/2020/wordml/sdtdatahash" xmlns:w16sdtfl="http://schemas.microsoft.com/office/word/2024/wordml/sdtformatlock" xmlns:w16se="http://schemas.microsoft.com/office/word/2015/wordml/symex" xmlns:sl="http://schemas.openxmlformats.org/schemaLibrary/2006/main" mc:Ignorable="w14 w15 w16se w16cid w16 w16cex w16sdtdh w16sdtfl w16du">
   <w:view w:val="normal"/>
   <w:defaultTabStop w:val="720"/>
   <w:characterSpacingControl w:val="doNotCompress"/>
@@ -14158,6 +14125,7 @@
     <w:rsid w:val="00150241"/>
     <w:rsid w:val="00410439"/>
     <w:rsid w:val="0043306B"/>
+    <w:rsid w:val="004A0062"/>
     <w:rsid w:val="005338B5"/>
     <w:rsid w:val="00556B0B"/>
     <w:rsid w:val="00572994"/>
@@ -14173,6 +14141,7 @@
     <w:rsid w:val="008866BA"/>
     <w:rsid w:val="00996F7F"/>
     <w:rsid w:val="00A009CD"/>
+    <w:rsid w:val="00AA0AF2"/>
     <w:rsid w:val="00AE6726"/>
     <w:rsid w:val="00B850AE"/>
     <w:rsid w:val="00BB1E0D"/>
@@ -14210,7 +14179,7 @@
 </file>
 
 <file path=word/glossary/styles.xml><?xml version="1.0" encoding="utf-8"?>
-<w:styles xmlns:mc="http://schemas.openxmlformats.org/markup-compatibility/2006" xmlns:r="http://schemas.openxmlformats.org/officeDocument/2006/relationships" xmlns:w="http://schemas.openxmlformats.org/wordprocessingml/2006/main" xmlns:w14="http://schemas.microsoft.com/office/word/2010/wordml" xmlns:w15="http://schemas.microsoft.com/office/word/2012/wordml" xmlns:w16cex="http://schemas.microsoft.com/office/word/2018/wordml/cex" xmlns:w16cid="http://schemas.microsoft.com/office/word/2016/wordml/cid" xmlns:w16="http://schemas.microsoft.com/office/word/2018/wordml" xmlns:w16du="http://schemas.microsoft.com/office/word/2023/wordml/word16du" xmlns:w16sdtdh="http://schemas.microsoft.com/office/word/2020/wordml/sdtdatahash" xmlns:w16se="http://schemas.microsoft.com/office/word/2015/wordml/symex" mc:Ignorable="w14 w15 w16se w16cid w16 w16cex w16sdtdh w16du">
+<w:styles xmlns:mc="http://schemas.openxmlformats.org/markup-compatibility/2006" xmlns:r="http://schemas.openxmlformats.org/officeDocument/2006/relationships" xmlns:w="http://schemas.openxmlformats.org/wordprocessingml/2006/main" xmlns:w14="http://schemas.microsoft.com/office/word/2010/wordml" xmlns:w15="http://schemas.microsoft.com/office/word/2012/wordml" xmlns:w16cex="http://schemas.microsoft.com/office/word/2018/wordml/cex" xmlns:w16cid="http://schemas.microsoft.com/office/word/2016/wordml/cid" xmlns:w16="http://schemas.microsoft.com/office/word/2018/wordml" xmlns:w16du="http://schemas.microsoft.com/office/word/2023/wordml/word16du" xmlns:w16sdtdh="http://schemas.microsoft.com/office/word/2020/wordml/sdtdatahash" xmlns:w16sdtfl="http://schemas.microsoft.com/office/word/2024/wordml/sdtformatlock" xmlns:w16se="http://schemas.microsoft.com/office/word/2015/wordml/symex" mc:Ignorable="w14 w15 w16se w16cid w16 w16cex w16sdtdh w16sdtfl w16du">
   <w:docDefaults>
     <w:rPrDefault>
       <w:rPr>
@@ -14661,7 +14630,7 @@
 </file>
 
 <file path=word/glossary/webSettings.xml><?xml version="1.0" encoding="utf-8"?>
-<w:webSettings xmlns:mc="http://schemas.openxmlformats.org/markup-compatibility/2006" xmlns:r="http://schemas.openxmlformats.org/officeDocument/2006/relationships" xmlns:w="http://schemas.openxmlformats.org/wordprocessingml/2006/main" xmlns:w14="http://schemas.microsoft.com/office/word/2010/wordml" xmlns:w15="http://schemas.microsoft.com/office/word/2012/wordml" xmlns:w16cex="http://schemas.microsoft.com/office/word/2018/wordml/cex" xmlns:w16cid="http://schemas.microsoft.com/office/word/2016/wordml/cid" xmlns:w16="http://schemas.microsoft.com/office/word/2018/wordml" xmlns:w16du="http://schemas.microsoft.com/office/word/2023/wordml/word16du" xmlns:w16sdtdh="http://schemas.microsoft.com/office/word/2020/wordml/sdtdatahash" xmlns:w16se="http://schemas.microsoft.com/office/word/2015/wordml/symex" mc:Ignorable="w14 w15 w16se w16cid w16 w16cex w16sdtdh w16du">
+<w:webSettings xmlns:mc="http://schemas.openxmlformats.org/markup-compatibility/2006" xmlns:r="http://schemas.openxmlformats.org/officeDocument/2006/relationships" xmlns:w="http://schemas.openxmlformats.org/wordprocessingml/2006/main" xmlns:w14="http://schemas.microsoft.com/office/word/2010/wordml" xmlns:w15="http://schemas.microsoft.com/office/word/2012/wordml" xmlns:w16cex="http://schemas.microsoft.com/office/word/2018/wordml/cex" xmlns:w16cid="http://schemas.microsoft.com/office/word/2016/wordml/cid" xmlns:w16="http://schemas.microsoft.com/office/word/2018/wordml" xmlns:w16du="http://schemas.microsoft.com/office/word/2023/wordml/word16du" xmlns:w16sdtdh="http://schemas.microsoft.com/office/word/2020/wordml/sdtdatahash" xmlns:w16sdtfl="http://schemas.microsoft.com/office/word/2024/wordml/sdtformatlock" xmlns:w16se="http://schemas.microsoft.com/office/word/2015/wordml/symex" mc:Ignorable="w14 w15 w16se w16cid w16 w16cex w16sdtdh w16sdtfl w16du">
   <w:optimizeForBrowser/>
   <w:allowPNG/>
 </w:webSettings>
@@ -14924,6 +14893,26 @@
 </file>
 
 <file path=customXml/item1.xml><?xml version="1.0" encoding="utf-8"?>
+<p:properties xmlns:p="http://schemas.microsoft.com/office/2006/metadata/properties" xmlns:xsi="http://www.w3.org/2001/XMLSchema-instance" xmlns:pc="http://schemas.microsoft.com/office/infopath/2007/PartnerControls">
+  <documentManagement>
+    <TaxCatchAll xmlns="b26d7365-45a0-4152-a00d-ba25160e396c" xsi:nil="true"/>
+    <lcf76f155ced4ddcb4097134ff3c332f xmlns="c2edac12-0203-4da0-8387-d321991b940f">
+      <Terms xmlns="http://schemas.microsoft.com/office/infopath/2007/PartnerControls"/>
+    </lcf76f155ced4ddcb4097134ff3c332f>
+  </documentManagement>
+</p:properties>
+</file>
+
+<file path=customXml/item2.xml><?xml version="1.0" encoding="utf-8"?>
+<?mso-contentType ?>
+<FormTemplates xmlns="http://schemas.microsoft.com/sharepoint/v3/contenttype/forms">
+  <Display>DocumentLibraryForm</Display>
+  <Edit>DocumentLibraryForm</Edit>
+  <New>DocumentLibraryForm</New>
+</FormTemplates>
+</file>
+
+<file path=customXml/item3.xml><?xml version="1.0" encoding="utf-8"?>
 <ct:contentTypeSchema xmlns:ct="http://schemas.microsoft.com/office/2006/metadata/contentType" xmlns:ma="http://schemas.microsoft.com/office/2006/metadata/properties/metaAttributes" ct:_="" ma:_="" ma:contentTypeName="Document" ma:contentTypeID="0x010100AFFC136914988241A0515E53DED1B6D5" ma:contentTypeVersion="13" ma:contentTypeDescription="Create a new document." ma:contentTypeScope="" ma:versionID="85d9e7ce8c3d650d72fabda50a7c51f7">
   <xsd:schema xmlns:xsd="http://www.w3.org/2001/XMLSchema" xmlns:xs="http://www.w3.org/2001/XMLSchema" xmlns:p="http://schemas.microsoft.com/office/2006/metadata/properties" xmlns:ns2="c2edac12-0203-4da0-8387-d321991b940f" xmlns:ns3="b26d7365-45a0-4152-a00d-ba25160e396c" targetNamespace="http://schemas.microsoft.com/office/2006/metadata/properties" ma:root="true" ma:fieldsID="2ebaef2e3c9ff6fcdf06fe5204c6a09f" ns2:_="" ns3:_="">
     <xsd:import namespace="c2edac12-0203-4da0-8387-d321991b940f"/>
@@ -15130,34 +15119,40 @@
 </ct:contentTypeSchema>
 </file>
 
-<file path=customXml/item2.xml><?xml version="1.0" encoding="utf-8"?>
-<?mso-contentType ?>
-<FormTemplates xmlns="http://schemas.microsoft.com/sharepoint/v3/contenttype/forms">
-  <Display>DocumentLibraryForm</Display>
-  <Edit>DocumentLibraryForm</Edit>
-  <New>DocumentLibraryForm</New>
-</FormTemplates>
-</file>
-
-<file path=customXml/item3.xml><?xml version="1.0" encoding="utf-8"?>
-<p:properties xmlns:p="http://schemas.microsoft.com/office/2006/metadata/properties" xmlns:xsi="http://www.w3.org/2001/XMLSchema-instance" xmlns:pc="http://schemas.microsoft.com/office/infopath/2007/PartnerControls">
-  <documentManagement>
-    <TaxCatchAll xmlns="b26d7365-45a0-4152-a00d-ba25160e396c" xsi:nil="true"/>
-    <lcf76f155ced4ddcb4097134ff3c332f xmlns="c2edac12-0203-4da0-8387-d321991b940f">
-      <Terms xmlns="http://schemas.microsoft.com/office/infopath/2007/PartnerControls"/>
-    </lcf76f155ced4ddcb4097134ff3c332f>
-  </documentManagement>
-</p:properties>
-</file>
-
 <file path=customXml/itemProps1.xml><?xml version="1.0" encoding="utf-8"?>
-<ds:datastoreItem xmlns:ds="http://schemas.openxmlformats.org/officeDocument/2006/customXml" ds:itemID="{8BABB291-1076-46F9-9D50-2950BF0F7C80}"/>
+<ds:datastoreItem xmlns:ds="http://schemas.openxmlformats.org/officeDocument/2006/customXml" ds:itemID="{1061D102-26A3-4FDD-97A9-BA9392EEEC43}">
+  <ds:schemaRefs>
+    <ds:schemaRef ds:uri="http://schemas.microsoft.com/office/2006/metadata/properties"/>
+    <ds:schemaRef ds:uri="http://schemas.microsoft.com/office/infopath/2007/PartnerControls"/>
+    <ds:schemaRef ds:uri="b26d7365-45a0-4152-a00d-ba25160e396c"/>
+    <ds:schemaRef ds:uri="c2edac12-0203-4da0-8387-d321991b940f"/>
+  </ds:schemaRefs>
+</ds:datastoreItem>
 </file>
 
 <file path=customXml/itemProps2.xml><?xml version="1.0" encoding="utf-8"?>
-<ds:datastoreItem xmlns:ds="http://schemas.openxmlformats.org/officeDocument/2006/customXml" ds:itemID="{7F3D0FC4-9DCA-4C0C-B797-38DE69CC5CB4}"/>
+<ds:datastoreItem xmlns:ds="http://schemas.openxmlformats.org/officeDocument/2006/customXml" ds:itemID="{7F3D0FC4-9DCA-4C0C-B797-38DE69CC5CB4}">
+  <ds:schemaRefs>
+    <ds:schemaRef ds:uri="http://schemas.microsoft.com/sharepoint/v3/contenttype/forms"/>
+  </ds:schemaRefs>
+</ds:datastoreItem>
 </file>
 
 <file path=customXml/itemProps3.xml><?xml version="1.0" encoding="utf-8"?>
-<ds:datastoreItem xmlns:ds="http://schemas.openxmlformats.org/officeDocument/2006/customXml" ds:itemID="{1061D102-26A3-4FDD-97A9-BA9392EEEC43}"/>
+<ds:datastoreItem xmlns:ds="http://schemas.openxmlformats.org/officeDocument/2006/customXml" ds:itemID="{8BABB291-1076-46F9-9D50-2950BF0F7C80}">
+  <ds:schemaRefs>
+    <ds:schemaRef ds:uri="http://schemas.microsoft.com/office/2006/metadata/contentType"/>
+    <ds:schemaRef ds:uri="http://schemas.microsoft.com/office/2006/metadata/properties/metaAttributes"/>
+    <ds:schemaRef ds:uri="http://www.w3.org/2001/XMLSchema"/>
+    <ds:schemaRef ds:uri="http://schemas.microsoft.com/office/2006/metadata/properties"/>
+    <ds:schemaRef ds:uri="c2edac12-0203-4da0-8387-d321991b940f"/>
+    <ds:schemaRef ds:uri="b26d7365-45a0-4152-a00d-ba25160e396c"/>
+    <ds:schemaRef ds:uri="http://schemas.microsoft.com/office/2006/documentManagement/types"/>
+    <ds:schemaRef ds:uri="http://schemas.microsoft.com/office/infopath/2007/PartnerControls"/>
+    <ds:schemaRef ds:uri="http://schemas.openxmlformats.org/package/2006/metadata/core-properties"/>
+    <ds:schemaRef ds:uri="http://purl.org/dc/elements/1.1/"/>
+    <ds:schemaRef ds:uri="http://purl.org/dc/terms/"/>
+    <ds:schemaRef ds:uri="http://schemas.microsoft.com/internal/obd"/>
+  </ds:schemaRefs>
+</ds:datastoreItem>
 </file>
--- a/public/LETTER_TEMPLATE_FINAL.docx
+++ b/public/LETTER_TEMPLATE_FINAL.docx
@@ -1,6 +1,6 @@
 
 <file path=word/document.xml><?xml version="1.0" encoding="utf-8"?>
-<w:document xmlns:wpc="http://schemas.microsoft.com/office/word/2010/wordprocessingCanvas" xmlns:cx="http://schemas.microsoft.com/office/drawing/2014/chartex" xmlns:cx1="http://schemas.microsoft.com/office/drawing/2015/9/8/chartex" xmlns:cx2="http://schemas.microsoft.com/office/drawing/2015/10/21/chartex" xmlns:cx3="http://schemas.microsoft.com/office/drawing/2016/5/9/chartex" xmlns:cx4="http://schemas.microsoft.com/office/drawing/2016/5/10/chartex" xmlns:cx5="http://schemas.microsoft.com/office/drawing/2016/5/11/chartex" xmlns:cx6="http://schemas.microsoft.com/office/drawing/2016/5/12/chartex" xmlns:cx7="http://schemas.microsoft.com/office/drawing/2016/5/13/chartex" xmlns:cx8="http://schemas.microsoft.com/office/drawing/2016/5/14/chartex" xmlns:mc="http://schemas.openxmlformats.org/markup-compatibility/2006" xmlns:aink="http://schemas.microsoft.com/office/drawing/2016/ink" xmlns:am3d="http://schemas.microsoft.com/office/drawing/2017/model3d" xmlns:o="urn:schemas-microsoft-com:office:office" xmlns:oel="http://schemas.microsoft.com/office/2019/extlst" xmlns:r="http://schemas.openxmlformats.org/officeDocument/2006/relationships" xmlns:m="http://schemas.openxmlformats.org/officeDocument/2006/math" xmlns:v="urn:schemas-microsoft-com:vml" xmlns:wp14="http://schemas.microsoft.com/office/word/2010/wordprocessingDrawing" xmlns:wp="http://schemas.openxmlformats.org/drawingml/2006/wordprocessingDrawing" xmlns:w10="urn:schemas-microsoft-com:office:word" xmlns:w="http://schemas.openxmlformats.org/wordprocessingml/2006/main" xmlns:w14="http://schemas.microsoft.com/office/word/2010/wordml" xmlns:w15="http://schemas.microsoft.com/office/word/2012/wordml" xmlns:w16cex="http://schemas.microsoft.com/office/word/2018/wordml/cex" xmlns:w16cid="http://schemas.microsoft.com/office/word/2016/wordml/cid" xmlns:w16="http://schemas.microsoft.com/office/word/2018/wordml" xmlns:w16du="http://schemas.microsoft.com/office/word/2023/wordml/word16du" xmlns:w16sdtdh="http://schemas.microsoft.com/office/word/2020/wordml/sdtdatahash" xmlns:w16sdtfl="http://schemas.microsoft.com/office/word/2024/wordml/sdtformatlock" xmlns:w16se="http://schemas.microsoft.com/office/word/2015/wordml/symex" xmlns:wpg="http://schemas.microsoft.com/office/word/2010/wordprocessingGroup" xmlns:wpi="http://schemas.microsoft.com/office/word/2010/wordprocessingInk" xmlns:wne="http://schemas.microsoft.com/office/word/2006/wordml" xmlns:wps="http://schemas.microsoft.com/office/word/2010/wordprocessingShape" mc:Ignorable="w14 w15 w16se w16cid w16 w16cex w16sdtdh w16sdtfl w16du wp14">
+<w:document xmlns:wpc="http://schemas.microsoft.com/office/word/2010/wordprocessingCanvas" xmlns:cx="http://schemas.microsoft.com/office/drawing/2014/chartex" xmlns:cx1="http://schemas.microsoft.com/office/drawing/2015/9/8/chartex" xmlns:cx2="http://schemas.microsoft.com/office/drawing/2015/10/21/chartex" xmlns:cx3="http://schemas.microsoft.com/office/drawing/2016/5/9/chartex" xmlns:cx4="http://schemas.microsoft.com/office/drawing/2016/5/10/chartex" xmlns:cx5="http://schemas.microsoft.com/office/drawing/2016/5/11/chartex" xmlns:cx6="http://schemas.microsoft.com/office/drawing/2016/5/12/chartex" xmlns:cx7="http://schemas.microsoft.com/office/drawing/2016/5/13/chartex" xmlns:cx8="http://schemas.microsoft.com/office/drawing/2016/5/14/chartex" xmlns:mc="http://schemas.openxmlformats.org/markup-compatibility/2006" xmlns:aink="http://schemas.microsoft.com/office/drawing/2016/ink" xmlns:am3d="http://schemas.microsoft.com/office/drawing/2017/model3d" xmlns:o="urn:schemas-microsoft-com:office:office" xmlns:oel="http://schemas.microsoft.com/office/2019/extlst" xmlns:r="http://schemas.openxmlformats.org/officeDocument/2006/relationships" xmlns:m="http://schemas.openxmlformats.org/officeDocument/2006/math" xmlns:v="urn:schemas-microsoft-com:vml" xmlns:wp14="http://schemas.microsoft.com/office/word/2010/wordprocessingDrawing" xmlns:wp="http://schemas.openxmlformats.org/drawingml/2006/wordprocessingDrawing" xmlns:w10="urn:schemas-microsoft-com:office:word" xmlns:w="http://schemas.openxmlformats.org/wordprocessingml/2006/main" xmlns:w14="http://schemas.microsoft.com/office/word/2010/wordml" xmlns:w15="http://schemas.microsoft.com/office/word/2012/wordml" xmlns:w16cex="http://schemas.microsoft.com/office/word/2018/wordml/cex" xmlns:w16cid="http://schemas.microsoft.com/office/word/2016/wordml/cid" xmlns:w16="http://schemas.microsoft.com/office/word/2018/wordml" xmlns:w16du="http://schemas.microsoft.com/office/word/2023/wordml/word16du" xmlns:w16sdtdh="http://schemas.microsoft.com/office/word/2020/wordml/sdtdatahash" xmlns:w16se="http://schemas.microsoft.com/office/word/2015/wordml/symex" xmlns:wpg="http://schemas.microsoft.com/office/word/2010/wordprocessingGroup" xmlns:wpi="http://schemas.microsoft.com/office/word/2010/wordprocessingInk" xmlns:wne="http://schemas.microsoft.com/office/word/2006/wordml" xmlns:wps="http://schemas.microsoft.com/office/word/2010/wordprocessingShape" mc:Ignorable="w14 w15 w16se w16cid w16 w16cex w16sdtdh w16du wp14">
   <w:body>
     <w:p>
       <w:pPr>
@@ -5253,7 +5253,7 @@
                   </wp:anchor>
                 </w:drawing>
               </mc:Choice>
-              <mc:Fallback xmlns:a="http://schemas.openxmlformats.org/drawingml/2006/main" xmlns:adec="http://schemas.microsoft.com/office/drawing/2017/decorative" xmlns:pic="http://schemas.openxmlformats.org/drawingml/2006/picture" xmlns:a14="http://schemas.microsoft.com/office/drawing/2010/main">
+              <mc:Fallback xmlns:a14="http://schemas.microsoft.com/office/drawing/2010/main" xmlns:pic="http://schemas.openxmlformats.org/drawingml/2006/picture" xmlns:adec="http://schemas.microsoft.com/office/drawing/2017/decorative" xmlns:a="http://schemas.openxmlformats.org/drawingml/2006/main">
                 <w:pict w14:anchorId="6956BEE0">
                   <v:group id="Group 1446139588" style="position:absolute;margin-left:-72.5pt;margin-top:1pt;width:612.7pt;height:855.5pt;z-index:-251655168;mso-position-vertical-relative:page;mso-width-relative:margin;mso-height-relative:margin" alt="&quot;&quot;" coordsize="77793,100598" o:spid="_x0000_s1026" w14:anchorId="1B95ADE6" o:gfxdata="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">
                     <v:group id="Graphic 21" style="position:absolute;width:30587;height:28399" alt="&quot;&quot;" coordsize="30587,28399" o:spid="_x0000_s1027" o:gfxdata="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">
@@ -5786,7 +5786,7 @@
         </w:rPr>
         <w:t xml:space="preserve"> </w:t>
       </w:r>
-      <w:hyperlink r:id="rId10" w:history="1">
+      <w:hyperlink r:id="rId7" w:history="1">
         <w:r>
           <w:rPr>
             <w:rStyle w:val="Hyperlink"/>
@@ -5903,7 +5903,7 @@
           <w:b/>
           <w:bCs/>
         </w:rPr>
-        <w:t>RE: {patientName}</w:t>
+        <w:t xml:space="preserve">RE: {patientName}</w:t>
       </w:r>
     </w:p>
     <w:p>
@@ -5920,7 +5920,7 @@
           <w:b/>
           <w:bCs/>
         </w:rPr>
-        <w:t>DOB: {patientDOB}</w:t>
+        <w:t xml:space="preserve">DOB: {patientDOB}</w:t>
       </w:r>
     </w:p>
     <w:p>
@@ -5937,7 +5937,7 @@
           <w:b/>
           <w:bCs/>
         </w:rPr>
-        <w:t>Contact Number: {patientContact}</w:t>
+        <w:t xml:space="preserve">Contact Number: {patientContact}</w:t>
       </w:r>
     </w:p>
     <w:p>
@@ -5954,7 +5954,7 @@
           <w:b/>
           <w:bCs/>
         </w:rPr>
-        <w:t>Address: {patientAddress}</w:t>
+        <w:t xml:space="preserve">Address: {patientAddress}</w:t>
       </w:r>
     </w:p>
     <w:p>
@@ -5981,7 +5981,7 @@
         <w:rPr>
           <w:rFonts w:ascii="Aptos" w:hAnsi="Aptos" w:cs="Arial"/>
         </w:rPr>
-        <w:t>Dear {salutation},</w:t>
+        <w:t xml:space="preserve">Dear {salutation},</w:t>
       </w:r>
     </w:p>
     <w:p>
@@ -6008,11 +6008,6 @@
     </w:p>
     <w:p>
       <w:pPr>
-        <w:pStyle w:val="ListParagraph"/>
-        <w:numPr>
-          <w:ilvl w:val="0"/>
-          <w:numId w:val="6"/>
-        </w:numPr>
         <w:rPr>
           <w:rFonts w:ascii="Aptos" w:hAnsi="Aptos"/>
         </w:rPr>
@@ -6021,7 +6016,35 @@
         <w:rPr>
           <w:rFonts w:ascii="Aptos" w:hAnsi="Aptos"/>
         </w:rPr>
-        <w:t>{#pmhx}{item}{/pmhx}</w:t>
+        <w:t>{#pmhx}</w:t>
+      </w:r>
+    </w:p>
+    <w:p>
+      <w:pPr>
+        <w:pStyle w:val="ListParagraph"/>
+        <w:numPr>
+          <w:ilvl w:val="0"/>
+          <w:numId w:val="6"/>
+        </w:numPr>
+      </w:pPr>
+      <w:r>
+        <w:rPr>
+          <w:rFonts w:ascii="Aptos" w:hAnsi="Aptos"/>
+        </w:rPr>
+        <w:t>{item}</w:t>
+      </w:r>
+    </w:p>
+    <w:p>
+      <w:pPr>
+        <w:rPr>
+          <w:rFonts w:ascii="Aptos" w:hAnsi="Aptos"/>
+        </w:rPr>
+      </w:pPr>
+      <w:r>
+        <w:rPr>
+          <w:rFonts w:ascii="Aptos" w:hAnsi="Aptos"/>
+        </w:rPr>
+        <w:t>{/pmhx}</w:t>
       </w:r>
     </w:p>
     <w:p>
@@ -6045,6 +6068,19 @@
     </w:p>
     <w:p>
       <w:pPr>
+        <w:rPr>
+          <w:rFonts w:ascii="Aptos" w:hAnsi="Aptos"/>
+        </w:rPr>
+      </w:pPr>
+      <w:r>
+        <w:rPr>
+          <w:rFonts w:ascii="Aptos" w:hAnsi="Aptos"/>
+        </w:rPr>
+        <w:t>{#medications}</w:t>
+      </w:r>
+    </w:p>
+    <w:p>
+      <w:pPr>
         <w:pStyle w:val="ListParagraph"/>
         <w:numPr>
           <w:ilvl w:val="0"/>
@@ -6055,7 +6091,20 @@
         <w:rPr>
           <w:rFonts w:ascii="Aptos" w:hAnsi="Aptos"/>
         </w:rPr>
-        <w:t>{#medications}{item}{/medications}</w:t>
+        <w:t>{item}</w:t>
+      </w:r>
+    </w:p>
+    <w:p>
+      <w:pPr>
+        <w:rPr>
+          <w:rFonts w:ascii="Aptos" w:hAnsi="Aptos"/>
+        </w:rPr>
+      </w:pPr>
+      <w:r>
+        <w:rPr>
+          <w:rFonts w:ascii="Aptos" w:hAnsi="Aptos"/>
+        </w:rPr>
+        <w:t>{/medications}</w:t>
       </w:r>
     </w:p>
     <w:p>
@@ -6073,6 +6122,19 @@
     </w:p>
     <w:p>
       <w:pPr>
+        <w:rPr>
+          <w:rFonts w:ascii="Aptos" w:hAnsi="Aptos"/>
+        </w:rPr>
+      </w:pPr>
+      <w:r>
+        <w:rPr>
+          <w:rFonts w:ascii="Aptos" w:hAnsi="Aptos"/>
+        </w:rPr>
+        <w:t>{#allergies}</w:t>
+      </w:r>
+    </w:p>
+    <w:p>
+      <w:pPr>
         <w:pStyle w:val="ListParagraph"/>
         <w:numPr>
           <w:ilvl w:val="0"/>
@@ -6083,7 +6145,20 @@
         <w:rPr>
           <w:rFonts w:ascii="Aptos" w:hAnsi="Aptos"/>
         </w:rPr>
-        <w:t>{#allergies}{item}{/allergies}</w:t>
+        <w:t>{item}</w:t>
+      </w:r>
+    </w:p>
+    <w:p>
+      <w:pPr>
+        <w:rPr>
+          <w:rFonts w:ascii="Aptos" w:hAnsi="Aptos"/>
+        </w:rPr>
+      </w:pPr>
+      <w:r>
+        <w:rPr>
+          <w:rFonts w:ascii="Aptos" w:hAnsi="Aptos"/>
+        </w:rPr>
+        <w:t>{/allergies}</w:t>
       </w:r>
     </w:p>
     <w:p>
@@ -6101,6 +6176,19 @@
     </w:p>
     <w:p>
       <w:pPr>
+        <w:rPr>
+          <w:rFonts w:ascii="Aptos" w:hAnsi="Aptos"/>
+        </w:rPr>
+      </w:pPr>
+      <w:r>
+        <w:rPr>
+          <w:rFonts w:ascii="Aptos" w:hAnsi="Aptos"/>
+        </w:rPr>
+        <w:t>{#socialHistory}</w:t>
+      </w:r>
+    </w:p>
+    <w:p>
+      <w:pPr>
         <w:pStyle w:val="ListParagraph"/>
         <w:numPr>
           <w:ilvl w:val="0"/>
@@ -6111,7 +6199,20 @@
         <w:rPr>
           <w:rFonts w:ascii="Aptos" w:hAnsi="Aptos"/>
         </w:rPr>
-        <w:t>{#socialHistory}{item}{/socialHistory}</w:t>
+        <w:t>{item}</w:t>
+      </w:r>
+    </w:p>
+    <w:p>
+      <w:pPr>
+        <w:rPr>
+          <w:rFonts w:ascii="Aptos" w:hAnsi="Aptos"/>
+        </w:rPr>
+      </w:pPr>
+      <w:r>
+        <w:rPr>
+          <w:rFonts w:ascii="Aptos" w:hAnsi="Aptos"/>
+        </w:rPr>
+        <w:t>{/socialHistory}</w:t>
       </w:r>
     </w:p>
     <w:p/>
@@ -6121,6 +6222,35 @@
       </w:r>
     </w:p>
     <w:p/>
+    <w:p/>
+    <w:p>
+      <w:pPr>
+        <w:rPr>
+          <w:u w:val="single"/>
+        </w:rPr>
+      </w:pPr>
+      <w:r>
+        <w:rPr>
+          <w:u w:val="single"/>
+        </w:rPr>
+        <w:t>Plan</w:t>
+      </w:r>
+    </w:p>
+    <w:p>
+      <w:pPr>
+        <w:pStyle w:val="ListParagraph"/>
+        <w:numPr>
+          <w:ilvl w:val="0"/>
+          <w:numId w:val="6"/>
+        </w:numPr>
+      </w:pPr>
+      <w:r>
+        <w:rPr>
+          <w:rFonts w:ascii="Aptos" w:hAnsi="Aptos"/>
+        </w:rPr>
+        <w:t>{#plan}{item}{/plan}</w:t>
+      </w:r>
+    </w:p>
     <w:p/>
     <w:p>
       <w:r>
@@ -6211,7 +6341,7 @@
                     <pic:cNvPicPr/>
                   </pic:nvPicPr>
                   <pic:blipFill>
-                    <a:blip r:embed="rId11" cstate="print">
+                    <a:blip r:embed="rId8" cstate="print">
                       <a:extLst>
                         <a:ext uri="{28A0092B-C50C-407E-A947-70E740481C1C}">
                           <a14:useLocalDpi xmlns:a14="http://schemas.microsoft.com/office/drawing/2010/main" val="0"/>
@@ -11554,7 +11684,7 @@
               </wp:anchor>
             </w:drawing>
           </mc:Choice>
-          <mc:Fallback xmlns:pic="http://schemas.openxmlformats.org/drawingml/2006/picture" xmlns:a14="http://schemas.microsoft.com/office/drawing/2010/main" xmlns:a="http://schemas.openxmlformats.org/drawingml/2006/main" xmlns:adec="http://schemas.microsoft.com/office/drawing/2017/decorative">
+          <mc:Fallback xmlns:adec="http://schemas.microsoft.com/office/drawing/2017/decorative" xmlns:a="http://schemas.openxmlformats.org/drawingml/2006/main" xmlns:a14="http://schemas.microsoft.com/office/drawing/2010/main" xmlns:pic="http://schemas.openxmlformats.org/drawingml/2006/picture">
             <w:pict w14:anchorId="49D1FD78">
               <v:group id="Group 1755350296" style="position:absolute;margin-left:-86.35pt;margin-top:-4.05pt;width:612.7pt;height:855.5pt;z-index:-251657216;mso-position-vertical-relative:page;mso-width-relative:margin;mso-height-relative:margin" alt="&quot;&quot;" coordsize="77793,100598" o:spid="_x0000_s1026" w14:anchorId="630199C1" o:gfxdata="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">
                 <v:group id="Graphic 21" style="position:absolute;width:30587;height:28399" alt="&quot;&quot;" coordsize="30587,28399" o:spid="_x0000_s1027" o:gfxdata="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">
@@ -11874,8 +12004,8 @@
       </w:r>
     </w:p>
     <w:sectPr>
-      <w:headerReference w:type="default" r:id="rId12"/>
-      <w:footerReference w:type="default" r:id="rId13"/>
+      <w:headerReference w:type="default" r:id="rId9"/>
+      <w:footerReference w:type="default" r:id="rId10"/>
       <w:pgSz w:w="11906" w:h="16838"/>
       <w:pgMar w:top="57" w:right="1440" w:bottom="1440" w:left="1440" w:header="708" w:footer="708" w:gutter="0"/>
       <w:cols w:space="708"/>
@@ -11886,7 +12016,7 @@
 </file>
 
 <file path=word/endnotes.xml><?xml version="1.0" encoding="utf-8"?>
-<w:endnotes xmlns:wpc="http://schemas.microsoft.com/office/word/2010/wordprocessingCanvas" xmlns:cx="http://schemas.microsoft.com/office/drawing/2014/chartex" xmlns:cx1="http://schemas.microsoft.com/office/drawing/2015/9/8/chartex" xmlns:cx2="http://schemas.microsoft.com/office/drawing/2015/10/21/chartex" xmlns:cx3="http://schemas.microsoft.com/office/drawing/2016/5/9/chartex" xmlns:cx4="http://schemas.microsoft.com/office/drawing/2016/5/10/chartex" xmlns:cx5="http://schemas.microsoft.com/office/drawing/2016/5/11/chartex" xmlns:cx6="http://schemas.microsoft.com/office/drawing/2016/5/12/chartex" xmlns:cx7="http://schemas.microsoft.com/office/drawing/2016/5/13/chartex" xmlns:cx8="http://schemas.microsoft.com/office/drawing/2016/5/14/chartex" xmlns:mc="http://schemas.openxmlformats.org/markup-compatibility/2006" xmlns:aink="http://schemas.microsoft.com/office/drawing/2016/ink" xmlns:am3d="http://schemas.microsoft.com/office/drawing/2017/model3d" xmlns:o="urn:schemas-microsoft-com:office:office" xmlns:oel="http://schemas.microsoft.com/office/2019/extlst" xmlns:r="http://schemas.openxmlformats.org/officeDocument/2006/relationships" xmlns:m="http://schemas.openxmlformats.org/officeDocument/2006/math" xmlns:v="urn:schemas-microsoft-com:vml" xmlns:wp14="http://schemas.microsoft.com/office/word/2010/wordprocessingDrawing" xmlns:wp="http://schemas.openxmlformats.org/drawingml/2006/wordprocessingDrawing" xmlns:w10="urn:schemas-microsoft-com:office:word" xmlns:w="http://schemas.openxmlformats.org/wordprocessingml/2006/main" xmlns:w14="http://schemas.microsoft.com/office/word/2010/wordml" xmlns:w15="http://schemas.microsoft.com/office/word/2012/wordml" xmlns:w16cex="http://schemas.microsoft.com/office/word/2018/wordml/cex" xmlns:w16cid="http://schemas.microsoft.com/office/word/2016/wordml/cid" xmlns:w16="http://schemas.microsoft.com/office/word/2018/wordml" xmlns:w16du="http://schemas.microsoft.com/office/word/2023/wordml/word16du" xmlns:w16sdtdh="http://schemas.microsoft.com/office/word/2020/wordml/sdtdatahash" xmlns:w16sdtfl="http://schemas.microsoft.com/office/word/2024/wordml/sdtformatlock" xmlns:w16se="http://schemas.microsoft.com/office/word/2015/wordml/symex" xmlns:wpg="http://schemas.microsoft.com/office/word/2010/wordprocessingGroup" xmlns:wpi="http://schemas.microsoft.com/office/word/2010/wordprocessingInk" xmlns:wne="http://schemas.microsoft.com/office/word/2006/wordml" xmlns:wps="http://schemas.microsoft.com/office/word/2010/wordprocessingShape" mc:Ignorable="w14 w15 w16se w16cid w16 w16cex w16sdtdh w16sdtfl w16du wp14">
+<w:endnotes xmlns:wpc="http://schemas.microsoft.com/office/word/2010/wordprocessingCanvas" xmlns:cx="http://schemas.microsoft.com/office/drawing/2014/chartex" xmlns:cx1="http://schemas.microsoft.com/office/drawing/2015/9/8/chartex" xmlns:cx2="http://schemas.microsoft.com/office/drawing/2015/10/21/chartex" xmlns:cx3="http://schemas.microsoft.com/office/drawing/2016/5/9/chartex" xmlns:cx4="http://schemas.microsoft.com/office/drawing/2016/5/10/chartex" xmlns:cx5="http://schemas.microsoft.com/office/drawing/2016/5/11/chartex" xmlns:cx6="http://schemas.microsoft.com/office/drawing/2016/5/12/chartex" xmlns:cx7="http://schemas.microsoft.com/office/drawing/2016/5/13/chartex" xmlns:cx8="http://schemas.microsoft.com/office/drawing/2016/5/14/chartex" xmlns:mc="http://schemas.openxmlformats.org/markup-compatibility/2006" xmlns:aink="http://schemas.microsoft.com/office/drawing/2016/ink" xmlns:am3d="http://schemas.microsoft.com/office/drawing/2017/model3d" xmlns:o="urn:schemas-microsoft-com:office:office" xmlns:oel="http://schemas.microsoft.com/office/2019/extlst" xmlns:r="http://schemas.openxmlformats.org/officeDocument/2006/relationships" xmlns:m="http://schemas.openxmlformats.org/officeDocument/2006/math" xmlns:v="urn:schemas-microsoft-com:vml" xmlns:wp14="http://schemas.microsoft.com/office/word/2010/wordprocessingDrawing" xmlns:wp="http://schemas.openxmlformats.org/drawingml/2006/wordprocessingDrawing" xmlns:w10="urn:schemas-microsoft-com:office:word" xmlns:w="http://schemas.openxmlformats.org/wordprocessingml/2006/main" xmlns:w14="http://schemas.microsoft.com/office/word/2010/wordml" xmlns:w15="http://schemas.microsoft.com/office/word/2012/wordml" xmlns:w16cex="http://schemas.microsoft.com/office/word/2018/wordml/cex" xmlns:w16cid="http://schemas.microsoft.com/office/word/2016/wordml/cid" xmlns:w16="http://schemas.microsoft.com/office/word/2018/wordml" xmlns:w16du="http://schemas.microsoft.com/office/word/2023/wordml/word16du" xmlns:w16sdtdh="http://schemas.microsoft.com/office/word/2020/wordml/sdtdatahash" xmlns:w16se="http://schemas.microsoft.com/office/word/2015/wordml/symex" xmlns:wpg="http://schemas.microsoft.com/office/word/2010/wordprocessingGroup" xmlns:wpi="http://schemas.microsoft.com/office/word/2010/wordprocessingInk" xmlns:wne="http://schemas.microsoft.com/office/word/2006/wordml" xmlns:wps="http://schemas.microsoft.com/office/word/2010/wordprocessingShape" mc:Ignorable="w14 w15 w16se w16cid w16 w16cex w16sdtdh w16du wp14">
   <w:endnote w:type="separator" w:id="-1">
     <w:p>
       <w:r>
@@ -11905,7 +12035,7 @@
 </file>
 
 <file path=word/footer1.xml><?xml version="1.0" encoding="utf-8"?>
-<w:ftr xmlns:wpc="http://schemas.microsoft.com/office/word/2010/wordprocessingCanvas" xmlns:cx="http://schemas.microsoft.com/office/drawing/2014/chartex" xmlns:cx1="http://schemas.microsoft.com/office/drawing/2015/9/8/chartex" xmlns:cx2="http://schemas.microsoft.com/office/drawing/2015/10/21/chartex" xmlns:cx3="http://schemas.microsoft.com/office/drawing/2016/5/9/chartex" xmlns:cx4="http://schemas.microsoft.com/office/drawing/2016/5/10/chartex" xmlns:cx5="http://schemas.microsoft.com/office/drawing/2016/5/11/chartex" xmlns:cx6="http://schemas.microsoft.com/office/drawing/2016/5/12/chartex" xmlns:cx7="http://schemas.microsoft.com/office/drawing/2016/5/13/chartex" xmlns:cx8="http://schemas.microsoft.com/office/drawing/2016/5/14/chartex" xmlns:mc="http://schemas.openxmlformats.org/markup-compatibility/2006" xmlns:aink="http://schemas.microsoft.com/office/drawing/2016/ink" xmlns:am3d="http://schemas.microsoft.com/office/drawing/2017/model3d" xmlns:o="urn:schemas-microsoft-com:office:office" xmlns:oel="http://schemas.microsoft.com/office/2019/extlst" xmlns:r="http://schemas.openxmlformats.org/officeDocument/2006/relationships" xmlns:m="http://schemas.openxmlformats.org/officeDocument/2006/math" xmlns:v="urn:schemas-microsoft-com:vml" xmlns:wp14="http://schemas.microsoft.com/office/word/2010/wordprocessingDrawing" xmlns:wp="http://schemas.openxmlformats.org/drawingml/2006/wordprocessingDrawing" xmlns:w10="urn:schemas-microsoft-com:office:word" xmlns:w="http://schemas.openxmlformats.org/wordprocessingml/2006/main" xmlns:w14="http://schemas.microsoft.com/office/word/2010/wordml" xmlns:w15="http://schemas.microsoft.com/office/word/2012/wordml" xmlns:w16cex="http://schemas.microsoft.com/office/word/2018/wordml/cex" xmlns:w16cid="http://schemas.microsoft.com/office/word/2016/wordml/cid" xmlns:w16="http://schemas.microsoft.com/office/word/2018/wordml" xmlns:w16du="http://schemas.microsoft.com/office/word/2023/wordml/word16du" xmlns:w16sdtdh="http://schemas.microsoft.com/office/word/2020/wordml/sdtdatahash" xmlns:w16sdtfl="http://schemas.microsoft.com/office/word/2024/wordml/sdtformatlock" xmlns:w16se="http://schemas.microsoft.com/office/word/2015/wordml/symex" xmlns:wpg="http://schemas.microsoft.com/office/word/2010/wordprocessingGroup" xmlns:wpi="http://schemas.microsoft.com/office/word/2010/wordprocessingInk" xmlns:wne="http://schemas.microsoft.com/office/word/2006/wordml" xmlns:wps="http://schemas.microsoft.com/office/word/2010/wordprocessingShape" mc:Ignorable="w14 w15 w16se w16cid w16 w16cex w16sdtdh w16sdtfl w16du wp14">
+<w:ftr xmlns:wpc="http://schemas.microsoft.com/office/word/2010/wordprocessingCanvas" xmlns:cx="http://schemas.microsoft.com/office/drawing/2014/chartex" xmlns:cx1="http://schemas.microsoft.com/office/drawing/2015/9/8/chartex" xmlns:cx2="http://schemas.microsoft.com/office/drawing/2015/10/21/chartex" xmlns:cx3="http://schemas.microsoft.com/office/drawing/2016/5/9/chartex" xmlns:cx4="http://schemas.microsoft.com/office/drawing/2016/5/10/chartex" xmlns:cx5="http://schemas.microsoft.com/office/drawing/2016/5/11/chartex" xmlns:cx6="http://schemas.microsoft.com/office/drawing/2016/5/12/chartex" xmlns:cx7="http://schemas.microsoft.com/office/drawing/2016/5/13/chartex" xmlns:cx8="http://schemas.microsoft.com/office/drawing/2016/5/14/chartex" xmlns:mc="http://schemas.openxmlformats.org/markup-compatibility/2006" xmlns:aink="http://schemas.microsoft.com/office/drawing/2016/ink" xmlns:am3d="http://schemas.microsoft.com/office/drawing/2017/model3d" xmlns:o="urn:schemas-microsoft-com:office:office" xmlns:oel="http://schemas.microsoft.com/office/2019/extlst" xmlns:r="http://schemas.openxmlformats.org/officeDocument/2006/relationships" xmlns:m="http://schemas.openxmlformats.org/officeDocument/2006/math" xmlns:v="urn:schemas-microsoft-com:vml" xmlns:wp14="http://schemas.microsoft.com/office/word/2010/wordprocessingDrawing" xmlns:wp="http://schemas.openxmlformats.org/drawingml/2006/wordprocessingDrawing" xmlns:w10="urn:schemas-microsoft-com:office:word" xmlns:w="http://schemas.openxmlformats.org/wordprocessingml/2006/main" xmlns:w14="http://schemas.microsoft.com/office/word/2010/wordml" xmlns:w15="http://schemas.microsoft.com/office/word/2012/wordml" xmlns:w16cex="http://schemas.microsoft.com/office/word/2018/wordml/cex" xmlns:w16cid="http://schemas.microsoft.com/office/word/2016/wordml/cid" xmlns:w16="http://schemas.microsoft.com/office/word/2018/wordml" xmlns:w16du="http://schemas.microsoft.com/office/word/2023/wordml/word16du" xmlns:w16sdtdh="http://schemas.microsoft.com/office/word/2020/wordml/sdtdatahash" xmlns:w16se="http://schemas.microsoft.com/office/word/2015/wordml/symex" xmlns:wpg="http://schemas.microsoft.com/office/word/2010/wordprocessingGroup" xmlns:wpi="http://schemas.microsoft.com/office/word/2010/wordprocessingInk" xmlns:wne="http://schemas.microsoft.com/office/word/2006/wordml" xmlns:wps="http://schemas.microsoft.com/office/word/2010/wordprocessingShape" mc:Ignorable="w14 w15 w16se w16cid w16 w16cex w16sdtdh w16du wp14">
   <w:tbl>
     <w:tblPr>
       <w:tblW w:w="0" w:type="auto"/>
@@ -11966,7 +12096,7 @@
 </file>
 
 <file path=word/footnotes.xml><?xml version="1.0" encoding="utf-8"?>
-<w:footnotes xmlns:wpc="http://schemas.microsoft.com/office/word/2010/wordprocessingCanvas" xmlns:cx="http://schemas.microsoft.com/office/drawing/2014/chartex" xmlns:cx1="http://schemas.microsoft.com/office/drawing/2015/9/8/chartex" xmlns:cx2="http://schemas.microsoft.com/office/drawing/2015/10/21/chartex" xmlns:cx3="http://schemas.microsoft.com/office/drawing/2016/5/9/chartex" xmlns:cx4="http://schemas.microsoft.com/office/drawing/2016/5/10/chartex" xmlns:cx5="http://schemas.microsoft.com/office/drawing/2016/5/11/chartex" xmlns:cx6="http://schemas.microsoft.com/office/drawing/2016/5/12/chartex" xmlns:cx7="http://schemas.microsoft.com/office/drawing/2016/5/13/chartex" xmlns:cx8="http://schemas.microsoft.com/office/drawing/2016/5/14/chartex" xmlns:mc="http://schemas.openxmlformats.org/markup-compatibility/2006" xmlns:aink="http://schemas.microsoft.com/office/drawing/2016/ink" xmlns:am3d="http://schemas.microsoft.com/office/drawing/2017/model3d" xmlns:o="urn:schemas-microsoft-com:office:office" xmlns:oel="http://schemas.microsoft.com/office/2019/extlst" xmlns:r="http://schemas.openxmlformats.org/officeDocument/2006/relationships" xmlns:m="http://schemas.openxmlformats.org/officeDocument/2006/math" xmlns:v="urn:schemas-microsoft-com:vml" xmlns:wp14="http://schemas.microsoft.com/office/word/2010/wordprocessingDrawing" xmlns:wp="http://schemas.openxmlformats.org/drawingml/2006/wordprocessingDrawing" xmlns:w10="urn:schemas-microsoft-com:office:word" xmlns:w="http://schemas.openxmlformats.org/wordprocessingml/2006/main" xmlns:w14="http://schemas.microsoft.com/office/word/2010/wordml" xmlns:w15="http://schemas.microsoft.com/office/word/2012/wordml" xmlns:w16cex="http://schemas.microsoft.com/office/word/2018/wordml/cex" xmlns:w16cid="http://schemas.microsoft.com/office/word/2016/wordml/cid" xmlns:w16="http://schemas.microsoft.com/office/word/2018/wordml" xmlns:w16du="http://schemas.microsoft.com/office/word/2023/wordml/word16du" xmlns:w16sdtdh="http://schemas.microsoft.com/office/word/2020/wordml/sdtdatahash" xmlns:w16sdtfl="http://schemas.microsoft.com/office/word/2024/wordml/sdtformatlock" xmlns:w16se="http://schemas.microsoft.com/office/word/2015/wordml/symex" xmlns:wpg="http://schemas.microsoft.com/office/word/2010/wordprocessingGroup" xmlns:wpi="http://schemas.microsoft.com/office/word/2010/wordprocessingInk" xmlns:wne="http://schemas.microsoft.com/office/word/2006/wordml" xmlns:wps="http://schemas.microsoft.com/office/word/2010/wordprocessingShape" mc:Ignorable="w14 w15 w16se w16cid w16 w16cex w16sdtdh w16sdtfl w16du wp14">
+<w:footnotes xmlns:wpc="http://schemas.microsoft.com/office/word/2010/wordprocessingCanvas" xmlns:cx="http://schemas.microsoft.com/office/drawing/2014/chartex" xmlns:cx1="http://schemas.microsoft.com/office/drawing/2015/9/8/chartex" xmlns:cx2="http://schemas.microsoft.com/office/drawing/2015/10/21/chartex" xmlns:cx3="http://schemas.microsoft.com/office/drawing/2016/5/9/chartex" xmlns:cx4="http://schemas.microsoft.com/office/drawing/2016/5/10/chartex" xmlns:cx5="http://schemas.microsoft.com/office/drawing/2016/5/11/chartex" xmlns:cx6="http://schemas.microsoft.com/office/drawing/2016/5/12/chartex" xmlns:cx7="http://schemas.microsoft.com/office/drawing/2016/5/13/chartex" xmlns:cx8="http://schemas.microsoft.com/office/drawing/2016/5/14/chartex" xmlns:mc="http://schemas.openxmlformats.org/markup-compatibility/2006" xmlns:aink="http://schemas.microsoft.com/office/drawing/2016/ink" xmlns:am3d="http://schemas.microsoft.com/office/drawing/2017/model3d" xmlns:o="urn:schemas-microsoft-com:office:office" xmlns:oel="http://schemas.microsoft.com/office/2019/extlst" xmlns:r="http://schemas.openxmlformats.org/officeDocument/2006/relationships" xmlns:m="http://schemas.openxmlformats.org/officeDocument/2006/math" xmlns:v="urn:schemas-microsoft-com:vml" xmlns:wp14="http://schemas.microsoft.com/office/word/2010/wordprocessingDrawing" xmlns:wp="http://schemas.openxmlformats.org/drawingml/2006/wordprocessingDrawing" xmlns:w10="urn:schemas-microsoft-com:office:word" xmlns:w="http://schemas.openxmlformats.org/wordprocessingml/2006/main" xmlns:w14="http://schemas.microsoft.com/office/word/2010/wordml" xmlns:w15="http://schemas.microsoft.com/office/word/2012/wordml" xmlns:w16cex="http://schemas.microsoft.com/office/word/2018/wordml/cex" xmlns:w16cid="http://schemas.microsoft.com/office/word/2016/wordml/cid" xmlns:w16="http://schemas.microsoft.com/office/word/2018/wordml" xmlns:w16du="http://schemas.microsoft.com/office/word/2023/wordml/word16du" xmlns:w16sdtdh="http://schemas.microsoft.com/office/word/2020/wordml/sdtdatahash" xmlns:w16se="http://schemas.microsoft.com/office/word/2015/wordml/symex" xmlns:wpg="http://schemas.microsoft.com/office/word/2010/wordprocessingGroup" xmlns:wpi="http://schemas.microsoft.com/office/word/2010/wordprocessingInk" xmlns:wne="http://schemas.microsoft.com/office/word/2006/wordml" xmlns:wps="http://schemas.microsoft.com/office/word/2010/wordprocessingShape" mc:Ignorable="w14 w15 w16se w16cid w16 w16cex w16sdtdh w16du wp14">
   <w:footnote w:type="separator" w:id="-1">
     <w:p>
       <w:r>
@@ -11985,7 +12115,7 @@
 </file>
 
 <file path=word/header1.xml><?xml version="1.0" encoding="utf-8"?>
-<w:hdr xmlns:wpc="http://schemas.microsoft.com/office/word/2010/wordprocessingCanvas" xmlns:cx="http://schemas.microsoft.com/office/drawing/2014/chartex" xmlns:cx1="http://schemas.microsoft.com/office/drawing/2015/9/8/chartex" xmlns:cx2="http://schemas.microsoft.com/office/drawing/2015/10/21/chartex" xmlns:cx3="http://schemas.microsoft.com/office/drawing/2016/5/9/chartex" xmlns:cx4="http://schemas.microsoft.com/office/drawing/2016/5/10/chartex" xmlns:cx5="http://schemas.microsoft.com/office/drawing/2016/5/11/chartex" xmlns:cx6="http://schemas.microsoft.com/office/drawing/2016/5/12/chartex" xmlns:cx7="http://schemas.microsoft.com/office/drawing/2016/5/13/chartex" xmlns:cx8="http://schemas.microsoft.com/office/drawing/2016/5/14/chartex" xmlns:mc="http://schemas.openxmlformats.org/markup-compatibility/2006" xmlns:aink="http://schemas.microsoft.com/office/drawing/2016/ink" xmlns:am3d="http://schemas.microsoft.com/office/drawing/2017/model3d" xmlns:o="urn:schemas-microsoft-com:office:office" xmlns:oel="http://schemas.microsoft.com/office/2019/extlst" xmlns:r="http://schemas.openxmlformats.org/officeDocument/2006/relationships" xmlns:m="http://schemas.openxmlformats.org/officeDocument/2006/math" xmlns:v="urn:schemas-microsoft-com:vml" xmlns:wp14="http://schemas.microsoft.com/office/word/2010/wordprocessingDrawing" xmlns:wp="http://schemas.openxmlformats.org/drawingml/2006/wordprocessingDrawing" xmlns:w10="urn:schemas-microsoft-com:office:word" xmlns:w="http://schemas.openxmlformats.org/wordprocessingml/2006/main" xmlns:w14="http://schemas.microsoft.com/office/word/2010/wordml" xmlns:w15="http://schemas.microsoft.com/office/word/2012/wordml" xmlns:w16cex="http://schemas.microsoft.com/office/word/2018/wordml/cex" xmlns:w16cid="http://schemas.microsoft.com/office/word/2016/wordml/cid" xmlns:w16="http://schemas.microsoft.com/office/word/2018/wordml" xmlns:w16du="http://schemas.microsoft.com/office/word/2023/wordml/word16du" xmlns:w16sdtdh="http://schemas.microsoft.com/office/word/2020/wordml/sdtdatahash" xmlns:w16sdtfl="http://schemas.microsoft.com/office/word/2024/wordml/sdtformatlock" xmlns:w16se="http://schemas.microsoft.com/office/word/2015/wordml/symex" xmlns:wpg="http://schemas.microsoft.com/office/word/2010/wordprocessingGroup" xmlns:wpi="http://schemas.microsoft.com/office/word/2010/wordprocessingInk" xmlns:wne="http://schemas.microsoft.com/office/word/2006/wordml" xmlns:wps="http://schemas.microsoft.com/office/word/2010/wordprocessingShape" mc:Ignorable="w14 w15 w16se w16cid w16 w16cex w16sdtdh w16sdtfl w16du wp14">
+<w:hdr xmlns:wpc="http://schemas.microsoft.com/office/word/2010/wordprocessingCanvas" xmlns:cx="http://schemas.microsoft.com/office/drawing/2014/chartex" xmlns:cx1="http://schemas.microsoft.com/office/drawing/2015/9/8/chartex" xmlns:cx2="http://schemas.microsoft.com/office/drawing/2015/10/21/chartex" xmlns:cx3="http://schemas.microsoft.com/office/drawing/2016/5/9/chartex" xmlns:cx4="http://schemas.microsoft.com/office/drawing/2016/5/10/chartex" xmlns:cx5="http://schemas.microsoft.com/office/drawing/2016/5/11/chartex" xmlns:cx6="http://schemas.microsoft.com/office/drawing/2016/5/12/chartex" xmlns:cx7="http://schemas.microsoft.com/office/drawing/2016/5/13/chartex" xmlns:cx8="http://schemas.microsoft.com/office/drawing/2016/5/14/chartex" xmlns:mc="http://schemas.openxmlformats.org/markup-compatibility/2006" xmlns:aink="http://schemas.microsoft.com/office/drawing/2016/ink" xmlns:am3d="http://schemas.microsoft.com/office/drawing/2017/model3d" xmlns:o="urn:schemas-microsoft-com:office:office" xmlns:oel="http://schemas.microsoft.com/office/2019/extlst" xmlns:r="http://schemas.openxmlformats.org/officeDocument/2006/relationships" xmlns:m="http://schemas.openxmlformats.org/officeDocument/2006/math" xmlns:v="urn:schemas-microsoft-com:vml" xmlns:wp14="http://schemas.microsoft.com/office/word/2010/wordprocessingDrawing" xmlns:wp="http://schemas.openxmlformats.org/drawingml/2006/wordprocessingDrawing" xmlns:w10="urn:schemas-microsoft-com:office:word" xmlns:w="http://schemas.openxmlformats.org/wordprocessingml/2006/main" xmlns:w14="http://schemas.microsoft.com/office/word/2010/wordml" xmlns:w15="http://schemas.microsoft.com/office/word/2012/wordml" xmlns:w16cex="http://schemas.microsoft.com/office/word/2018/wordml/cex" xmlns:w16cid="http://schemas.microsoft.com/office/word/2016/wordml/cid" xmlns:w16="http://schemas.microsoft.com/office/word/2018/wordml" xmlns:w16du="http://schemas.microsoft.com/office/word/2023/wordml/word16du" xmlns:w16sdtdh="http://schemas.microsoft.com/office/word/2020/wordml/sdtdatahash" xmlns:w16se="http://schemas.microsoft.com/office/word/2015/wordml/symex" xmlns:wpg="http://schemas.microsoft.com/office/word/2010/wordprocessingGroup" xmlns:wpi="http://schemas.microsoft.com/office/word/2010/wordprocessingInk" xmlns:wne="http://schemas.microsoft.com/office/word/2006/wordml" xmlns:wps="http://schemas.microsoft.com/office/word/2010/wordprocessingShape" mc:Ignorable="w14 w15 w16se w16cid w16 w16cex w16sdtdh w16du wp14">
   <w:tbl>
     <w:tblPr>
       <w:tblW w:w="0" w:type="auto"/>
@@ -12046,7 +12176,7 @@
 </file>
 
 <file path=word/numbering.xml><?xml version="1.0" encoding="utf-8"?>
-<w:numbering xmlns:wpc="http://schemas.microsoft.com/office/word/2010/wordprocessingCanvas" xmlns:cx="http://schemas.microsoft.com/office/drawing/2014/chartex" xmlns:cx1="http://schemas.microsoft.com/office/drawing/2015/9/8/chartex" xmlns:cx2="http://schemas.microsoft.com/office/drawing/2015/10/21/chartex" xmlns:cx3="http://schemas.microsoft.com/office/drawing/2016/5/9/chartex" xmlns:cx4="http://schemas.microsoft.com/office/drawing/2016/5/10/chartex" xmlns:cx5="http://schemas.microsoft.com/office/drawing/2016/5/11/chartex" xmlns:cx6="http://schemas.microsoft.com/office/drawing/2016/5/12/chartex" xmlns:cx7="http://schemas.microsoft.com/office/drawing/2016/5/13/chartex" xmlns:cx8="http://schemas.microsoft.com/office/drawing/2016/5/14/chartex" xmlns:mc="http://schemas.openxmlformats.org/markup-compatibility/2006" xmlns:aink="http://schemas.microsoft.com/office/drawing/2016/ink" xmlns:am3d="http://schemas.microsoft.com/office/drawing/2017/model3d" xmlns:o="urn:schemas-microsoft-com:office:office" xmlns:oel="http://schemas.microsoft.com/office/2019/extlst" xmlns:r="http://schemas.openxmlformats.org/officeDocument/2006/relationships" xmlns:m="http://schemas.openxmlformats.org/officeDocument/2006/math" xmlns:v="urn:schemas-microsoft-com:vml" xmlns:wp14="http://schemas.microsoft.com/office/word/2010/wordprocessingDrawing" xmlns:wp="http://schemas.openxmlformats.org/drawingml/2006/wordprocessingDrawing" xmlns:w10="urn:schemas-microsoft-com:office:word" xmlns:w="http://schemas.openxmlformats.org/wordprocessingml/2006/main" xmlns:w14="http://schemas.microsoft.com/office/word/2010/wordml" xmlns:w15="http://schemas.microsoft.com/office/word/2012/wordml" xmlns:w16cex="http://schemas.microsoft.com/office/word/2018/wordml/cex" xmlns:w16cid="http://schemas.microsoft.com/office/word/2016/wordml/cid" xmlns:w16="http://schemas.microsoft.com/office/word/2018/wordml" xmlns:w16du="http://schemas.microsoft.com/office/word/2023/wordml/word16du" xmlns:w16sdtdh="http://schemas.microsoft.com/office/word/2020/wordml/sdtdatahash" xmlns:w16sdtfl="http://schemas.microsoft.com/office/word/2024/wordml/sdtformatlock" xmlns:w16se="http://schemas.microsoft.com/office/word/2015/wordml/symex" xmlns:wpg="http://schemas.microsoft.com/office/word/2010/wordprocessingGroup" xmlns:wpi="http://schemas.microsoft.com/office/word/2010/wordprocessingInk" xmlns:wne="http://schemas.microsoft.com/office/word/2006/wordml" xmlns:wps="http://schemas.microsoft.com/office/word/2010/wordprocessingShape" mc:Ignorable="w14 w15 w16se w16cid w16 w16cex w16sdtdh w16sdtfl w16du wp14">
+<w:numbering xmlns:wpc="http://schemas.microsoft.com/office/word/2010/wordprocessingCanvas" xmlns:cx="http://schemas.microsoft.com/office/drawing/2014/chartex" xmlns:cx1="http://schemas.microsoft.com/office/drawing/2015/9/8/chartex" xmlns:cx2="http://schemas.microsoft.com/office/drawing/2015/10/21/chartex" xmlns:cx3="http://schemas.microsoft.com/office/drawing/2016/5/9/chartex" xmlns:cx4="http://schemas.microsoft.com/office/drawing/2016/5/10/chartex" xmlns:cx5="http://schemas.microsoft.com/office/drawing/2016/5/11/chartex" xmlns:cx6="http://schemas.microsoft.com/office/drawing/2016/5/12/chartex" xmlns:cx7="http://schemas.microsoft.com/office/drawing/2016/5/13/chartex" xmlns:cx8="http://schemas.microsoft.com/office/drawing/2016/5/14/chartex" xmlns:mc="http://schemas.openxmlformats.org/markup-compatibility/2006" xmlns:aink="http://schemas.microsoft.com/office/drawing/2016/ink" xmlns:am3d="http://schemas.microsoft.com/office/drawing/2017/model3d" xmlns:o="urn:schemas-microsoft-com:office:office" xmlns:oel="http://schemas.microsoft.com/office/2019/extlst" xmlns:r="http://schemas.openxmlformats.org/officeDocument/2006/relationships" xmlns:m="http://schemas.openxmlformats.org/officeDocument/2006/math" xmlns:v="urn:schemas-microsoft-com:vml" xmlns:wp14="http://schemas.microsoft.com/office/word/2010/wordprocessingDrawing" xmlns:wp="http://schemas.openxmlformats.org/drawingml/2006/wordprocessingDrawing" xmlns:w10="urn:schemas-microsoft-com:office:word" xmlns:w="http://schemas.openxmlformats.org/wordprocessingml/2006/main" xmlns:w14="http://schemas.microsoft.com/office/word/2010/wordml" xmlns:w15="http://schemas.microsoft.com/office/word/2012/wordml" xmlns:w16cex="http://schemas.microsoft.com/office/word/2018/wordml/cex" xmlns:w16cid="http://schemas.microsoft.com/office/word/2016/wordml/cid" xmlns:w16="http://schemas.microsoft.com/office/word/2018/wordml" xmlns:w16du="http://schemas.microsoft.com/office/word/2023/wordml/word16du" xmlns:w16sdtdh="http://schemas.microsoft.com/office/word/2020/wordml/sdtdatahash" xmlns:w16se="http://schemas.microsoft.com/office/word/2015/wordml/symex" xmlns:wpg="http://schemas.microsoft.com/office/word/2010/wordprocessingGroup" xmlns:wpi="http://schemas.microsoft.com/office/word/2010/wordprocessingInk" xmlns:wne="http://schemas.microsoft.com/office/word/2006/wordml" xmlns:wps="http://schemas.microsoft.com/office/word/2010/wordprocessingShape" mc:Ignorable="w14 w15 w16se w16cid w16 w16cex w16sdtdh w16du wp14">
   <w:abstractNum w:abstractNumId="0" w15:restartNumberingAfterBreak="0">
     <w:nsid w:val="123370E6"/>
     <w:multiLevelType w:val="hybridMultilevel"/>
@@ -12666,7 +12796,7 @@
 </file>
 
 <file path=word/styles.xml><?xml version="1.0" encoding="utf-8"?>
-<w:styles xmlns:mc="http://schemas.openxmlformats.org/markup-compatibility/2006" xmlns:r="http://schemas.openxmlformats.org/officeDocument/2006/relationships" xmlns:w="http://schemas.openxmlformats.org/wordprocessingml/2006/main" xmlns:w14="http://schemas.microsoft.com/office/word/2010/wordml" xmlns:w15="http://schemas.microsoft.com/office/word/2012/wordml" xmlns:w16cex="http://schemas.microsoft.com/office/word/2018/wordml/cex" xmlns:w16cid="http://schemas.microsoft.com/office/word/2016/wordml/cid" xmlns:w16="http://schemas.microsoft.com/office/word/2018/wordml" xmlns:w16du="http://schemas.microsoft.com/office/word/2023/wordml/word16du" xmlns:w16sdtdh="http://schemas.microsoft.com/office/word/2020/wordml/sdtdatahash" xmlns:w16sdtfl="http://schemas.microsoft.com/office/word/2024/wordml/sdtformatlock" xmlns:w16se="http://schemas.microsoft.com/office/word/2015/wordml/symex" mc:Ignorable="w14 w15 w16se w16cid w16 w16cex w16sdtdh w16sdtfl w16du">
+<w:styles xmlns:mc="http://schemas.openxmlformats.org/markup-compatibility/2006" xmlns:r="http://schemas.openxmlformats.org/officeDocument/2006/relationships" xmlns:w="http://schemas.openxmlformats.org/wordprocessingml/2006/main" xmlns:w14="http://schemas.microsoft.com/office/word/2010/wordml" xmlns:w15="http://schemas.microsoft.com/office/word/2012/wordml" xmlns:w16cex="http://schemas.microsoft.com/office/word/2018/wordml/cex" xmlns:w16cid="http://schemas.microsoft.com/office/word/2016/wordml/cid" xmlns:w16="http://schemas.microsoft.com/office/word/2018/wordml" xmlns:w16du="http://schemas.microsoft.com/office/word/2023/wordml/word16du" xmlns:w16sdtdh="http://schemas.microsoft.com/office/word/2020/wordml/sdtdatahash" xmlns:w16se="http://schemas.microsoft.com/office/word/2015/wordml/symex" mc:Ignorable="w14 w15 w16se w16cid w16 w16cex w16sdtdh w16du">
   <w:docDefaults>
     <w:rPrDefault>
       <w:rPr>
@@ -13880,7 +14010,7 @@
 </file>
 
 <file path=word/glossary/document.xml><?xml version="1.0" encoding="utf-8"?>
-<w:glossaryDocument xmlns:wpc="http://schemas.microsoft.com/office/word/2010/wordprocessingCanvas" xmlns:cx="http://schemas.microsoft.com/office/drawing/2014/chartex" xmlns:cx1="http://schemas.microsoft.com/office/drawing/2015/9/8/chartex" xmlns:cx2="http://schemas.microsoft.com/office/drawing/2015/10/21/chartex" xmlns:cx3="http://schemas.microsoft.com/office/drawing/2016/5/9/chartex" xmlns:cx4="http://schemas.microsoft.com/office/drawing/2016/5/10/chartex" xmlns:cx5="http://schemas.microsoft.com/office/drawing/2016/5/11/chartex" xmlns:cx6="http://schemas.microsoft.com/office/drawing/2016/5/12/chartex" xmlns:cx7="http://schemas.microsoft.com/office/drawing/2016/5/13/chartex" xmlns:cx8="http://schemas.microsoft.com/office/drawing/2016/5/14/chartex" xmlns:mc="http://schemas.openxmlformats.org/markup-compatibility/2006" xmlns:aink="http://schemas.microsoft.com/office/drawing/2016/ink" xmlns:am3d="http://schemas.microsoft.com/office/drawing/2017/model3d" xmlns:o="urn:schemas-microsoft-com:office:office" xmlns:oel="http://schemas.microsoft.com/office/2019/extlst" xmlns:r="http://schemas.openxmlformats.org/officeDocument/2006/relationships" xmlns:m="http://schemas.openxmlformats.org/officeDocument/2006/math" xmlns:v="urn:schemas-microsoft-com:vml" xmlns:wp14="http://schemas.microsoft.com/office/word/2010/wordprocessingDrawing" xmlns:wp="http://schemas.openxmlformats.org/drawingml/2006/wordprocessingDrawing" xmlns:w10="urn:schemas-microsoft-com:office:word" xmlns:w="http://schemas.openxmlformats.org/wordprocessingml/2006/main" xmlns:w14="http://schemas.microsoft.com/office/word/2010/wordml" xmlns:w15="http://schemas.microsoft.com/office/word/2012/wordml" xmlns:w16cex="http://schemas.microsoft.com/office/word/2018/wordml/cex" xmlns:w16cid="http://schemas.microsoft.com/office/word/2016/wordml/cid" xmlns:w16="http://schemas.microsoft.com/office/word/2018/wordml" xmlns:w16du="http://schemas.microsoft.com/office/word/2023/wordml/word16du" xmlns:w16sdtdh="http://schemas.microsoft.com/office/word/2020/wordml/sdtdatahash" xmlns:w16sdtfl="http://schemas.microsoft.com/office/word/2024/wordml/sdtformatlock" xmlns:w16se="http://schemas.microsoft.com/office/word/2015/wordml/symex" xmlns:wpg="http://schemas.microsoft.com/office/word/2010/wordprocessingGroup" xmlns:wpi="http://schemas.microsoft.com/office/word/2010/wordprocessingInk" xmlns:wne="http://schemas.microsoft.com/office/word/2006/wordml" xmlns:wps="http://schemas.microsoft.com/office/word/2010/wordprocessingShape" mc:Ignorable="w14 w15 w16se w16cid w16 w16cex w16sdtdh w16sdtfl w16du wp14">
+<w:glossaryDocument xmlns:wpc="http://schemas.microsoft.com/office/word/2010/wordprocessingCanvas" xmlns:cx="http://schemas.microsoft.com/office/drawing/2014/chartex" xmlns:cx1="http://schemas.microsoft.com/office/drawing/2015/9/8/chartex" xmlns:cx2="http://schemas.microsoft.com/office/drawing/2015/10/21/chartex" xmlns:cx3="http://schemas.microsoft.com/office/drawing/2016/5/9/chartex" xmlns:cx4="http://schemas.microsoft.com/office/drawing/2016/5/10/chartex" xmlns:cx5="http://schemas.microsoft.com/office/drawing/2016/5/11/chartex" xmlns:cx6="http://schemas.microsoft.com/office/drawing/2016/5/12/chartex" xmlns:cx7="http://schemas.microsoft.com/office/drawing/2016/5/13/chartex" xmlns:cx8="http://schemas.microsoft.com/office/drawing/2016/5/14/chartex" xmlns:mc="http://schemas.openxmlformats.org/markup-compatibility/2006" xmlns:aink="http://schemas.microsoft.com/office/drawing/2016/ink" xmlns:am3d="http://schemas.microsoft.com/office/drawing/2017/model3d" xmlns:o="urn:schemas-microsoft-com:office:office" xmlns:oel="http://schemas.microsoft.com/office/2019/extlst" xmlns:r="http://schemas.openxmlformats.org/officeDocument/2006/relationships" xmlns:m="http://schemas.openxmlformats.org/officeDocument/2006/math" xmlns:v="urn:schemas-microsoft-com:vml" xmlns:wp14="http://schemas.microsoft.com/office/word/2010/wordprocessingDrawing" xmlns:wp="http://schemas.openxmlformats.org/drawingml/2006/wordprocessingDrawing" xmlns:w10="urn:schemas-microsoft-com:office:word" xmlns:w="http://schemas.openxmlformats.org/wordprocessingml/2006/main" xmlns:w14="http://schemas.microsoft.com/office/word/2010/wordml" xmlns:w15="http://schemas.microsoft.com/office/word/2012/wordml" xmlns:w16cex="http://schemas.microsoft.com/office/word/2018/wordml/cex" xmlns:w16cid="http://schemas.microsoft.com/office/word/2016/wordml/cid" xmlns:w16="http://schemas.microsoft.com/office/word/2018/wordml" xmlns:w16du="http://schemas.microsoft.com/office/word/2023/wordml/word16du" xmlns:w16sdtdh="http://schemas.microsoft.com/office/word/2020/wordml/sdtdatahash" xmlns:w16se="http://schemas.microsoft.com/office/word/2015/wordml/symex" xmlns:wpg="http://schemas.microsoft.com/office/word/2010/wordprocessingGroup" xmlns:wpi="http://schemas.microsoft.com/office/word/2010/wordprocessingInk" xmlns:wne="http://schemas.microsoft.com/office/word/2006/wordml" xmlns:wps="http://schemas.microsoft.com/office/word/2010/wordprocessingShape" mc:Ignorable="w14 w15 w16se w16cid w16 w16cex w16sdtdh w16du wp14">
   <w:docParts>
     <w:docPart>
       <w:docPartPr>
@@ -14017,8 +14147,9 @@
 </file>
 
 <file path=word/glossary/fontTable.xml><?xml version="1.0" encoding="utf-8"?>
-<w:fonts xmlns:mc="http://schemas.openxmlformats.org/markup-compatibility/2006" xmlns:r="http://schemas.openxmlformats.org/officeDocument/2006/relationships" xmlns:w="http://schemas.openxmlformats.org/wordprocessingml/2006/main" xmlns:w14="http://schemas.microsoft.com/office/word/2010/wordml" xmlns:w15="http://schemas.microsoft.com/office/word/2012/wordml" xmlns:w16cex="http://schemas.microsoft.com/office/word/2018/wordml/cex" xmlns:w16cid="http://schemas.microsoft.com/office/word/2016/wordml/cid" xmlns:w16="http://schemas.microsoft.com/office/word/2018/wordml" xmlns:w16du="http://schemas.microsoft.com/office/word/2023/wordml/word16du" xmlns:w16sdtdh="http://schemas.microsoft.com/office/word/2020/wordml/sdtdatahash" xmlns:w16sdtfl="http://schemas.microsoft.com/office/word/2024/wordml/sdtformatlock" xmlns:w16se="http://schemas.microsoft.com/office/word/2015/wordml/symex" mc:Ignorable="w14 w15 w16se w16cid w16 w16cex w16sdtdh w16sdtfl w16du">
+<w:fonts xmlns:mc="http://schemas.openxmlformats.org/markup-compatibility/2006" xmlns:r="http://schemas.openxmlformats.org/officeDocument/2006/relationships" xmlns:w="http://schemas.openxmlformats.org/wordprocessingml/2006/main" xmlns:w14="http://schemas.microsoft.com/office/word/2010/wordml" xmlns:w15="http://schemas.microsoft.com/office/word/2012/wordml" xmlns:w16cex="http://schemas.microsoft.com/office/word/2018/wordml/cex" xmlns:w16cid="http://schemas.microsoft.com/office/word/2016/wordml/cid" xmlns:w16="http://schemas.microsoft.com/office/word/2018/wordml" xmlns:w16du="http://schemas.microsoft.com/office/word/2023/wordml/word16du" xmlns:w16sdtdh="http://schemas.microsoft.com/office/word/2020/wordml/sdtdatahash" xmlns:w16se="http://schemas.microsoft.com/office/word/2015/wordml/symex" mc:Ignorable="w14 w15 w16se w16cid w16 w16cex w16sdtdh w16du">
   <w:font w:name="Aptos">
+    <w:panose1 w:val="020B0004020202020204"/>
     <w:charset w:val="00"/>
     <w:family w:val="swiss"/>
     <w:pitch w:val="variable"/>
@@ -14029,7 +14160,7 @@
     <w:charset w:val="00"/>
     <w:family w:val="swiss"/>
     <w:pitch w:val="variable"/>
-    <w:sig w:usb0="E4002EFF" w:usb1="C200247B" w:usb2="00000009" w:usb3="00000000" w:csb0="000001FF" w:csb1="00000000"/>
+    <w:sig w:usb0="E0002AFF" w:usb1="C000247B" w:usb2="00000009" w:usb3="00000000" w:csb0="000001FF" w:csb1="00000000"/>
   </w:font>
   <w:font w:name="Times New Roman">
     <w:panose1 w:val="02020603050405020304"/>
@@ -14043,19 +14174,19 @@
     <w:charset w:val="00"/>
     <w:family w:val="modern"/>
     <w:pitch w:val="fixed"/>
-    <w:sig w:usb0="E0002EFF" w:usb1="C0007843" w:usb2="00000009" w:usb3="00000000" w:csb0="000001FF" w:csb1="00000000"/>
+    <w:sig w:usb0="E0002AFF" w:usb1="C0007843" w:usb2="00000009" w:usb3="00000000" w:csb0="000001FF" w:csb1="00000000"/>
   </w:font>
   <w:font w:name="Wingdings">
     <w:panose1 w:val="05000000000000000000"/>
-    <w:charset w:val="02"/>
-    <w:family w:val="auto"/>
+    <w:charset w:val="4D"/>
+    <w:family w:val="decorative"/>
     <w:pitch w:val="variable"/>
-    <w:sig w:usb0="00000000" w:usb1="10000000" w:usb2="00000000" w:usb3="00000000" w:csb0="80000000" w:csb1="00000000"/>
+    <w:sig w:usb0="00000003" w:usb1="00000000" w:usb2="00000000" w:usb3="00000000" w:csb0="80000001" w:csb1="00000000"/>
   </w:font>
   <w:font w:name="Symbol">
     <w:panose1 w:val="05050102010706020507"/>
     <w:charset w:val="02"/>
-    <w:family w:val="roman"/>
+    <w:family w:val="decorative"/>
     <w:pitch w:val="variable"/>
     <w:sig w:usb0="00000000" w:usb1="10000000" w:usb2="00000000" w:usb3="00000000" w:csb0="80000000" w:csb1="00000000"/>
   </w:font>
@@ -14064,7 +14195,7 @@
     <w:charset w:val="00"/>
     <w:family w:val="swiss"/>
     <w:pitch w:val="variable"/>
-    <w:sig w:usb0="E0002EFF" w:usb1="C000785B" w:usb2="00000009" w:usb3="00000000" w:csb0="000001FF" w:csb1="00000000"/>
+    <w:sig w:usb0="E0002AFF" w:usb1="C0007843" w:usb2="00000009" w:usb3="00000000" w:csb0="000001FF" w:csb1="00000000"/>
   </w:font>
   <w:font w:name="Malgun Gothic">
     <w:altName w:val="맑은 고딕"/>
@@ -14075,6 +14206,7 @@
     <w:sig w:usb0="9000002F" w:usb1="29D77CFB" w:usb2="00000012" w:usb3="00000000" w:csb0="00080001" w:csb1="00000000"/>
   </w:font>
   <w:font w:name="Source Sans Pro">
+    <w:panose1 w:val="020B0503030403020204"/>
     <w:charset w:val="00"/>
     <w:family w:val="swiss"/>
     <w:pitch w:val="variable"/>
@@ -14088,12 +14220,14 @@
     <w:sig w:usb0="E00006FF" w:usb1="420024FF" w:usb2="02000000" w:usb3="00000000" w:csb0="0000019F" w:csb1="00000000"/>
   </w:font>
   <w:font w:name="Aptos SemiBold">
+    <w:panose1 w:val="020B0004020202020204"/>
     <w:charset w:val="00"/>
     <w:family w:val="swiss"/>
     <w:pitch w:val="variable"/>
     <w:sig w:usb0="20000287" w:usb1="00000003" w:usb2="00000000" w:usb3="00000000" w:csb0="0000019F" w:csb1="00000000"/>
   </w:font>
   <w:font w:name="Aptos Display">
+    <w:panose1 w:val="020B0004020202020204"/>
     <w:charset w:val="00"/>
     <w:family w:val="swiss"/>
     <w:pitch w:val="variable"/>
@@ -14103,7 +14237,7 @@
 </file>
 
 <file path=word/glossary/settings.xml><?xml version="1.0" encoding="utf-8"?>
-<w:settings xmlns:mc="http://schemas.openxmlformats.org/markup-compatibility/2006" xmlns:o="urn:schemas-microsoft-com:office:office" xmlns:r="http://schemas.openxmlformats.org/officeDocument/2006/relationships" xmlns:m="http://schemas.openxmlformats.org/officeDocument/2006/math" xmlns:v="urn:schemas-microsoft-com:vml" xmlns:w10="urn:schemas-microsoft-com:office:word" xmlns:w="http://schemas.openxmlformats.org/wordprocessingml/2006/main" xmlns:w14="http://schemas.microsoft.com/office/word/2010/wordml" xmlns:w15="http://schemas.microsoft.com/office/word/2012/wordml" xmlns:w16cex="http://schemas.microsoft.com/office/word/2018/wordml/cex" xmlns:w16cid="http://schemas.microsoft.com/office/word/2016/wordml/cid" xmlns:w16="http://schemas.microsoft.com/office/word/2018/wordml" xmlns:w16du="http://schemas.microsoft.com/office/word/2023/wordml/word16du" xmlns:w16sdtdh="http://schemas.microsoft.com/office/word/2020/wordml/sdtdatahash" xmlns:w16sdtfl="http://schemas.microsoft.com/office/word/2024/wordml/sdtformatlock" xmlns:w16se="http://schemas.microsoft.com/office/word/2015/wordml/symex" xmlns:sl="http://schemas.openxmlformats.org/schemaLibrary/2006/main" mc:Ignorable="w14 w15 w16se w16cid w16 w16cex w16sdtdh w16sdtfl w16du">
+<w:settings xmlns:mc="http://schemas.openxmlformats.org/markup-compatibility/2006" xmlns:o="urn:schemas-microsoft-com:office:office" xmlns:r="http://schemas.openxmlformats.org/officeDocument/2006/relationships" xmlns:m="http://schemas.openxmlformats.org/officeDocument/2006/math" xmlns:v="urn:schemas-microsoft-com:vml" xmlns:w10="urn:schemas-microsoft-com:office:word" xmlns:w="http://schemas.openxmlformats.org/wordprocessingml/2006/main" xmlns:w14="http://schemas.microsoft.com/office/word/2010/wordml" xmlns:w15="http://schemas.microsoft.com/office/word/2012/wordml" xmlns:w16cex="http://schemas.microsoft.com/office/word/2018/wordml/cex" xmlns:w16cid="http://schemas.microsoft.com/office/word/2016/wordml/cid" xmlns:w16="http://schemas.microsoft.com/office/word/2018/wordml" xmlns:w16du="http://schemas.microsoft.com/office/word/2023/wordml/word16du" xmlns:w16sdtdh="http://schemas.microsoft.com/office/word/2020/wordml/sdtdatahash" xmlns:w16se="http://schemas.microsoft.com/office/word/2015/wordml/symex" xmlns:sl="http://schemas.openxmlformats.org/schemaLibrary/2006/main" mc:Ignorable="w14 w15 w16se w16cid w16 w16cex w16sdtdh w16du">
   <w:view w:val="normal"/>
   <w:defaultTabStop w:val="720"/>
   <w:characterSpacingControl w:val="doNotCompress"/>
@@ -14125,7 +14259,6 @@
     <w:rsid w:val="00150241"/>
     <w:rsid w:val="00410439"/>
     <w:rsid w:val="0043306B"/>
-    <w:rsid w:val="004A0062"/>
     <w:rsid w:val="005338B5"/>
     <w:rsid w:val="00556B0B"/>
     <w:rsid w:val="00572994"/>
@@ -14141,7 +14274,6 @@
     <w:rsid w:val="008866BA"/>
     <w:rsid w:val="00996F7F"/>
     <w:rsid w:val="00A009CD"/>
-    <w:rsid w:val="00AA0AF2"/>
     <w:rsid w:val="00AE6726"/>
     <w:rsid w:val="00B850AE"/>
     <w:rsid w:val="00BB1E0D"/>
@@ -14179,7 +14311,7 @@
 </file>
 
 <file path=word/glossary/styles.xml><?xml version="1.0" encoding="utf-8"?>
-<w:styles xmlns:mc="http://schemas.openxmlformats.org/markup-compatibility/2006" xmlns:r="http://schemas.openxmlformats.org/officeDocument/2006/relationships" xmlns:w="http://schemas.openxmlformats.org/wordprocessingml/2006/main" xmlns:w14="http://schemas.microsoft.com/office/word/2010/wordml" xmlns:w15="http://schemas.microsoft.com/office/word/2012/wordml" xmlns:w16cex="http://schemas.microsoft.com/office/word/2018/wordml/cex" xmlns:w16cid="http://schemas.microsoft.com/office/word/2016/wordml/cid" xmlns:w16="http://schemas.microsoft.com/office/word/2018/wordml" xmlns:w16du="http://schemas.microsoft.com/office/word/2023/wordml/word16du" xmlns:w16sdtdh="http://schemas.microsoft.com/office/word/2020/wordml/sdtdatahash" xmlns:w16sdtfl="http://schemas.microsoft.com/office/word/2024/wordml/sdtformatlock" xmlns:w16se="http://schemas.microsoft.com/office/word/2015/wordml/symex" mc:Ignorable="w14 w15 w16se w16cid w16 w16cex w16sdtdh w16sdtfl w16du">
+<w:styles xmlns:mc="http://schemas.openxmlformats.org/markup-compatibility/2006" xmlns:r="http://schemas.openxmlformats.org/officeDocument/2006/relationships" xmlns:w="http://schemas.openxmlformats.org/wordprocessingml/2006/main" xmlns:w14="http://schemas.microsoft.com/office/word/2010/wordml" xmlns:w15="http://schemas.microsoft.com/office/word/2012/wordml" xmlns:w16cex="http://schemas.microsoft.com/office/word/2018/wordml/cex" xmlns:w16cid="http://schemas.microsoft.com/office/word/2016/wordml/cid" xmlns:w16="http://schemas.microsoft.com/office/word/2018/wordml" xmlns:w16du="http://schemas.microsoft.com/office/word/2023/wordml/word16du" xmlns:w16sdtdh="http://schemas.microsoft.com/office/word/2020/wordml/sdtdatahash" xmlns:w16se="http://schemas.microsoft.com/office/word/2015/wordml/symex" mc:Ignorable="w14 w15 w16se w16cid w16 w16cex w16sdtdh w16du">
   <w:docDefaults>
     <w:rPrDefault>
       <w:rPr>
@@ -14630,7 +14762,7 @@
 </file>
 
 <file path=word/glossary/webSettings.xml><?xml version="1.0" encoding="utf-8"?>
-<w:webSettings xmlns:mc="http://schemas.openxmlformats.org/markup-compatibility/2006" xmlns:r="http://schemas.openxmlformats.org/officeDocument/2006/relationships" xmlns:w="http://schemas.openxmlformats.org/wordprocessingml/2006/main" xmlns:w14="http://schemas.microsoft.com/office/word/2010/wordml" xmlns:w15="http://schemas.microsoft.com/office/word/2012/wordml" xmlns:w16cex="http://schemas.microsoft.com/office/word/2018/wordml/cex" xmlns:w16cid="http://schemas.microsoft.com/office/word/2016/wordml/cid" xmlns:w16="http://schemas.microsoft.com/office/word/2018/wordml" xmlns:w16du="http://schemas.microsoft.com/office/word/2023/wordml/word16du" xmlns:w16sdtdh="http://schemas.microsoft.com/office/word/2020/wordml/sdtdatahash" xmlns:w16sdtfl="http://schemas.microsoft.com/office/word/2024/wordml/sdtformatlock" xmlns:w16se="http://schemas.microsoft.com/office/word/2015/wordml/symex" mc:Ignorable="w14 w15 w16se w16cid w16 w16cex w16sdtdh w16sdtfl w16du">
+<w:webSettings xmlns:mc="http://schemas.openxmlformats.org/markup-compatibility/2006" xmlns:r="http://schemas.openxmlformats.org/officeDocument/2006/relationships" xmlns:w="http://schemas.openxmlformats.org/wordprocessingml/2006/main" xmlns:w14="http://schemas.microsoft.com/office/word/2010/wordml" xmlns:w15="http://schemas.microsoft.com/office/word/2012/wordml" xmlns:w16cex="http://schemas.microsoft.com/office/word/2018/wordml/cex" xmlns:w16cid="http://schemas.microsoft.com/office/word/2016/wordml/cid" xmlns:w16="http://schemas.microsoft.com/office/word/2018/wordml" xmlns:w16du="http://schemas.microsoft.com/office/word/2023/wordml/word16du" xmlns:w16sdtdh="http://schemas.microsoft.com/office/word/2020/wordml/sdtdatahash" xmlns:w16se="http://schemas.microsoft.com/office/word/2015/wordml/symex" mc:Ignorable="w14 w15 w16se w16cid w16 w16cex w16sdtdh w16du">
   <w:optimizeForBrowser/>
   <w:allowPNG/>
 </w:webSettings>
@@ -14893,26 +15025,6 @@
 </file>
 
 <file path=customXml/item1.xml><?xml version="1.0" encoding="utf-8"?>
-<p:properties xmlns:p="http://schemas.microsoft.com/office/2006/metadata/properties" xmlns:xsi="http://www.w3.org/2001/XMLSchema-instance" xmlns:pc="http://schemas.microsoft.com/office/infopath/2007/PartnerControls">
-  <documentManagement>
-    <TaxCatchAll xmlns="b26d7365-45a0-4152-a00d-ba25160e396c" xsi:nil="true"/>
-    <lcf76f155ced4ddcb4097134ff3c332f xmlns="c2edac12-0203-4da0-8387-d321991b940f">
-      <Terms xmlns="http://schemas.microsoft.com/office/infopath/2007/PartnerControls"/>
-    </lcf76f155ced4ddcb4097134ff3c332f>
-  </documentManagement>
-</p:properties>
-</file>
-
-<file path=customXml/item2.xml><?xml version="1.0" encoding="utf-8"?>
-<?mso-contentType ?>
-<FormTemplates xmlns="http://schemas.microsoft.com/sharepoint/v3/contenttype/forms">
-  <Display>DocumentLibraryForm</Display>
-  <Edit>DocumentLibraryForm</Edit>
-  <New>DocumentLibraryForm</New>
-</FormTemplates>
-</file>
-
-<file path=customXml/item3.xml><?xml version="1.0" encoding="utf-8"?>
 <ct:contentTypeSchema xmlns:ct="http://schemas.microsoft.com/office/2006/metadata/contentType" xmlns:ma="http://schemas.microsoft.com/office/2006/metadata/properties/metaAttributes" ct:_="" ma:_="" ma:contentTypeName="Document" ma:contentTypeID="0x010100AFFC136914988241A0515E53DED1B6D5" ma:contentTypeVersion="13" ma:contentTypeDescription="Create a new document." ma:contentTypeScope="" ma:versionID="85d9e7ce8c3d650d72fabda50a7c51f7">
   <xsd:schema xmlns:xsd="http://www.w3.org/2001/XMLSchema" xmlns:xs="http://www.w3.org/2001/XMLSchema" xmlns:p="http://schemas.microsoft.com/office/2006/metadata/properties" xmlns:ns2="c2edac12-0203-4da0-8387-d321991b940f" xmlns:ns3="b26d7365-45a0-4152-a00d-ba25160e396c" targetNamespace="http://schemas.microsoft.com/office/2006/metadata/properties" ma:root="true" ma:fieldsID="2ebaef2e3c9ff6fcdf06fe5204c6a09f" ns2:_="" ns3:_="">
     <xsd:import namespace="c2edac12-0203-4da0-8387-d321991b940f"/>
@@ -15119,40 +15231,34 @@
 </ct:contentTypeSchema>
 </file>
 
+<file path=customXml/item2.xml><?xml version="1.0" encoding="utf-8"?>
+<?mso-contentType ?>
+<FormTemplates xmlns="http://schemas.microsoft.com/sharepoint/v3/contenttype/forms">
+  <Display>DocumentLibraryForm</Display>
+  <Edit>DocumentLibraryForm</Edit>
+  <New>DocumentLibraryForm</New>
+</FormTemplates>
+</file>
+
+<file path=customXml/item3.xml><?xml version="1.0" encoding="utf-8"?>
+<p:properties xmlns:p="http://schemas.microsoft.com/office/2006/metadata/properties" xmlns:xsi="http://www.w3.org/2001/XMLSchema-instance" xmlns:pc="http://schemas.microsoft.com/office/infopath/2007/PartnerControls">
+  <documentManagement>
+    <TaxCatchAll xmlns="b26d7365-45a0-4152-a00d-ba25160e396c" xsi:nil="true"/>
+    <lcf76f155ced4ddcb4097134ff3c332f xmlns="c2edac12-0203-4da0-8387-d321991b940f">
+      <Terms xmlns="http://schemas.microsoft.com/office/infopath/2007/PartnerControls"/>
+    </lcf76f155ced4ddcb4097134ff3c332f>
+  </documentManagement>
+</p:properties>
+</file>
+
 <file path=customXml/itemProps1.xml><?xml version="1.0" encoding="utf-8"?>
-<ds:datastoreItem xmlns:ds="http://schemas.openxmlformats.org/officeDocument/2006/customXml" ds:itemID="{1061D102-26A3-4FDD-97A9-BA9392EEEC43}">
-  <ds:schemaRefs>
-    <ds:schemaRef ds:uri="http://schemas.microsoft.com/office/2006/metadata/properties"/>
-    <ds:schemaRef ds:uri="http://schemas.microsoft.com/office/infopath/2007/PartnerControls"/>
-    <ds:schemaRef ds:uri="b26d7365-45a0-4152-a00d-ba25160e396c"/>
-    <ds:schemaRef ds:uri="c2edac12-0203-4da0-8387-d321991b940f"/>
-  </ds:schemaRefs>
-</ds:datastoreItem>
+<ds:datastoreItem xmlns:ds="http://schemas.openxmlformats.org/officeDocument/2006/customXml" ds:itemID="{8BABB291-1076-46F9-9D50-2950BF0F7C80}"/>
 </file>
 
 <file path=customXml/itemProps2.xml><?xml version="1.0" encoding="utf-8"?>
-<ds:datastoreItem xmlns:ds="http://schemas.openxmlformats.org/officeDocument/2006/customXml" ds:itemID="{7F3D0FC4-9DCA-4C0C-B797-38DE69CC5CB4}">
-  <ds:schemaRefs>
-    <ds:schemaRef ds:uri="http://schemas.microsoft.com/sharepoint/v3/contenttype/forms"/>
-  </ds:schemaRefs>
-</ds:datastoreItem>
+<ds:datastoreItem xmlns:ds="http://schemas.openxmlformats.org/officeDocument/2006/customXml" ds:itemID="{7F3D0FC4-9DCA-4C0C-B797-38DE69CC5CB4}"/>
 </file>
 
 <file path=customXml/itemProps3.xml><?xml version="1.0" encoding="utf-8"?>
-<ds:datastoreItem xmlns:ds="http://schemas.openxmlformats.org/officeDocument/2006/customXml" ds:itemID="{8BABB291-1076-46F9-9D50-2950BF0F7C80}">
-  <ds:schemaRefs>
-    <ds:schemaRef ds:uri="http://schemas.microsoft.com/office/2006/metadata/contentType"/>
-    <ds:schemaRef ds:uri="http://schemas.microsoft.com/office/2006/metadata/properties/metaAttributes"/>
-    <ds:schemaRef ds:uri="http://www.w3.org/2001/XMLSchema"/>
-    <ds:schemaRef ds:uri="http://schemas.microsoft.com/office/2006/metadata/properties"/>
-    <ds:schemaRef ds:uri="c2edac12-0203-4da0-8387-d321991b940f"/>
-    <ds:schemaRef ds:uri="b26d7365-45a0-4152-a00d-ba25160e396c"/>
-    <ds:schemaRef ds:uri="http://schemas.microsoft.com/office/2006/documentManagement/types"/>
-    <ds:schemaRef ds:uri="http://schemas.microsoft.com/office/infopath/2007/PartnerControls"/>
-    <ds:schemaRef ds:uri="http://schemas.openxmlformats.org/package/2006/metadata/core-properties"/>
-    <ds:schemaRef ds:uri="http://purl.org/dc/elements/1.1/"/>
-    <ds:schemaRef ds:uri="http://purl.org/dc/terms/"/>
-    <ds:schemaRef ds:uri="http://schemas.microsoft.com/internal/obd"/>
-  </ds:schemaRefs>
-</ds:datastoreItem>
+<ds:datastoreItem xmlns:ds="http://schemas.openxmlformats.org/officeDocument/2006/customXml" ds:itemID="{1061D102-26A3-4FDD-97A9-BA9392EEEC43}"/>
 </file>
--- a/public/LETTER_TEMPLATE_FINAL.docx
+++ b/public/LETTER_TEMPLATE_FINAL.docx
@@ -1,6 +1,6 @@
 
 <file path=word/document.xml><?xml version="1.0" encoding="utf-8"?>
-<w:document xmlns:wpc="http://schemas.microsoft.com/office/word/2010/wordprocessingCanvas" xmlns:cx="http://schemas.microsoft.com/office/drawing/2014/chartex" xmlns:cx1="http://schemas.microsoft.com/office/drawing/2015/9/8/chartex" xmlns:cx2="http://schemas.microsoft.com/office/drawing/2015/10/21/chartex" xmlns:cx3="http://schemas.microsoft.com/office/drawing/2016/5/9/chartex" xmlns:cx4="http://schemas.microsoft.com/office/drawing/2016/5/10/chartex" xmlns:cx5="http://schemas.microsoft.com/office/drawing/2016/5/11/chartex" xmlns:cx6="http://schemas.microsoft.com/office/drawing/2016/5/12/chartex" xmlns:cx7="http://schemas.microsoft.com/office/drawing/2016/5/13/chartex" xmlns:cx8="http://schemas.microsoft.com/office/drawing/2016/5/14/chartex" xmlns:mc="http://schemas.openxmlformats.org/markup-compatibility/2006" xmlns:aink="http://schemas.microsoft.com/office/drawing/2016/ink" xmlns:am3d="http://schemas.microsoft.com/office/drawing/2017/model3d" xmlns:o="urn:schemas-microsoft-com:office:office" xmlns:oel="http://schemas.microsoft.com/office/2019/extlst" xmlns:r="http://schemas.openxmlformats.org/officeDocument/2006/relationships" xmlns:m="http://schemas.openxmlformats.org/officeDocument/2006/math" xmlns:v="urn:schemas-microsoft-com:vml" xmlns:wp14="http://schemas.microsoft.com/office/word/2010/wordprocessingDrawing" xmlns:wp="http://schemas.openxmlformats.org/drawingml/2006/wordprocessingDrawing" xmlns:w10="urn:schemas-microsoft-com:office:word" xmlns:w="http://schemas.openxmlformats.org/wordprocessingml/2006/main" xmlns:w14="http://schemas.microsoft.com/office/word/2010/wordml" xmlns:w15="http://schemas.microsoft.com/office/word/2012/wordml" xmlns:w16cex="http://schemas.microsoft.com/office/word/2018/wordml/cex" xmlns:w16cid="http://schemas.microsoft.com/office/word/2016/wordml/cid" xmlns:w16="http://schemas.microsoft.com/office/word/2018/wordml" xmlns:w16du="http://schemas.microsoft.com/office/word/2023/wordml/word16du" xmlns:w16sdtdh="http://schemas.microsoft.com/office/word/2020/wordml/sdtdatahash" xmlns:w16se="http://schemas.microsoft.com/office/word/2015/wordml/symex" xmlns:wpg="http://schemas.microsoft.com/office/word/2010/wordprocessingGroup" xmlns:wpi="http://schemas.microsoft.com/office/word/2010/wordprocessingInk" xmlns:wne="http://schemas.microsoft.com/office/word/2006/wordml" xmlns:wps="http://schemas.microsoft.com/office/word/2010/wordprocessingShape" mc:Ignorable="w14 w15 w16se w16cid w16 w16cex w16sdtdh w16du wp14">
+<w:document xmlns:wpc="http://schemas.microsoft.com/office/word/2010/wordprocessingCanvas" xmlns:cx="http://schemas.microsoft.com/office/drawing/2014/chartex" xmlns:cx1="http://schemas.microsoft.com/office/drawing/2015/9/8/chartex" xmlns:cx2="http://schemas.microsoft.com/office/drawing/2015/10/21/chartex" xmlns:cx3="http://schemas.microsoft.com/office/drawing/2016/5/9/chartex" xmlns:cx4="http://schemas.microsoft.com/office/drawing/2016/5/10/chartex" xmlns:cx5="http://schemas.microsoft.com/office/drawing/2016/5/11/chartex" xmlns:cx6="http://schemas.microsoft.com/office/drawing/2016/5/12/chartex" xmlns:cx7="http://schemas.microsoft.com/office/drawing/2016/5/13/chartex" xmlns:cx8="http://schemas.microsoft.com/office/drawing/2016/5/14/chartex" xmlns:mc="http://schemas.openxmlformats.org/markup-compatibility/2006" xmlns:aink="http://schemas.microsoft.com/office/drawing/2016/ink" xmlns:am3d="http://schemas.microsoft.com/office/drawing/2017/model3d" xmlns:o="urn:schemas-microsoft-com:office:office" xmlns:oel="http://schemas.microsoft.com/office/2019/extlst" xmlns:r="http://schemas.openxmlformats.org/officeDocument/2006/relationships" xmlns:m="http://schemas.openxmlformats.org/officeDocument/2006/math" xmlns:v="urn:schemas-microsoft-com:vml" xmlns:wp14="http://schemas.microsoft.com/office/word/2010/wordprocessingDrawing" xmlns:wp="http://schemas.openxmlformats.org/drawingml/2006/wordprocessingDrawing" xmlns:w10="urn:schemas-microsoft-com:office:word" xmlns:w="http://schemas.openxmlformats.org/wordprocessingml/2006/main" xmlns:w14="http://schemas.microsoft.com/office/word/2010/wordml" xmlns:w15="http://schemas.microsoft.com/office/word/2012/wordml" xmlns:w16cex="http://schemas.microsoft.com/office/word/2018/wordml/cex" xmlns:w16cid="http://schemas.microsoft.com/office/word/2016/wordml/cid" xmlns:w16="http://schemas.microsoft.com/office/word/2018/wordml" xmlns:w16du="http://schemas.microsoft.com/office/word/2023/wordml/word16du" xmlns:w16sdtdh="http://schemas.microsoft.com/office/word/2020/wordml/sdtdatahash" xmlns:w16sdtfl="http://schemas.microsoft.com/office/word/2024/wordml/sdtformatlock" xmlns:w16se="http://schemas.microsoft.com/office/word/2015/wordml/symex" xmlns:wpg="http://schemas.microsoft.com/office/word/2010/wordprocessingGroup" xmlns:wpi="http://schemas.microsoft.com/office/word/2010/wordprocessingInk" xmlns:wne="http://schemas.microsoft.com/office/word/2006/wordml" xmlns:wps="http://schemas.microsoft.com/office/word/2010/wordprocessingShape" mc:Ignorable="w14 w15 w16se w16cid w16 w16cex w16sdtdh w16sdtfl w16du wp14">
   <w:body>
     <w:p>
       <w:pPr>
@@ -5253,7 +5253,7 @@
                   </wp:anchor>
                 </w:drawing>
               </mc:Choice>
-              <mc:Fallback xmlns:a14="http://schemas.microsoft.com/office/drawing/2010/main" xmlns:pic="http://schemas.openxmlformats.org/drawingml/2006/picture" xmlns:adec="http://schemas.microsoft.com/office/drawing/2017/decorative" xmlns:a="http://schemas.openxmlformats.org/drawingml/2006/main">
+              <mc:Fallback xmlns:a="http://schemas.openxmlformats.org/drawingml/2006/main" xmlns:adec="http://schemas.microsoft.com/office/drawing/2017/decorative" xmlns:pic="http://schemas.openxmlformats.org/drawingml/2006/picture" xmlns:a14="http://schemas.microsoft.com/office/drawing/2010/main">
                 <w:pict w14:anchorId="6956BEE0">
                   <v:group id="Group 1446139588" style="position:absolute;margin-left:-72.5pt;margin-top:1pt;width:612.7pt;height:855.5pt;z-index:-251655168;mso-position-vertical-relative:page;mso-width-relative:margin;mso-height-relative:margin" alt="&quot;&quot;" coordsize="77793,100598" o:spid="_x0000_s1026" w14:anchorId="1B95ADE6" o:gfxdata="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">
                     <v:group id="Graphic 21" style="position:absolute;width:30587;height:28399" alt="&quot;&quot;" coordsize="30587,28399" o:spid="_x0000_s1027" o:gfxdata="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">
@@ -5786,7 +5786,7 @@
         </w:rPr>
         <w:t xml:space="preserve"> </w:t>
       </w:r>
-      <w:hyperlink r:id="rId7" w:history="1">
+      <w:hyperlink r:id="rId10" w:history="1">
         <w:r>
           <w:rPr>
             <w:rStyle w:val="Hyperlink"/>
@@ -5903,7 +5903,7 @@
           <w:b/>
           <w:bCs/>
         </w:rPr>
-        <w:t xml:space="preserve">RE: {patientName}</w:t>
+        <w:t>RE: {patientName}</w:t>
       </w:r>
     </w:p>
     <w:p>
@@ -5920,7 +5920,7 @@
           <w:b/>
           <w:bCs/>
         </w:rPr>
-        <w:t xml:space="preserve">DOB: {patientDOB}</w:t>
+        <w:t>DOB: {patientDOB}</w:t>
       </w:r>
     </w:p>
     <w:p>
@@ -5937,7 +5937,7 @@
           <w:b/>
           <w:bCs/>
         </w:rPr>
-        <w:t xml:space="preserve">Contact Number: {patientContact}</w:t>
+        <w:t>Contact Number: {patientContact}</w:t>
       </w:r>
     </w:p>
     <w:p>
@@ -5954,7 +5954,7 @@
           <w:b/>
           <w:bCs/>
         </w:rPr>
-        <w:t xml:space="preserve">Address: {patientAddress}</w:t>
+        <w:t>Address: {patientAddress}</w:t>
       </w:r>
     </w:p>
     <w:p>
@@ -5981,7 +5981,7 @@
         <w:rPr>
           <w:rFonts w:ascii="Aptos" w:hAnsi="Aptos" w:cs="Arial"/>
         </w:rPr>
-        <w:t xml:space="preserve">Dear {salutation},</w:t>
+        <w:t>Dear {salutation},</w:t>
       </w:r>
     </w:p>
     <w:p>
@@ -6224,35 +6224,6 @@
     <w:p/>
     <w:p/>
     <w:p>
-      <w:pPr>
-        <w:rPr>
-          <w:u w:val="single"/>
-        </w:rPr>
-      </w:pPr>
-      <w:r>
-        <w:rPr>
-          <w:u w:val="single"/>
-        </w:rPr>
-        <w:t>Plan</w:t>
-      </w:r>
-    </w:p>
-    <w:p>
-      <w:pPr>
-        <w:pStyle w:val="ListParagraph"/>
-        <w:numPr>
-          <w:ilvl w:val="0"/>
-          <w:numId w:val="6"/>
-        </w:numPr>
-      </w:pPr>
-      <w:r>
-        <w:rPr>
-          <w:rFonts w:ascii="Aptos" w:hAnsi="Aptos"/>
-        </w:rPr>
-        <w:t>{#plan}{item}{/plan}</w:t>
-      </w:r>
-    </w:p>
-    <w:p/>
-    <w:p>
       <w:r>
         <w:t>T</w:t>
       </w:r>
@@ -6325,6 +6296,7 @@
           <w:iCs/>
           <w:noProof/>
         </w:rPr>
+        <w:lastRenderedPageBreak/>
         <w:drawing>
           <wp:inline distT="0" distB="0" distL="0" distR="0" wp14:anchorId="747F9293" wp14:editId="0DCAE8BE">
             <wp:extent cx="1424151" cy="647700"/>
@@ -6341,7 +6313,7 @@
                     <pic:cNvPicPr/>
                   </pic:nvPicPr>
                   <pic:blipFill>
-                    <a:blip r:embed="rId8" cstate="print">
+                    <a:blip r:embed="rId11" cstate="print">
                       <a:extLst>
                         <a:ext uri="{28A0092B-C50C-407E-A947-70E740481C1C}">
                           <a14:useLocalDpi xmlns:a14="http://schemas.microsoft.com/office/drawing/2010/main" val="0"/>
@@ -11684,7 +11656,7 @@
               </wp:anchor>
             </w:drawing>
           </mc:Choice>
-          <mc:Fallback xmlns:adec="http://schemas.microsoft.com/office/drawing/2017/decorative" xmlns:a="http://schemas.openxmlformats.org/drawingml/2006/main" xmlns:a14="http://schemas.microsoft.com/office/drawing/2010/main" xmlns:pic="http://schemas.openxmlformats.org/drawingml/2006/picture">
+          <mc:Fallback xmlns:pic="http://schemas.openxmlformats.org/drawingml/2006/picture" xmlns:a14="http://schemas.microsoft.com/office/drawing/2010/main" xmlns:a="http://schemas.openxmlformats.org/drawingml/2006/main" xmlns:adec="http://schemas.microsoft.com/office/drawing/2017/decorative">
             <w:pict w14:anchorId="49D1FD78">
               <v:group id="Group 1755350296" style="position:absolute;margin-left:-86.35pt;margin-top:-4.05pt;width:612.7pt;height:855.5pt;z-index:-251657216;mso-position-vertical-relative:page;mso-width-relative:margin;mso-height-relative:margin" alt="&quot;&quot;" coordsize="77793,100598" o:spid="_x0000_s1026" w14:anchorId="630199C1" o:gfxdata="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">
                 <v:group id="Graphic 21" style="position:absolute;width:30587;height:28399" alt="&quot;&quot;" coordsize="30587,28399" o:spid="_x0000_s1027" o:gfxdata="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">
@@ -12004,8 +11976,8 @@
       </w:r>
     </w:p>
     <w:sectPr>
-      <w:headerReference w:type="default" r:id="rId9"/>
-      <w:footerReference w:type="default" r:id="rId10"/>
+      <w:headerReference w:type="default" r:id="rId12"/>
+      <w:footerReference w:type="default" r:id="rId13"/>
       <w:pgSz w:w="11906" w:h="16838"/>
       <w:pgMar w:top="57" w:right="1440" w:bottom="1440" w:left="1440" w:header="708" w:footer="708" w:gutter="0"/>
       <w:cols w:space="708"/>
@@ -12016,7 +11988,7 @@
 </file>
 
 <file path=word/endnotes.xml><?xml version="1.0" encoding="utf-8"?>
-<w:endnotes xmlns:wpc="http://schemas.microsoft.com/office/word/2010/wordprocessingCanvas" xmlns:cx="http://schemas.microsoft.com/office/drawing/2014/chartex" xmlns:cx1="http://schemas.microsoft.com/office/drawing/2015/9/8/chartex" xmlns:cx2="http://schemas.microsoft.com/office/drawing/2015/10/21/chartex" xmlns:cx3="http://schemas.microsoft.com/office/drawing/2016/5/9/chartex" xmlns:cx4="http://schemas.microsoft.com/office/drawing/2016/5/10/chartex" xmlns:cx5="http://schemas.microsoft.com/office/drawing/2016/5/11/chartex" xmlns:cx6="http://schemas.microsoft.com/office/drawing/2016/5/12/chartex" xmlns:cx7="http://schemas.microsoft.com/office/drawing/2016/5/13/chartex" xmlns:cx8="http://schemas.microsoft.com/office/drawing/2016/5/14/chartex" xmlns:mc="http://schemas.openxmlformats.org/markup-compatibility/2006" xmlns:aink="http://schemas.microsoft.com/office/drawing/2016/ink" xmlns:am3d="http://schemas.microsoft.com/office/drawing/2017/model3d" xmlns:o="urn:schemas-microsoft-com:office:office" xmlns:oel="http://schemas.microsoft.com/office/2019/extlst" xmlns:r="http://schemas.openxmlformats.org/officeDocument/2006/relationships" xmlns:m="http://schemas.openxmlformats.org/officeDocument/2006/math" xmlns:v="urn:schemas-microsoft-com:vml" xmlns:wp14="http://schemas.microsoft.com/office/word/2010/wordprocessingDrawing" xmlns:wp="http://schemas.openxmlformats.org/drawingml/2006/wordprocessingDrawing" xmlns:w10="urn:schemas-microsoft-com:office:word" xmlns:w="http://schemas.openxmlformats.org/wordprocessingml/2006/main" xmlns:w14="http://schemas.microsoft.com/office/word/2010/wordml" xmlns:w15="http://schemas.microsoft.com/office/word/2012/wordml" xmlns:w16cex="http://schemas.microsoft.com/office/word/2018/wordml/cex" xmlns:w16cid="http://schemas.microsoft.com/office/word/2016/wordml/cid" xmlns:w16="http://schemas.microsoft.com/office/word/2018/wordml" xmlns:w16du="http://schemas.microsoft.com/office/word/2023/wordml/word16du" xmlns:w16sdtdh="http://schemas.microsoft.com/office/word/2020/wordml/sdtdatahash" xmlns:w16se="http://schemas.microsoft.com/office/word/2015/wordml/symex" xmlns:wpg="http://schemas.microsoft.com/office/word/2010/wordprocessingGroup" xmlns:wpi="http://schemas.microsoft.com/office/word/2010/wordprocessingInk" xmlns:wne="http://schemas.microsoft.com/office/word/2006/wordml" xmlns:wps="http://schemas.microsoft.com/office/word/2010/wordprocessingShape" mc:Ignorable="w14 w15 w16se w16cid w16 w16cex w16sdtdh w16du wp14">
+<w:endnotes xmlns:wpc="http://schemas.microsoft.com/office/word/2010/wordprocessingCanvas" xmlns:cx="http://schemas.microsoft.com/office/drawing/2014/chartex" xmlns:cx1="http://schemas.microsoft.com/office/drawing/2015/9/8/chartex" xmlns:cx2="http://schemas.microsoft.com/office/drawing/2015/10/21/chartex" xmlns:cx3="http://schemas.microsoft.com/office/drawing/2016/5/9/chartex" xmlns:cx4="http://schemas.microsoft.com/office/drawing/2016/5/10/chartex" xmlns:cx5="http://schemas.microsoft.com/office/drawing/2016/5/11/chartex" xmlns:cx6="http://schemas.microsoft.com/office/drawing/2016/5/12/chartex" xmlns:cx7="http://schemas.microsoft.com/office/drawing/2016/5/13/chartex" xmlns:cx8="http://schemas.microsoft.com/office/drawing/2016/5/14/chartex" xmlns:mc="http://schemas.openxmlformats.org/markup-compatibility/2006" xmlns:aink="http://schemas.microsoft.com/office/drawing/2016/ink" xmlns:am3d="http://schemas.microsoft.com/office/drawing/2017/model3d" xmlns:o="urn:schemas-microsoft-com:office:office" xmlns:oel="http://schemas.microsoft.com/office/2019/extlst" xmlns:r="http://schemas.openxmlformats.org/officeDocument/2006/relationships" xmlns:m="http://schemas.openxmlformats.org/officeDocument/2006/math" xmlns:v="urn:schemas-microsoft-com:vml" xmlns:wp14="http://schemas.microsoft.com/office/word/2010/wordprocessingDrawing" xmlns:wp="http://schemas.openxmlformats.org/drawingml/2006/wordprocessingDrawing" xmlns:w10="urn:schemas-microsoft-com:office:word" xmlns:w="http://schemas.openxmlformats.org/wordprocessingml/2006/main" xmlns:w14="http://schemas.microsoft.com/office/word/2010/wordml" xmlns:w15="http://schemas.microsoft.com/office/word/2012/wordml" xmlns:w16cex="http://schemas.microsoft.com/office/word/2018/wordml/cex" xmlns:w16cid="http://schemas.microsoft.com/office/word/2016/wordml/cid" xmlns:w16="http://schemas.microsoft.com/office/word/2018/wordml" xmlns:w16du="http://schemas.microsoft.com/office/word/2023/wordml/word16du" xmlns:w16sdtdh="http://schemas.microsoft.com/office/word/2020/wordml/sdtdatahash" xmlns:w16sdtfl="http://schemas.microsoft.com/office/word/2024/wordml/sdtformatlock" xmlns:w16se="http://schemas.microsoft.com/office/word/2015/wordml/symex" xmlns:wpg="http://schemas.microsoft.com/office/word/2010/wordprocessingGroup" xmlns:wpi="http://schemas.microsoft.com/office/word/2010/wordprocessingInk" xmlns:wne="http://schemas.microsoft.com/office/word/2006/wordml" xmlns:wps="http://schemas.microsoft.com/office/word/2010/wordprocessingShape" mc:Ignorable="w14 w15 w16se w16cid w16 w16cex w16sdtdh w16sdtfl w16du wp14">
   <w:endnote w:type="separator" w:id="-1">
     <w:p>
       <w:r>
@@ -12035,7 +12007,7 @@
 </file>
 
 <file path=word/footer1.xml><?xml version="1.0" encoding="utf-8"?>
-<w:ftr xmlns:wpc="http://schemas.microsoft.com/office/word/2010/wordprocessingCanvas" xmlns:cx="http://schemas.microsoft.com/office/drawing/2014/chartex" xmlns:cx1="http://schemas.microsoft.com/office/drawing/2015/9/8/chartex" xmlns:cx2="http://schemas.microsoft.com/office/drawing/2015/10/21/chartex" xmlns:cx3="http://schemas.microsoft.com/office/drawing/2016/5/9/chartex" xmlns:cx4="http://schemas.microsoft.com/office/drawing/2016/5/10/chartex" xmlns:cx5="http://schemas.microsoft.com/office/drawing/2016/5/11/chartex" xmlns:cx6="http://schemas.microsoft.com/office/drawing/2016/5/12/chartex" xmlns:cx7="http://schemas.microsoft.com/office/drawing/2016/5/13/chartex" xmlns:cx8="http://schemas.microsoft.com/office/drawing/2016/5/14/chartex" xmlns:mc="http://schemas.openxmlformats.org/markup-compatibility/2006" xmlns:aink="http://schemas.microsoft.com/office/drawing/2016/ink" xmlns:am3d="http://schemas.microsoft.com/office/drawing/2017/model3d" xmlns:o="urn:schemas-microsoft-com:office:office" xmlns:oel="http://schemas.microsoft.com/office/2019/extlst" xmlns:r="http://schemas.openxmlformats.org/officeDocument/2006/relationships" xmlns:m="http://schemas.openxmlformats.org/officeDocument/2006/math" xmlns:v="urn:schemas-microsoft-com:vml" xmlns:wp14="http://schemas.microsoft.com/office/word/2010/wordprocessingDrawing" xmlns:wp="http://schemas.openxmlformats.org/drawingml/2006/wordprocessingDrawing" xmlns:w10="urn:schemas-microsoft-com:office:word" xmlns:w="http://schemas.openxmlformats.org/wordprocessingml/2006/main" xmlns:w14="http://schemas.microsoft.com/office/word/2010/wordml" xmlns:w15="http://schemas.microsoft.com/office/word/2012/wordml" xmlns:w16cex="http://schemas.microsoft.com/office/word/2018/wordml/cex" xmlns:w16cid="http://schemas.microsoft.com/office/word/2016/wordml/cid" xmlns:w16="http://schemas.microsoft.com/office/word/2018/wordml" xmlns:w16du="http://schemas.microsoft.com/office/word/2023/wordml/word16du" xmlns:w16sdtdh="http://schemas.microsoft.com/office/word/2020/wordml/sdtdatahash" xmlns:w16se="http://schemas.microsoft.com/office/word/2015/wordml/symex" xmlns:wpg="http://schemas.microsoft.com/office/word/2010/wordprocessingGroup" xmlns:wpi="http://schemas.microsoft.com/office/word/2010/wordprocessingInk" xmlns:wne="http://schemas.microsoft.com/office/word/2006/wordml" xmlns:wps="http://schemas.microsoft.com/office/word/2010/wordprocessingShape" mc:Ignorable="w14 w15 w16se w16cid w16 w16cex w16sdtdh w16du wp14">
+<w:ftr xmlns:wpc="http://schemas.microsoft.com/office/word/2010/wordprocessingCanvas" xmlns:cx="http://schemas.microsoft.com/office/drawing/2014/chartex" xmlns:cx1="http://schemas.microsoft.com/office/drawing/2015/9/8/chartex" xmlns:cx2="http://schemas.microsoft.com/office/drawing/2015/10/21/chartex" xmlns:cx3="http://schemas.microsoft.com/office/drawing/2016/5/9/chartex" xmlns:cx4="http://schemas.microsoft.com/office/drawing/2016/5/10/chartex" xmlns:cx5="http://schemas.microsoft.com/office/drawing/2016/5/11/chartex" xmlns:cx6="http://schemas.microsoft.com/office/drawing/2016/5/12/chartex" xmlns:cx7="http://schemas.microsoft.com/office/drawing/2016/5/13/chartex" xmlns:cx8="http://schemas.microsoft.com/office/drawing/2016/5/14/chartex" xmlns:mc="http://schemas.openxmlformats.org/markup-compatibility/2006" xmlns:aink="http://schemas.microsoft.com/office/drawing/2016/ink" xmlns:am3d="http://schemas.microsoft.com/office/drawing/2017/model3d" xmlns:o="urn:schemas-microsoft-com:office:office" xmlns:oel="http://schemas.microsoft.com/office/2019/extlst" xmlns:r="http://schemas.openxmlformats.org/officeDocument/2006/relationships" xmlns:m="http://schemas.openxmlformats.org/officeDocument/2006/math" xmlns:v="urn:schemas-microsoft-com:vml" xmlns:wp14="http://schemas.microsoft.com/office/word/2010/wordprocessingDrawing" xmlns:wp="http://schemas.openxmlformats.org/drawingml/2006/wordprocessingDrawing" xmlns:w10="urn:schemas-microsoft-com:office:word" xmlns:w="http://schemas.openxmlformats.org/wordprocessingml/2006/main" xmlns:w14="http://schemas.microsoft.com/office/word/2010/wordml" xmlns:w15="http://schemas.microsoft.com/office/word/2012/wordml" xmlns:w16cex="http://schemas.microsoft.com/office/word/2018/wordml/cex" xmlns:w16cid="http://schemas.microsoft.com/office/word/2016/wordml/cid" xmlns:w16="http://schemas.microsoft.com/office/word/2018/wordml" xmlns:w16du="http://schemas.microsoft.com/office/word/2023/wordml/word16du" xmlns:w16sdtdh="http://schemas.microsoft.com/office/word/2020/wordml/sdtdatahash" xmlns:w16sdtfl="http://schemas.microsoft.com/office/word/2024/wordml/sdtformatlock" xmlns:w16se="http://schemas.microsoft.com/office/word/2015/wordml/symex" xmlns:wpg="http://schemas.microsoft.com/office/word/2010/wordprocessingGroup" xmlns:wpi="http://schemas.microsoft.com/office/word/2010/wordprocessingInk" xmlns:wne="http://schemas.microsoft.com/office/word/2006/wordml" xmlns:wps="http://schemas.microsoft.com/office/word/2010/wordprocessingShape" mc:Ignorable="w14 w15 w16se w16cid w16 w16cex w16sdtdh w16sdtfl w16du wp14">
   <w:tbl>
     <w:tblPr>
       <w:tblW w:w="0" w:type="auto"/>
@@ -12096,7 +12068,7 @@
 </file>
 
 <file path=word/footnotes.xml><?xml version="1.0" encoding="utf-8"?>
-<w:footnotes xmlns:wpc="http://schemas.microsoft.com/office/word/2010/wordprocessingCanvas" xmlns:cx="http://schemas.microsoft.com/office/drawing/2014/chartex" xmlns:cx1="http://schemas.microsoft.com/office/drawing/2015/9/8/chartex" xmlns:cx2="http://schemas.microsoft.com/office/drawing/2015/10/21/chartex" xmlns:cx3="http://schemas.microsoft.com/office/drawing/2016/5/9/chartex" xmlns:cx4="http://schemas.microsoft.com/office/drawing/2016/5/10/chartex" xmlns:cx5="http://schemas.microsoft.com/office/drawing/2016/5/11/chartex" xmlns:cx6="http://schemas.microsoft.com/office/drawing/2016/5/12/chartex" xmlns:cx7="http://schemas.microsoft.com/office/drawing/2016/5/13/chartex" xmlns:cx8="http://schemas.microsoft.com/office/drawing/2016/5/14/chartex" xmlns:mc="http://schemas.openxmlformats.org/markup-compatibility/2006" xmlns:aink="http://schemas.microsoft.com/office/drawing/2016/ink" xmlns:am3d="http://schemas.microsoft.com/office/drawing/2017/model3d" xmlns:o="urn:schemas-microsoft-com:office:office" xmlns:oel="http://schemas.microsoft.com/office/2019/extlst" xmlns:r="http://schemas.openxmlformats.org/officeDocument/2006/relationships" xmlns:m="http://schemas.openxmlformats.org/officeDocument/2006/math" xmlns:v="urn:schemas-microsoft-com:vml" xmlns:wp14="http://schemas.microsoft.com/office/word/2010/wordprocessingDrawing" xmlns:wp="http://schemas.openxmlformats.org/drawingml/2006/wordprocessingDrawing" xmlns:w10="urn:schemas-microsoft-com:office:word" xmlns:w="http://schemas.openxmlformats.org/wordprocessingml/2006/main" xmlns:w14="http://schemas.microsoft.com/office/word/2010/wordml" xmlns:w15="http://schemas.microsoft.com/office/word/2012/wordml" xmlns:w16cex="http://schemas.microsoft.com/office/word/2018/wordml/cex" xmlns:w16cid="http://schemas.microsoft.com/office/word/2016/wordml/cid" xmlns:w16="http://schemas.microsoft.com/office/word/2018/wordml" xmlns:w16du="http://schemas.microsoft.com/office/word/2023/wordml/word16du" xmlns:w16sdtdh="http://schemas.microsoft.com/office/word/2020/wordml/sdtdatahash" xmlns:w16se="http://schemas.microsoft.com/office/word/2015/wordml/symex" xmlns:wpg="http://schemas.microsoft.com/office/word/2010/wordprocessingGroup" xmlns:wpi="http://schemas.microsoft.com/office/word/2010/wordprocessingInk" xmlns:wne="http://schemas.microsoft.com/office/word/2006/wordml" xmlns:wps="http://schemas.microsoft.com/office/word/2010/wordprocessingShape" mc:Ignorable="w14 w15 w16se w16cid w16 w16cex w16sdtdh w16du wp14">
+<w:footnotes xmlns:wpc="http://schemas.microsoft.com/office/word/2010/wordprocessingCanvas" xmlns:cx="http://schemas.microsoft.com/office/drawing/2014/chartex" xmlns:cx1="http://schemas.microsoft.com/office/drawing/2015/9/8/chartex" xmlns:cx2="http://schemas.microsoft.com/office/drawing/2015/10/21/chartex" xmlns:cx3="http://schemas.microsoft.com/office/drawing/2016/5/9/chartex" xmlns:cx4="http://schemas.microsoft.com/office/drawing/2016/5/10/chartex" xmlns:cx5="http://schemas.microsoft.com/office/drawing/2016/5/11/chartex" xmlns:cx6="http://schemas.microsoft.com/office/drawing/2016/5/12/chartex" xmlns:cx7="http://schemas.microsoft.com/office/drawing/2016/5/13/chartex" xmlns:cx8="http://schemas.microsoft.com/office/drawing/2016/5/14/chartex" xmlns:mc="http://schemas.openxmlformats.org/markup-compatibility/2006" xmlns:aink="http://schemas.microsoft.com/office/drawing/2016/ink" xmlns:am3d="http://schemas.microsoft.com/office/drawing/2017/model3d" xmlns:o="urn:schemas-microsoft-com:office:office" xmlns:oel="http://schemas.microsoft.com/office/2019/extlst" xmlns:r="http://schemas.openxmlformats.org/officeDocument/2006/relationships" xmlns:m="http://schemas.openxmlformats.org/officeDocument/2006/math" xmlns:v="urn:schemas-microsoft-com:vml" xmlns:wp14="http://schemas.microsoft.com/office/word/2010/wordprocessingDrawing" xmlns:wp="http://schemas.openxmlformats.org/drawingml/2006/wordprocessingDrawing" xmlns:w10="urn:schemas-microsoft-com:office:word" xmlns:w="http://schemas.openxmlformats.org/wordprocessingml/2006/main" xmlns:w14="http://schemas.microsoft.com/office/word/2010/wordml" xmlns:w15="http://schemas.microsoft.com/office/word/2012/wordml" xmlns:w16cex="http://schemas.microsoft.com/office/word/2018/wordml/cex" xmlns:w16cid="http://schemas.microsoft.com/office/word/2016/wordml/cid" xmlns:w16="http://schemas.microsoft.com/office/word/2018/wordml" xmlns:w16du="http://schemas.microsoft.com/office/word/2023/wordml/word16du" xmlns:w16sdtdh="http://schemas.microsoft.com/office/word/2020/wordml/sdtdatahash" xmlns:w16sdtfl="http://schemas.microsoft.com/office/word/2024/wordml/sdtformatlock" xmlns:w16se="http://schemas.microsoft.com/office/word/2015/wordml/symex" xmlns:wpg="http://schemas.microsoft.com/office/word/2010/wordprocessingGroup" xmlns:wpi="http://schemas.microsoft.com/office/word/2010/wordprocessingInk" xmlns:wne="http://schemas.microsoft.com/office/word/2006/wordml" xmlns:wps="http://schemas.microsoft.com/office/word/2010/wordprocessingShape" mc:Ignorable="w14 w15 w16se w16cid w16 w16cex w16sdtdh w16sdtfl w16du wp14">
   <w:footnote w:type="separator" w:id="-1">
     <w:p>
       <w:r>
@@ -12115,7 +12087,7 @@
 </file>
 
 <file path=word/header1.xml><?xml version="1.0" encoding="utf-8"?>
-<w:hdr xmlns:wpc="http://schemas.microsoft.com/office/word/2010/wordprocessingCanvas" xmlns:cx="http://schemas.microsoft.com/office/drawing/2014/chartex" xmlns:cx1="http://schemas.microsoft.com/office/drawing/2015/9/8/chartex" xmlns:cx2="http://schemas.microsoft.com/office/drawing/2015/10/21/chartex" xmlns:cx3="http://schemas.microsoft.com/office/drawing/2016/5/9/chartex" xmlns:cx4="http://schemas.microsoft.com/office/drawing/2016/5/10/chartex" xmlns:cx5="http://schemas.microsoft.com/office/drawing/2016/5/11/chartex" xmlns:cx6="http://schemas.microsoft.com/office/drawing/2016/5/12/chartex" xmlns:cx7="http://schemas.microsoft.com/office/drawing/2016/5/13/chartex" xmlns:cx8="http://schemas.microsoft.com/office/drawing/2016/5/14/chartex" xmlns:mc="http://schemas.openxmlformats.org/markup-compatibility/2006" xmlns:aink="http://schemas.microsoft.com/office/drawing/2016/ink" xmlns:am3d="http://schemas.microsoft.com/office/drawing/2017/model3d" xmlns:o="urn:schemas-microsoft-com:office:office" xmlns:oel="http://schemas.microsoft.com/office/2019/extlst" xmlns:r="http://schemas.openxmlformats.org/officeDocument/2006/relationships" xmlns:m="http://schemas.openxmlformats.org/officeDocument/2006/math" xmlns:v="urn:schemas-microsoft-com:vml" xmlns:wp14="http://schemas.microsoft.com/office/word/2010/wordprocessingDrawing" xmlns:wp="http://schemas.openxmlformats.org/drawingml/2006/wordprocessingDrawing" xmlns:w10="urn:schemas-microsoft-com:office:word" xmlns:w="http://schemas.openxmlformats.org/wordprocessingml/2006/main" xmlns:w14="http://schemas.microsoft.com/office/word/2010/wordml" xmlns:w15="http://schemas.microsoft.com/office/word/2012/wordml" xmlns:w16cex="http://schemas.microsoft.com/office/word/2018/wordml/cex" xmlns:w16cid="http://schemas.microsoft.com/office/word/2016/wordml/cid" xmlns:w16="http://schemas.microsoft.com/office/word/2018/wordml" xmlns:w16du="http://schemas.microsoft.com/office/word/2023/wordml/word16du" xmlns:w16sdtdh="http://schemas.microsoft.com/office/word/2020/wordml/sdtdatahash" xmlns:w16se="http://schemas.microsoft.com/office/word/2015/wordml/symex" xmlns:wpg="http://schemas.microsoft.com/office/word/2010/wordprocessingGroup" xmlns:wpi="http://schemas.microsoft.com/office/word/2010/wordprocessingInk" xmlns:wne="http://schemas.microsoft.com/office/word/2006/wordml" xmlns:wps="http://schemas.microsoft.com/office/word/2010/wordprocessingShape" mc:Ignorable="w14 w15 w16se w16cid w16 w16cex w16sdtdh w16du wp14">
+<w:hdr xmlns:wpc="http://schemas.microsoft.com/office/word/2010/wordprocessingCanvas" xmlns:cx="http://schemas.microsoft.com/office/drawing/2014/chartex" xmlns:cx1="http://schemas.microsoft.com/office/drawing/2015/9/8/chartex" xmlns:cx2="http://schemas.microsoft.com/office/drawing/2015/10/21/chartex" xmlns:cx3="http://schemas.microsoft.com/office/drawing/2016/5/9/chartex" xmlns:cx4="http://schemas.microsoft.com/office/drawing/2016/5/10/chartex" xmlns:cx5="http://schemas.microsoft.com/office/drawing/2016/5/11/chartex" xmlns:cx6="http://schemas.microsoft.com/office/drawing/2016/5/12/chartex" xmlns:cx7="http://schemas.microsoft.com/office/drawing/2016/5/13/chartex" xmlns:cx8="http://schemas.microsoft.com/office/drawing/2016/5/14/chartex" xmlns:mc="http://schemas.openxmlformats.org/markup-compatibility/2006" xmlns:aink="http://schemas.microsoft.com/office/drawing/2016/ink" xmlns:am3d="http://schemas.microsoft.com/office/drawing/2017/model3d" xmlns:o="urn:schemas-microsoft-com:office:office" xmlns:oel="http://schemas.microsoft.com/office/2019/extlst" xmlns:r="http://schemas.openxmlformats.org/officeDocument/2006/relationships" xmlns:m="http://schemas.openxmlformats.org/officeDocument/2006/math" xmlns:v="urn:schemas-microsoft-com:vml" xmlns:wp14="http://schemas.microsoft.com/office/word/2010/wordprocessingDrawing" xmlns:wp="http://schemas.openxmlformats.org/drawingml/2006/wordprocessingDrawing" xmlns:w10="urn:schemas-microsoft-com:office:word" xmlns:w="http://schemas.openxmlformats.org/wordprocessingml/2006/main" xmlns:w14="http://schemas.microsoft.com/office/word/2010/wordml" xmlns:w15="http://schemas.microsoft.com/office/word/2012/wordml" xmlns:w16cex="http://schemas.microsoft.com/office/word/2018/wordml/cex" xmlns:w16cid="http://schemas.microsoft.com/office/word/2016/wordml/cid" xmlns:w16="http://schemas.microsoft.com/office/word/2018/wordml" xmlns:w16du="http://schemas.microsoft.com/office/word/2023/wordml/word16du" xmlns:w16sdtdh="http://schemas.microsoft.com/office/word/2020/wordml/sdtdatahash" xmlns:w16sdtfl="http://schemas.microsoft.com/office/word/2024/wordml/sdtformatlock" xmlns:w16se="http://schemas.microsoft.com/office/word/2015/wordml/symex" xmlns:wpg="http://schemas.microsoft.com/office/word/2010/wordprocessingGroup" xmlns:wpi="http://schemas.microsoft.com/office/word/2010/wordprocessingInk" xmlns:wne="http://schemas.microsoft.com/office/word/2006/wordml" xmlns:wps="http://schemas.microsoft.com/office/word/2010/wordprocessingShape" mc:Ignorable="w14 w15 w16se w16cid w16 w16cex w16sdtdh w16sdtfl w16du wp14">
   <w:tbl>
     <w:tblPr>
       <w:tblW w:w="0" w:type="auto"/>
@@ -12176,7 +12148,7 @@
 </file>
 
 <file path=word/numbering.xml><?xml version="1.0" encoding="utf-8"?>
-<w:numbering xmlns:wpc="http://schemas.microsoft.com/office/word/2010/wordprocessingCanvas" xmlns:cx="http://schemas.microsoft.com/office/drawing/2014/chartex" xmlns:cx1="http://schemas.microsoft.com/office/drawing/2015/9/8/chartex" xmlns:cx2="http://schemas.microsoft.com/office/drawing/2015/10/21/chartex" xmlns:cx3="http://schemas.microsoft.com/office/drawing/2016/5/9/chartex" xmlns:cx4="http://schemas.microsoft.com/office/drawing/2016/5/10/chartex" xmlns:cx5="http://schemas.microsoft.com/office/drawing/2016/5/11/chartex" xmlns:cx6="http://schemas.microsoft.com/office/drawing/2016/5/12/chartex" xmlns:cx7="http://schemas.microsoft.com/office/drawing/2016/5/13/chartex" xmlns:cx8="http://schemas.microsoft.com/office/drawing/2016/5/14/chartex" xmlns:mc="http://schemas.openxmlformats.org/markup-compatibility/2006" xmlns:aink="http://schemas.microsoft.com/office/drawing/2016/ink" xmlns:am3d="http://schemas.microsoft.com/office/drawing/2017/model3d" xmlns:o="urn:schemas-microsoft-com:office:office" xmlns:oel="http://schemas.microsoft.com/office/2019/extlst" xmlns:r="http://schemas.openxmlformats.org/officeDocument/2006/relationships" xmlns:m="http://schemas.openxmlformats.org/officeDocument/2006/math" xmlns:v="urn:schemas-microsoft-com:vml" xmlns:wp14="http://schemas.microsoft.com/office/word/2010/wordprocessingDrawing" xmlns:wp="http://schemas.openxmlformats.org/drawingml/2006/wordprocessingDrawing" xmlns:w10="urn:schemas-microsoft-com:office:word" xmlns:w="http://schemas.openxmlformats.org/wordprocessingml/2006/main" xmlns:w14="http://schemas.microsoft.com/office/word/2010/wordml" xmlns:w15="http://schemas.microsoft.com/office/word/2012/wordml" xmlns:w16cex="http://schemas.microsoft.com/office/word/2018/wordml/cex" xmlns:w16cid="http://schemas.microsoft.com/office/word/2016/wordml/cid" xmlns:w16="http://schemas.microsoft.com/office/word/2018/wordml" xmlns:w16du="http://schemas.microsoft.com/office/word/2023/wordml/word16du" xmlns:w16sdtdh="http://schemas.microsoft.com/office/word/2020/wordml/sdtdatahash" xmlns:w16se="http://schemas.microsoft.com/office/word/2015/wordml/symex" xmlns:wpg="http://schemas.microsoft.com/office/word/2010/wordprocessingGroup" xmlns:wpi="http://schemas.microsoft.com/office/word/2010/wordprocessingInk" xmlns:wne="http://schemas.microsoft.com/office/word/2006/wordml" xmlns:wps="http://schemas.microsoft.com/office/word/2010/wordprocessingShape" mc:Ignorable="w14 w15 w16se w16cid w16 w16cex w16sdtdh w16du wp14">
+<w:numbering xmlns:wpc="http://schemas.microsoft.com/office/word/2010/wordprocessingCanvas" xmlns:cx="http://schemas.microsoft.com/office/drawing/2014/chartex" xmlns:cx1="http://schemas.microsoft.com/office/drawing/2015/9/8/chartex" xmlns:cx2="http://schemas.microsoft.com/office/drawing/2015/10/21/chartex" xmlns:cx3="http://schemas.microsoft.com/office/drawing/2016/5/9/chartex" xmlns:cx4="http://schemas.microsoft.com/office/drawing/2016/5/10/chartex" xmlns:cx5="http://schemas.microsoft.com/office/drawing/2016/5/11/chartex" xmlns:cx6="http://schemas.microsoft.com/office/drawing/2016/5/12/chartex" xmlns:cx7="http://schemas.microsoft.com/office/drawing/2016/5/13/chartex" xmlns:cx8="http://schemas.microsoft.com/office/drawing/2016/5/14/chartex" xmlns:mc="http://schemas.openxmlformats.org/markup-compatibility/2006" xmlns:aink="http://schemas.microsoft.com/office/drawing/2016/ink" xmlns:am3d="http://schemas.microsoft.com/office/drawing/2017/model3d" xmlns:o="urn:schemas-microsoft-com:office:office" xmlns:oel="http://schemas.microsoft.com/office/2019/extlst" xmlns:r="http://schemas.openxmlformats.org/officeDocument/2006/relationships" xmlns:m="http://schemas.openxmlformats.org/officeDocument/2006/math" xmlns:v="urn:schemas-microsoft-com:vml" xmlns:wp14="http://schemas.microsoft.com/office/word/2010/wordprocessingDrawing" xmlns:wp="http://schemas.openxmlformats.org/drawingml/2006/wordprocessingDrawing" xmlns:w10="urn:schemas-microsoft-com:office:word" xmlns:w="http://schemas.openxmlformats.org/wordprocessingml/2006/main" xmlns:w14="http://schemas.microsoft.com/office/word/2010/wordml" xmlns:w15="http://schemas.microsoft.com/office/word/2012/wordml" xmlns:w16cex="http://schemas.microsoft.com/office/word/2018/wordml/cex" xmlns:w16cid="http://schemas.microsoft.com/office/word/2016/wordml/cid" xmlns:w16="http://schemas.microsoft.com/office/word/2018/wordml" xmlns:w16du="http://schemas.microsoft.com/office/word/2023/wordml/word16du" xmlns:w16sdtdh="http://schemas.microsoft.com/office/word/2020/wordml/sdtdatahash" xmlns:w16sdtfl="http://schemas.microsoft.com/office/word/2024/wordml/sdtformatlock" xmlns:w16se="http://schemas.microsoft.com/office/word/2015/wordml/symex" xmlns:wpg="http://schemas.microsoft.com/office/word/2010/wordprocessingGroup" xmlns:wpi="http://schemas.microsoft.com/office/word/2010/wordprocessingInk" xmlns:wne="http://schemas.microsoft.com/office/word/2006/wordml" xmlns:wps="http://schemas.microsoft.com/office/word/2010/wordprocessingShape" mc:Ignorable="w14 w15 w16se w16cid w16 w16cex w16sdtdh w16sdtfl w16du wp14">
   <w:abstractNum w:abstractNumId="0" w15:restartNumberingAfterBreak="0">
     <w:nsid w:val="123370E6"/>
     <w:multiLevelType w:val="hybridMultilevel"/>
@@ -12796,7 +12768,7 @@
 </file>
 
 <file path=word/styles.xml><?xml version="1.0" encoding="utf-8"?>
-<w:styles xmlns:mc="http://schemas.openxmlformats.org/markup-compatibility/2006" xmlns:r="http://schemas.openxmlformats.org/officeDocument/2006/relationships" xmlns:w="http://schemas.openxmlformats.org/wordprocessingml/2006/main" xmlns:w14="http://schemas.microsoft.com/office/word/2010/wordml" xmlns:w15="http://schemas.microsoft.com/office/word/2012/wordml" xmlns:w16cex="http://schemas.microsoft.com/office/word/2018/wordml/cex" xmlns:w16cid="http://schemas.microsoft.com/office/word/2016/wordml/cid" xmlns:w16="http://schemas.microsoft.com/office/word/2018/wordml" xmlns:w16du="http://schemas.microsoft.com/office/word/2023/wordml/word16du" xmlns:w16sdtdh="http://schemas.microsoft.com/office/word/2020/wordml/sdtdatahash" xmlns:w16se="http://schemas.microsoft.com/office/word/2015/wordml/symex" mc:Ignorable="w14 w15 w16se w16cid w16 w16cex w16sdtdh w16du">
+<w:styles xmlns:mc="http://schemas.openxmlformats.org/markup-compatibility/2006" xmlns:r="http://schemas.openxmlformats.org/officeDocument/2006/relationships" xmlns:w="http://schemas.openxmlformats.org/wordprocessingml/2006/main" xmlns:w14="http://schemas.microsoft.com/office/word/2010/wordml" xmlns:w15="http://schemas.microsoft.com/office/word/2012/wordml" xmlns:w16cex="http://schemas.microsoft.com/office/word/2018/wordml/cex" xmlns:w16cid="http://schemas.microsoft.com/office/word/2016/wordml/cid" xmlns:w16="http://schemas.microsoft.com/office/word/2018/wordml" xmlns:w16du="http://schemas.microsoft.com/office/word/2023/wordml/word16du" xmlns:w16sdtdh="http://schemas.microsoft.com/office/word/2020/wordml/sdtdatahash" xmlns:w16sdtfl="http://schemas.microsoft.com/office/word/2024/wordml/sdtformatlock" xmlns:w16se="http://schemas.microsoft.com/office/word/2015/wordml/symex" mc:Ignorable="w14 w15 w16se w16cid w16 w16cex w16sdtdh w16sdtfl w16du">
   <w:docDefaults>
     <w:rPrDefault>
       <w:rPr>
@@ -14010,7 +13982,7 @@
 </file>
 
 <file path=word/glossary/document.xml><?xml version="1.0" encoding="utf-8"?>
-<w:glossaryDocument xmlns:wpc="http://schemas.microsoft.com/office/word/2010/wordprocessingCanvas" xmlns:cx="http://schemas.microsoft.com/office/drawing/2014/chartex" xmlns:cx1="http://schemas.microsoft.com/office/drawing/2015/9/8/chartex" xmlns:cx2="http://schemas.microsoft.com/office/drawing/2015/10/21/chartex" xmlns:cx3="http://schemas.microsoft.com/office/drawing/2016/5/9/chartex" xmlns:cx4="http://schemas.microsoft.com/office/drawing/2016/5/10/chartex" xmlns:cx5="http://schemas.microsoft.com/office/drawing/2016/5/11/chartex" xmlns:cx6="http://schemas.microsoft.com/office/drawing/2016/5/12/chartex" xmlns:cx7="http://schemas.microsoft.com/office/drawing/2016/5/13/chartex" xmlns:cx8="http://schemas.microsoft.com/office/drawing/2016/5/14/chartex" xmlns:mc="http://schemas.openxmlformats.org/markup-compatibility/2006" xmlns:aink="http://schemas.microsoft.com/office/drawing/2016/ink" xmlns:am3d="http://schemas.microsoft.com/office/drawing/2017/model3d" xmlns:o="urn:schemas-microsoft-com:office:office" xmlns:oel="http://schemas.microsoft.com/office/2019/extlst" xmlns:r="http://schemas.openxmlformats.org/officeDocument/2006/relationships" xmlns:m="http://schemas.openxmlformats.org/officeDocument/2006/math" xmlns:v="urn:schemas-microsoft-com:vml" xmlns:wp14="http://schemas.microsoft.com/office/word/2010/wordprocessingDrawing" xmlns:wp="http://schemas.openxmlformats.org/drawingml/2006/wordprocessingDrawing" xmlns:w10="urn:schemas-microsoft-com:office:word" xmlns:w="http://schemas.openxmlformats.org/wordprocessingml/2006/main" xmlns:w14="http://schemas.microsoft.com/office/word/2010/wordml" xmlns:w15="http://schemas.microsoft.com/office/word/2012/wordml" xmlns:w16cex="http://schemas.microsoft.com/office/word/2018/wordml/cex" xmlns:w16cid="http://schemas.microsoft.com/office/word/2016/wordml/cid" xmlns:w16="http://schemas.microsoft.com/office/word/2018/wordml" xmlns:w16du="http://schemas.microsoft.com/office/word/2023/wordml/word16du" xmlns:w16sdtdh="http://schemas.microsoft.com/office/word/2020/wordml/sdtdatahash" xmlns:w16se="http://schemas.microsoft.com/office/word/2015/wordml/symex" xmlns:wpg="http://schemas.microsoft.com/office/word/2010/wordprocessingGroup" xmlns:wpi="http://schemas.microsoft.com/office/word/2010/wordprocessingInk" xmlns:wne="http://schemas.microsoft.com/office/word/2006/wordml" xmlns:wps="http://schemas.microsoft.com/office/word/2010/wordprocessingShape" mc:Ignorable="w14 w15 w16se w16cid w16 w16cex w16sdtdh w16du wp14">
+<w:glossaryDocument xmlns:wpc="http://schemas.microsoft.com/office/word/2010/wordprocessingCanvas" xmlns:cx="http://schemas.microsoft.com/office/drawing/2014/chartex" xmlns:cx1="http://schemas.microsoft.com/office/drawing/2015/9/8/chartex" xmlns:cx2="http://schemas.microsoft.com/office/drawing/2015/10/21/chartex" xmlns:cx3="http://schemas.microsoft.com/office/drawing/2016/5/9/chartex" xmlns:cx4="http://schemas.microsoft.com/office/drawing/2016/5/10/chartex" xmlns:cx5="http://schemas.microsoft.com/office/drawing/2016/5/11/chartex" xmlns:cx6="http://schemas.microsoft.com/office/drawing/2016/5/12/chartex" xmlns:cx7="http://schemas.microsoft.com/office/drawing/2016/5/13/chartex" xmlns:cx8="http://schemas.microsoft.com/office/drawing/2016/5/14/chartex" xmlns:mc="http://schemas.openxmlformats.org/markup-compatibility/2006" xmlns:aink="http://schemas.microsoft.com/office/drawing/2016/ink" xmlns:am3d="http://schemas.microsoft.com/office/drawing/2017/model3d" xmlns:o="urn:schemas-microsoft-com:office:office" xmlns:oel="http://schemas.microsoft.com/office/2019/extlst" xmlns:r="http://schemas.openxmlformats.org/officeDocument/2006/relationships" xmlns:m="http://schemas.openxmlformats.org/officeDocument/2006/math" xmlns:v="urn:schemas-microsoft-com:vml" xmlns:wp14="http://schemas.microsoft.com/office/word/2010/wordprocessingDrawing" xmlns:wp="http://schemas.openxmlformats.org/drawingml/2006/wordprocessingDrawing" xmlns:w10="urn:schemas-microsoft-com:office:word" xmlns:w="http://schemas.openxmlformats.org/wordprocessingml/2006/main" xmlns:w14="http://schemas.microsoft.com/office/word/2010/wordml" xmlns:w15="http://schemas.microsoft.com/office/word/2012/wordml" xmlns:w16cex="http://schemas.microsoft.com/office/word/2018/wordml/cex" xmlns:w16cid="http://schemas.microsoft.com/office/word/2016/wordml/cid" xmlns:w16="http://schemas.microsoft.com/office/word/2018/wordml" xmlns:w16du="http://schemas.microsoft.com/office/word/2023/wordml/word16du" xmlns:w16sdtdh="http://schemas.microsoft.com/office/word/2020/wordml/sdtdatahash" xmlns:w16sdtfl="http://schemas.microsoft.com/office/word/2024/wordml/sdtformatlock" xmlns:w16se="http://schemas.microsoft.com/office/word/2015/wordml/symex" xmlns:wpg="http://schemas.microsoft.com/office/word/2010/wordprocessingGroup" xmlns:wpi="http://schemas.microsoft.com/office/word/2010/wordprocessingInk" xmlns:wne="http://schemas.microsoft.com/office/word/2006/wordml" xmlns:wps="http://schemas.microsoft.com/office/word/2010/wordprocessingShape" mc:Ignorable="w14 w15 w16se w16cid w16 w16cex w16sdtdh w16sdtfl w16du wp14">
   <w:docParts>
     <w:docPart>
       <w:docPartPr>
@@ -14147,9 +14119,8 @@
 </file>
 
 <file path=word/glossary/fontTable.xml><?xml version="1.0" encoding="utf-8"?>
-<w:fonts xmlns:mc="http://schemas.openxmlformats.org/markup-compatibility/2006" xmlns:r="http://schemas.openxmlformats.org/officeDocument/2006/relationships" xmlns:w="http://schemas.openxmlformats.org/wordprocessingml/2006/main" xmlns:w14="http://schemas.microsoft.com/office/word/2010/wordml" xmlns:w15="http://schemas.microsoft.com/office/word/2012/wordml" xmlns:w16cex="http://schemas.microsoft.com/office/word/2018/wordml/cex" xmlns:w16cid="http://schemas.microsoft.com/office/word/2016/wordml/cid" xmlns:w16="http://schemas.microsoft.com/office/word/2018/wordml" xmlns:w16du="http://schemas.microsoft.com/office/word/2023/wordml/word16du" xmlns:w16sdtdh="http://schemas.microsoft.com/office/word/2020/wordml/sdtdatahash" xmlns:w16se="http://schemas.microsoft.com/office/word/2015/wordml/symex" mc:Ignorable="w14 w15 w16se w16cid w16 w16cex w16sdtdh w16du">
+<w:fonts xmlns:mc="http://schemas.openxmlformats.org/markup-compatibility/2006" xmlns:r="http://schemas.openxmlformats.org/officeDocument/2006/relationships" xmlns:w="http://schemas.openxmlformats.org/wordprocessingml/2006/main" xmlns:w14="http://schemas.microsoft.com/office/word/2010/wordml" xmlns:w15="http://schemas.microsoft.com/office/word/2012/wordml" xmlns:w16cex="http://schemas.microsoft.com/office/word/2018/wordml/cex" xmlns:w16cid="http://schemas.microsoft.com/office/word/2016/wordml/cid" xmlns:w16="http://schemas.microsoft.com/office/word/2018/wordml" xmlns:w16du="http://schemas.microsoft.com/office/word/2023/wordml/word16du" xmlns:w16sdtdh="http://schemas.microsoft.com/office/word/2020/wordml/sdtdatahash" xmlns:w16sdtfl="http://schemas.microsoft.com/office/word/2024/wordml/sdtformatlock" xmlns:w16se="http://schemas.microsoft.com/office/word/2015/wordml/symex" mc:Ignorable="w14 w15 w16se w16cid w16 w16cex w16sdtdh w16sdtfl w16du">
   <w:font w:name="Aptos">
-    <w:panose1 w:val="020B0004020202020204"/>
     <w:charset w:val="00"/>
     <w:family w:val="swiss"/>
     <w:pitch w:val="variable"/>
@@ -14160,7 +14131,7 @@
     <w:charset w:val="00"/>
     <w:family w:val="swiss"/>
     <w:pitch w:val="variable"/>
-    <w:sig w:usb0="E0002AFF" w:usb1="C000247B" w:usb2="00000009" w:usb3="00000000" w:csb0="000001FF" w:csb1="00000000"/>
+    <w:sig w:usb0="E4002EFF" w:usb1="C200247B" w:usb2="00000009" w:usb3="00000000" w:csb0="000001FF" w:csb1="00000000"/>
   </w:font>
   <w:font w:name="Times New Roman">
     <w:panose1 w:val="02020603050405020304"/>
@@ -14174,19 +14145,19 @@
     <w:charset w:val="00"/>
     <w:family w:val="modern"/>
     <w:pitch w:val="fixed"/>
-    <w:sig w:usb0="E0002AFF" w:usb1="C0007843" w:usb2="00000009" w:usb3="00000000" w:csb0="000001FF" w:csb1="00000000"/>
+    <w:sig w:usb0="E0002EFF" w:usb1="C0007843" w:usb2="00000009" w:usb3="00000000" w:csb0="000001FF" w:csb1="00000000"/>
   </w:font>
   <w:font w:name="Wingdings">
     <w:panose1 w:val="05000000000000000000"/>
-    <w:charset w:val="4D"/>
-    <w:family w:val="decorative"/>
+    <w:charset w:val="02"/>
+    <w:family w:val="auto"/>
     <w:pitch w:val="variable"/>
-    <w:sig w:usb0="00000003" w:usb1="00000000" w:usb2="00000000" w:usb3="00000000" w:csb0="80000001" w:csb1="00000000"/>
+    <w:sig w:usb0="00000000" w:usb1="10000000" w:usb2="00000000" w:usb3="00000000" w:csb0="80000000" w:csb1="00000000"/>
   </w:font>
   <w:font w:name="Symbol">
     <w:panose1 w:val="05050102010706020507"/>
     <w:charset w:val="02"/>
-    <w:family w:val="decorative"/>
+    <w:family w:val="roman"/>
     <w:pitch w:val="variable"/>
     <w:sig w:usb0="00000000" w:usb1="10000000" w:usb2="00000000" w:usb3="00000000" w:csb0="80000000" w:csb1="00000000"/>
   </w:font>
@@ -14195,7 +14166,7 @@
     <w:charset w:val="00"/>
     <w:family w:val="swiss"/>
     <w:pitch w:val="variable"/>
-    <w:sig w:usb0="E0002AFF" w:usb1="C0007843" w:usb2="00000009" w:usb3="00000000" w:csb0="000001FF" w:csb1="00000000"/>
+    <w:sig w:usb0="E0002EFF" w:usb1="C000785B" w:usb2="00000009" w:usb3="00000000" w:csb0="000001FF" w:csb1="00000000"/>
   </w:font>
   <w:font w:name="Malgun Gothic">
     <w:altName w:val="맑은 고딕"/>
@@ -14206,7 +14177,6 @@
     <w:sig w:usb0="9000002F" w:usb1="29D77CFB" w:usb2="00000012" w:usb3="00000000" w:csb0="00080001" w:csb1="00000000"/>
   </w:font>
   <w:font w:name="Source Sans Pro">
-    <w:panose1 w:val="020B0503030403020204"/>
     <w:charset w:val="00"/>
     <w:family w:val="swiss"/>
     <w:pitch w:val="variable"/>
@@ -14220,14 +14190,12 @@
     <w:sig w:usb0="E00006FF" w:usb1="420024FF" w:usb2="02000000" w:usb3="00000000" w:csb0="0000019F" w:csb1="00000000"/>
   </w:font>
   <w:font w:name="Aptos SemiBold">
-    <w:panose1 w:val="020B0004020202020204"/>
     <w:charset w:val="00"/>
     <w:family w:val="swiss"/>
     <w:pitch w:val="variable"/>
     <w:sig w:usb0="20000287" w:usb1="00000003" w:usb2="00000000" w:usb3="00000000" w:csb0="0000019F" w:csb1="00000000"/>
   </w:font>
   <w:font w:name="Aptos Display">
-    <w:panose1 w:val="020B0004020202020204"/>
     <w:charset w:val="00"/>
     <w:family w:val="swiss"/>
     <w:pitch w:val="variable"/>
@@ -14237,7 +14205,7 @@
 </file>
 
 <file path=word/glossary/settings.xml><?xml version="1.0" encoding="utf-8"?>
-<w:settings xmlns:mc="http://schemas.openxmlformats.org/markup-compatibility/2006" xmlns:o="urn:schemas-microsoft-com:office:office" xmlns:r="http://schemas.openxmlformats.org/officeDocument/2006/relationships" xmlns:m="http://schemas.openxmlformats.org/officeDocument/2006/math" xmlns:v="urn:schemas-microsoft-com:vml" xmlns:w10="urn:schemas-microsoft-com:office:word" xmlns:w="http://schemas.openxmlformats.org/wordprocessingml/2006/main" xmlns:w14="http://schemas.microsoft.com/office/word/2010/wordml" xmlns:w15="http://schemas.microsoft.com/office/word/2012/wordml" xmlns:w16cex="http://schemas.microsoft.com/office/word/2018/wordml/cex" xmlns:w16cid="http://schemas.microsoft.com/office/word/2016/wordml/cid" xmlns:w16="http://schemas.microsoft.com/office/word/2018/wordml" xmlns:w16du="http://schemas.microsoft.com/office/word/2023/wordml/word16du" xmlns:w16sdtdh="http://schemas.microsoft.com/office/word/2020/wordml/sdtdatahash" xmlns:w16se="http://schemas.microsoft.com/office/word/2015/wordml/symex" xmlns:sl="http://schemas.openxmlformats.org/schemaLibrary/2006/main" mc:Ignorable="w14 w15 w16se w16cid w16 w16cex w16sdtdh w16du">
+<w:settings xmlns:mc="http://schemas.openxmlformats.org/markup-compatibility/2006" xmlns:o="urn:schemas-microsoft-com:office:office" xmlns:r="http://schemas.openxmlformats.org/officeDocument/2006/relationships" xmlns:m="http://schemas.openxmlformats.org/officeDocument/2006/math" xmlns:v="urn:schemas-microsoft-com:vml" xmlns:w10="urn:schemas-microsoft-com:office:word" xmlns:w="http://schemas.openxmlformats.org/wordprocessingml/2006/main" xmlns:w14="http://schemas.microsoft.com/office/word/2010/wordml" xmlns:w15="http://schemas.microsoft.com/office/word/2012/wordml" xmlns:w16cex="http://schemas.microsoft.com/office/word/2018/wordml/cex" xmlns:w16cid="http://schemas.microsoft.com/office/word/2016/wordml/cid" xmlns:w16="http://schemas.microsoft.com/office/word/2018/wordml" xmlns:w16du="http://schemas.microsoft.com/office/word/2023/wordml/word16du" xmlns:w16sdtdh="http://schemas.microsoft.com/office/word/2020/wordml/sdtdatahash" xmlns:w16sdtfl="http://schemas.microsoft.com/office/word/2024/wordml/sdtformatlock" xmlns:w16se="http://schemas.microsoft.com/office/word/2015/wordml/symex" xmlns:sl="http://schemas.openxmlformats.org/schemaLibrary/2006/main" mc:Ignorable="w14 w15 w16se w16cid w16 w16cex w16sdtdh w16sdtfl w16du">
   <w:view w:val="normal"/>
   <w:defaultTabStop w:val="720"/>
   <w:characterSpacingControl w:val="doNotCompress"/>
@@ -14282,8 +14250,10 @@
     <w:rsid w:val="00D22C7C"/>
     <w:rsid w:val="00DE2BFE"/>
     <w:rsid w:val="00DE75AF"/>
+    <w:rsid w:val="00E161CA"/>
     <w:rsid w:val="00E62AD8"/>
     <w:rsid w:val="00E73E41"/>
+    <w:rsid w:val="00E8089A"/>
     <w:rsid w:val="00EC1962"/>
     <w:rsid w:val="00EE6462"/>
     <w:rsid w:val="00F71C67"/>
@@ -14311,7 +14281,7 @@
 </file>
 
 <file path=word/glossary/styles.xml><?xml version="1.0" encoding="utf-8"?>
-<w:styles xmlns:mc="http://schemas.openxmlformats.org/markup-compatibility/2006" xmlns:r="http://schemas.openxmlformats.org/officeDocument/2006/relationships" xmlns:w="http://schemas.openxmlformats.org/wordprocessingml/2006/main" xmlns:w14="http://schemas.microsoft.com/office/word/2010/wordml" xmlns:w15="http://schemas.microsoft.com/office/word/2012/wordml" xmlns:w16cex="http://schemas.microsoft.com/office/word/2018/wordml/cex" xmlns:w16cid="http://schemas.microsoft.com/office/word/2016/wordml/cid" xmlns:w16="http://schemas.microsoft.com/office/word/2018/wordml" xmlns:w16du="http://schemas.microsoft.com/office/word/2023/wordml/word16du" xmlns:w16sdtdh="http://schemas.microsoft.com/office/word/2020/wordml/sdtdatahash" xmlns:w16se="http://schemas.microsoft.com/office/word/2015/wordml/symex" mc:Ignorable="w14 w15 w16se w16cid w16 w16cex w16sdtdh w16du">
+<w:styles xmlns:mc="http://schemas.openxmlformats.org/markup-compatibility/2006" xmlns:r="http://schemas.openxmlformats.org/officeDocument/2006/relationships" xmlns:w="http://schemas.openxmlformats.org/wordprocessingml/2006/main" xmlns:w14="http://schemas.microsoft.com/office/word/2010/wordml" xmlns:w15="http://schemas.microsoft.com/office/word/2012/wordml" xmlns:w16cex="http://schemas.microsoft.com/office/word/2018/wordml/cex" xmlns:w16cid="http://schemas.microsoft.com/office/word/2016/wordml/cid" xmlns:w16="http://schemas.microsoft.com/office/word/2018/wordml" xmlns:w16du="http://schemas.microsoft.com/office/word/2023/wordml/word16du" xmlns:w16sdtdh="http://schemas.microsoft.com/office/word/2020/wordml/sdtdatahash" xmlns:w16sdtfl="http://schemas.microsoft.com/office/word/2024/wordml/sdtformatlock" xmlns:w16se="http://schemas.microsoft.com/office/word/2015/wordml/symex" mc:Ignorable="w14 w15 w16se w16cid w16 w16cex w16sdtdh w16sdtfl w16du">
   <w:docDefaults>
     <w:rPrDefault>
       <w:rPr>
@@ -14762,7 +14732,7 @@
 </file>
 
 <file path=word/glossary/webSettings.xml><?xml version="1.0" encoding="utf-8"?>
-<w:webSettings xmlns:mc="http://schemas.openxmlformats.org/markup-compatibility/2006" xmlns:r="http://schemas.openxmlformats.org/officeDocument/2006/relationships" xmlns:w="http://schemas.openxmlformats.org/wordprocessingml/2006/main" xmlns:w14="http://schemas.microsoft.com/office/word/2010/wordml" xmlns:w15="http://schemas.microsoft.com/office/word/2012/wordml" xmlns:w16cex="http://schemas.microsoft.com/office/word/2018/wordml/cex" xmlns:w16cid="http://schemas.microsoft.com/office/word/2016/wordml/cid" xmlns:w16="http://schemas.microsoft.com/office/word/2018/wordml" xmlns:w16du="http://schemas.microsoft.com/office/word/2023/wordml/word16du" xmlns:w16sdtdh="http://schemas.microsoft.com/office/word/2020/wordml/sdtdatahash" xmlns:w16se="http://schemas.microsoft.com/office/word/2015/wordml/symex" mc:Ignorable="w14 w15 w16se w16cid w16 w16cex w16sdtdh w16du">
+<w:webSettings xmlns:mc="http://schemas.openxmlformats.org/markup-compatibility/2006" xmlns:r="http://schemas.openxmlformats.org/officeDocument/2006/relationships" xmlns:w="http://schemas.openxmlformats.org/wordprocessingml/2006/main" xmlns:w14="http://schemas.microsoft.com/office/word/2010/wordml" xmlns:w15="http://schemas.microsoft.com/office/word/2012/wordml" xmlns:w16cex="http://schemas.microsoft.com/office/word/2018/wordml/cex" xmlns:w16cid="http://schemas.microsoft.com/office/word/2016/wordml/cid" xmlns:w16="http://schemas.microsoft.com/office/word/2018/wordml" xmlns:w16du="http://schemas.microsoft.com/office/word/2023/wordml/word16du" xmlns:w16sdtdh="http://schemas.microsoft.com/office/word/2020/wordml/sdtdatahash" xmlns:w16sdtfl="http://schemas.microsoft.com/office/word/2024/wordml/sdtformatlock" xmlns:w16se="http://schemas.microsoft.com/office/word/2015/wordml/symex" mc:Ignorable="w14 w15 w16se w16cid w16 w16cex w16sdtdh w16sdtfl w16du">
   <w:optimizeForBrowser/>
   <w:allowPNG/>
 </w:webSettings>
@@ -15025,6 +14995,26 @@
 </file>
 
 <file path=customXml/item1.xml><?xml version="1.0" encoding="utf-8"?>
+<p:properties xmlns:p="http://schemas.microsoft.com/office/2006/metadata/properties" xmlns:xsi="http://www.w3.org/2001/XMLSchema-instance" xmlns:pc="http://schemas.microsoft.com/office/infopath/2007/PartnerControls">
+  <documentManagement>
+    <TaxCatchAll xmlns="b26d7365-45a0-4152-a00d-ba25160e396c" xsi:nil="true"/>
+    <lcf76f155ced4ddcb4097134ff3c332f xmlns="c2edac12-0203-4da0-8387-d321991b940f">
+      <Terms xmlns="http://schemas.microsoft.com/office/infopath/2007/PartnerControls"/>
+    </lcf76f155ced4ddcb4097134ff3c332f>
+  </documentManagement>
+</p:properties>
+</file>
+
+<file path=customXml/item2.xml><?xml version="1.0" encoding="utf-8"?>
+<?mso-contentType ?>
+<FormTemplates xmlns="http://schemas.microsoft.com/sharepoint/v3/contenttype/forms">
+  <Display>DocumentLibraryForm</Display>
+  <Edit>DocumentLibraryForm</Edit>
+  <New>DocumentLibraryForm</New>
+</FormTemplates>
+</file>
+
+<file path=customXml/item3.xml><?xml version="1.0" encoding="utf-8"?>
 <ct:contentTypeSchema xmlns:ct="http://schemas.microsoft.com/office/2006/metadata/contentType" xmlns:ma="http://schemas.microsoft.com/office/2006/metadata/properties/metaAttributes" ct:_="" ma:_="" ma:contentTypeName="Document" ma:contentTypeID="0x010100AFFC136914988241A0515E53DED1B6D5" ma:contentTypeVersion="13" ma:contentTypeDescription="Create a new document." ma:contentTypeScope="" ma:versionID="85d9e7ce8c3d650d72fabda50a7c51f7">
   <xsd:schema xmlns:xsd="http://www.w3.org/2001/XMLSchema" xmlns:xs="http://www.w3.org/2001/XMLSchema" xmlns:p="http://schemas.microsoft.com/office/2006/metadata/properties" xmlns:ns2="c2edac12-0203-4da0-8387-d321991b940f" xmlns:ns3="b26d7365-45a0-4152-a00d-ba25160e396c" targetNamespace="http://schemas.microsoft.com/office/2006/metadata/properties" ma:root="true" ma:fieldsID="2ebaef2e3c9ff6fcdf06fe5204c6a09f" ns2:_="" ns3:_="">
     <xsd:import namespace="c2edac12-0203-4da0-8387-d321991b940f"/>
@@ -15231,34 +15221,40 @@
 </ct:contentTypeSchema>
 </file>
 
-<file path=customXml/item2.xml><?xml version="1.0" encoding="utf-8"?>
-<?mso-contentType ?>
-<FormTemplates xmlns="http://schemas.microsoft.com/sharepoint/v3/contenttype/forms">
-  <Display>DocumentLibraryForm</Display>
-  <Edit>DocumentLibraryForm</Edit>
-  <New>DocumentLibraryForm</New>
-</FormTemplates>
-</file>
-
-<file path=customXml/item3.xml><?xml version="1.0" encoding="utf-8"?>
-<p:properties xmlns:p="http://schemas.microsoft.com/office/2006/metadata/properties" xmlns:xsi="http://www.w3.org/2001/XMLSchema-instance" xmlns:pc="http://schemas.microsoft.com/office/infopath/2007/PartnerControls">
-  <documentManagement>
-    <TaxCatchAll xmlns="b26d7365-45a0-4152-a00d-ba25160e396c" xsi:nil="true"/>
-    <lcf76f155ced4ddcb4097134ff3c332f xmlns="c2edac12-0203-4da0-8387-d321991b940f">
-      <Terms xmlns="http://schemas.microsoft.com/office/infopath/2007/PartnerControls"/>
-    </lcf76f155ced4ddcb4097134ff3c332f>
-  </documentManagement>
-</p:properties>
-</file>
-
 <file path=customXml/itemProps1.xml><?xml version="1.0" encoding="utf-8"?>
-<ds:datastoreItem xmlns:ds="http://schemas.openxmlformats.org/officeDocument/2006/customXml" ds:itemID="{8BABB291-1076-46F9-9D50-2950BF0F7C80}"/>
+<ds:datastoreItem xmlns:ds="http://schemas.openxmlformats.org/officeDocument/2006/customXml" ds:itemID="{1061D102-26A3-4FDD-97A9-BA9392EEEC43}">
+  <ds:schemaRefs>
+    <ds:schemaRef ds:uri="http://schemas.microsoft.com/office/2006/metadata/properties"/>
+    <ds:schemaRef ds:uri="http://schemas.microsoft.com/office/infopath/2007/PartnerControls"/>
+    <ds:schemaRef ds:uri="b26d7365-45a0-4152-a00d-ba25160e396c"/>
+    <ds:schemaRef ds:uri="c2edac12-0203-4da0-8387-d321991b940f"/>
+  </ds:schemaRefs>
+</ds:datastoreItem>
 </file>
 
 <file path=customXml/itemProps2.xml><?xml version="1.0" encoding="utf-8"?>
-<ds:datastoreItem xmlns:ds="http://schemas.openxmlformats.org/officeDocument/2006/customXml" ds:itemID="{7F3D0FC4-9DCA-4C0C-B797-38DE69CC5CB4}"/>
+<ds:datastoreItem xmlns:ds="http://schemas.openxmlformats.org/officeDocument/2006/customXml" ds:itemID="{7F3D0FC4-9DCA-4C0C-B797-38DE69CC5CB4}">
+  <ds:schemaRefs>
+    <ds:schemaRef ds:uri="http://schemas.microsoft.com/sharepoint/v3/contenttype/forms"/>
+  </ds:schemaRefs>
+</ds:datastoreItem>
 </file>
 
 <file path=customXml/itemProps3.xml><?xml version="1.0" encoding="utf-8"?>
-<ds:datastoreItem xmlns:ds="http://schemas.openxmlformats.org/officeDocument/2006/customXml" ds:itemID="{1061D102-26A3-4FDD-97A9-BA9392EEEC43}"/>
+<ds:datastoreItem xmlns:ds="http://schemas.openxmlformats.org/officeDocument/2006/customXml" ds:itemID="{8BABB291-1076-46F9-9D50-2950BF0F7C80}">
+  <ds:schemaRefs>
+    <ds:schemaRef ds:uri="http://schemas.microsoft.com/office/2006/metadata/contentType"/>
+    <ds:schemaRef ds:uri="http://schemas.microsoft.com/office/2006/metadata/properties/metaAttributes"/>
+    <ds:schemaRef ds:uri="http://www.w3.org/2001/XMLSchema"/>
+    <ds:schemaRef ds:uri="http://schemas.microsoft.com/office/2006/metadata/properties"/>
+    <ds:schemaRef ds:uri="c2edac12-0203-4da0-8387-d321991b940f"/>
+    <ds:schemaRef ds:uri="b26d7365-45a0-4152-a00d-ba25160e396c"/>
+    <ds:schemaRef ds:uri="http://schemas.microsoft.com/office/2006/documentManagement/types"/>
+    <ds:schemaRef ds:uri="http://schemas.microsoft.com/office/infopath/2007/PartnerControls"/>
+    <ds:schemaRef ds:uri="http://schemas.openxmlformats.org/package/2006/metadata/core-properties"/>
+    <ds:schemaRef ds:uri="http://purl.org/dc/elements/1.1/"/>
+    <ds:schemaRef ds:uri="http://purl.org/dc/terms/"/>
+    <ds:schemaRef ds:uri="http://schemas.microsoft.com/internal/obd"/>
+  </ds:schemaRefs>
+</ds:datastoreItem>
 </file>